--- a/bao_cao/Thực tập tốt nghiệp/Báo Cáo.docx
+++ b/bao_cao/Thực tập tốt nghiệp/Báo Cáo.docx
@@ -4675,7 +4675,7 @@
       <w:r>
         <w:fldChar w:fldCharType="separate"/>
       </w:r>
-      <w:hyperlink w:anchor="_Toc237896809" w:history="1">
+      <w:hyperlink w:anchor="_Toc240529851" w:history="1">
         <w:r>
           <w:rPr>
             <w:rStyle w:val="Hyperlink"/>
@@ -4702,7 +4702,7 @@
             <w:noProof/>
             <w:webHidden/>
           </w:rPr>
-          <w:instrText xml:space="preserve"> PAGEREF _Toc237896809 \h </w:instrText>
+          <w:instrText xml:space="preserve"> PAGEREF _Toc240529851 \h </w:instrText>
         </w:r>
         <w:r>
           <w:rPr>
@@ -4747,7 +4747,7 @@
           <w:lang w:eastAsia="ja-JP"/>
         </w:rPr>
       </w:pPr>
-      <w:hyperlink w:anchor="_Toc237896810" w:history="1">
+      <w:hyperlink w:anchor="_Toc240529852" w:history="1">
         <w:r>
           <w:rPr>
             <w:rStyle w:val="Hyperlink"/>
@@ -4774,7 +4774,7 @@
             <w:noProof/>
             <w:webHidden/>
           </w:rPr>
-          <w:instrText xml:space="preserve"> PAGEREF _Toc237896810 \h </w:instrText>
+          <w:instrText xml:space="preserve"> PAGEREF _Toc240529852 \h </w:instrText>
         </w:r>
         <w:r>
           <w:rPr>
@@ -4819,7 +4819,7 @@
           <w:lang w:eastAsia="ja-JP"/>
         </w:rPr>
       </w:pPr>
-      <w:hyperlink w:anchor="_Toc237896811" w:history="1">
+      <w:hyperlink w:anchor="_Toc240529853" w:history="1">
         <w:r>
           <w:rPr>
             <w:rStyle w:val="Hyperlink"/>
@@ -4846,7 +4846,7 @@
             <w:noProof/>
             <w:webHidden/>
           </w:rPr>
-          <w:instrText xml:space="preserve"> PAGEREF _Toc237896811 \h </w:instrText>
+          <w:instrText xml:space="preserve"> PAGEREF _Toc240529853 \h </w:instrText>
         </w:r>
         <w:r>
           <w:rPr>
@@ -4891,7 +4891,7 @@
           <w:lang w:eastAsia="ja-JP"/>
         </w:rPr>
       </w:pPr>
-      <w:hyperlink w:anchor="_Toc237896812" w:history="1">
+      <w:hyperlink w:anchor="_Toc240529854" w:history="1">
         <w:r>
           <w:rPr>
             <w:rStyle w:val="Hyperlink"/>
@@ -4918,7 +4918,7 @@
             <w:noProof/>
             <w:webHidden/>
           </w:rPr>
-          <w:instrText xml:space="preserve"> PAGEREF _Toc237896812 \h </w:instrText>
+          <w:instrText xml:space="preserve"> PAGEREF _Toc240529854 \h </w:instrText>
         </w:r>
         <w:r>
           <w:rPr>
@@ -4963,7 +4963,7 @@
           <w:lang w:eastAsia="ja-JP"/>
         </w:rPr>
       </w:pPr>
-      <w:hyperlink w:anchor="_Toc237896813" w:history="1">
+      <w:hyperlink w:anchor="_Toc240529855" w:history="1">
         <w:r>
           <w:rPr>
             <w:rStyle w:val="Hyperlink"/>
@@ -4990,7 +4990,7 @@
             <w:noProof/>
             <w:webHidden/>
           </w:rPr>
-          <w:instrText xml:space="preserve"> PAGEREF _Toc237896813 \h </w:instrText>
+          <w:instrText xml:space="preserve"> PAGEREF _Toc240529855 \h </w:instrText>
         </w:r>
         <w:r>
           <w:rPr>
@@ -5035,7 +5035,7 @@
           <w:lang w:eastAsia="ja-JP"/>
         </w:rPr>
       </w:pPr>
-      <w:hyperlink w:anchor="_Toc237896814" w:history="1">
+      <w:hyperlink w:anchor="_Toc240529856" w:history="1">
         <w:r>
           <w:rPr>
             <w:rStyle w:val="Hyperlink"/>
@@ -5062,7 +5062,7 @@
             <w:noProof/>
             <w:webHidden/>
           </w:rPr>
-          <w:instrText xml:space="preserve"> PAGEREF _Toc237896814 \h </w:instrText>
+          <w:instrText xml:space="preserve"> PAGEREF _Toc240529856 \h </w:instrText>
         </w:r>
         <w:r>
           <w:rPr>
@@ -5107,7 +5107,7 @@
           <w:lang w:eastAsia="ja-JP"/>
         </w:rPr>
       </w:pPr>
-      <w:hyperlink w:anchor="_Toc237896815" w:history="1">
+      <w:hyperlink w:anchor="_Toc240529857" w:history="1">
         <w:r>
           <w:rPr>
             <w:rStyle w:val="Hyperlink"/>
@@ -5134,7 +5134,7 @@
             <w:noProof/>
             <w:webHidden/>
           </w:rPr>
-          <w:instrText xml:space="preserve"> PAGEREF _Toc237896815 \h </w:instrText>
+          <w:instrText xml:space="preserve"> PAGEREF _Toc240529857 \h </w:instrText>
         </w:r>
         <w:r>
           <w:rPr>
@@ -5179,7 +5179,7 @@
           <w:lang w:eastAsia="ja-JP"/>
         </w:rPr>
       </w:pPr>
-      <w:hyperlink w:anchor="_Toc237896816" w:history="1">
+      <w:hyperlink w:anchor="_Toc240529858" w:history="1">
         <w:r>
           <w:rPr>
             <w:rStyle w:val="Hyperlink"/>
@@ -5206,7 +5206,7 @@
             <w:noProof/>
             <w:webHidden/>
           </w:rPr>
-          <w:instrText xml:space="preserve"> PAGEREF _Toc237896816 \h </w:instrText>
+          <w:instrText xml:space="preserve"> PAGEREF _Toc240529858 \h </w:instrText>
         </w:r>
         <w:r>
           <w:rPr>
@@ -5251,7 +5251,7 @@
           <w:lang w:eastAsia="ja-JP"/>
         </w:rPr>
       </w:pPr>
-      <w:hyperlink w:anchor="_Toc237896817" w:history="1">
+      <w:hyperlink w:anchor="_Toc240529859" w:history="1">
         <w:r>
           <w:rPr>
             <w:rStyle w:val="Hyperlink"/>
@@ -5278,7 +5278,7 @@
             <w:noProof/>
             <w:webHidden/>
           </w:rPr>
-          <w:instrText xml:space="preserve"> PAGEREF _Toc237896817 \h </w:instrText>
+          <w:instrText xml:space="preserve"> PAGEREF _Toc240529859 \h </w:instrText>
         </w:r>
         <w:r>
           <w:rPr>
@@ -5323,7 +5323,7 @@
           <w:lang w:eastAsia="ja-JP"/>
         </w:rPr>
       </w:pPr>
-      <w:hyperlink w:anchor="_Toc237896818" w:history="1">
+      <w:hyperlink w:anchor="_Toc240529860" w:history="1">
         <w:r>
           <w:rPr>
             <w:rStyle w:val="Hyperlink"/>
@@ -5350,7 +5350,7 @@
             <w:noProof/>
             <w:webHidden/>
           </w:rPr>
-          <w:instrText xml:space="preserve"> PAGEREF _Toc237896818 \h </w:instrText>
+          <w:instrText xml:space="preserve"> PAGEREF _Toc240529860 \h </w:instrText>
         </w:r>
         <w:r>
           <w:rPr>
@@ -5395,7 +5395,7 @@
           <w:lang w:eastAsia="ja-JP"/>
         </w:rPr>
       </w:pPr>
-      <w:hyperlink w:anchor="_Toc237896819" w:history="1">
+      <w:hyperlink w:anchor="_Toc240529861" w:history="1">
         <w:r>
           <w:rPr>
             <w:rStyle w:val="Hyperlink"/>
@@ -5422,7 +5422,7 @@
             <w:noProof/>
             <w:webHidden/>
           </w:rPr>
-          <w:instrText xml:space="preserve"> PAGEREF _Toc237896819 \h </w:instrText>
+          <w:instrText xml:space="preserve"> PAGEREF _Toc240529861 \h </w:instrText>
         </w:r>
         <w:r>
           <w:rPr>
@@ -5467,7 +5467,7 @@
           <w:lang w:eastAsia="ja-JP"/>
         </w:rPr>
       </w:pPr>
-      <w:hyperlink w:anchor="_Toc237896820" w:history="1">
+      <w:hyperlink w:anchor="_Toc240529862" w:history="1">
         <w:r>
           <w:rPr>
             <w:rStyle w:val="Hyperlink"/>
@@ -5494,7 +5494,7 @@
             <w:noProof/>
             <w:webHidden/>
           </w:rPr>
-          <w:instrText xml:space="preserve"> PAGEREF _Toc237896820 \h </w:instrText>
+          <w:instrText xml:space="preserve"> PAGEREF _Toc240529862 \h </w:instrText>
         </w:r>
         <w:r>
           <w:rPr>
@@ -5539,7 +5539,7 @@
           <w:lang w:eastAsia="ja-JP"/>
         </w:rPr>
       </w:pPr>
-      <w:hyperlink w:anchor="_Toc237896821" w:history="1">
+      <w:hyperlink w:anchor="_Toc240529863" w:history="1">
         <w:r>
           <w:rPr>
             <w:rStyle w:val="Hyperlink"/>
@@ -5566,7 +5566,7 @@
             <w:noProof/>
             <w:webHidden/>
           </w:rPr>
-          <w:instrText xml:space="preserve"> PAGEREF _Toc237896821 \h </w:instrText>
+          <w:instrText xml:space="preserve"> PAGEREF _Toc240529863 \h </w:instrText>
         </w:r>
         <w:r>
           <w:rPr>
@@ -5611,7 +5611,7 @@
           <w:lang w:eastAsia="ja-JP"/>
         </w:rPr>
       </w:pPr>
-      <w:hyperlink w:anchor="_Toc237896822" w:history="1">
+      <w:hyperlink w:anchor="_Toc240529864" w:history="1">
         <w:r>
           <w:rPr>
             <w:rStyle w:val="Hyperlink"/>
@@ -5638,7 +5638,7 @@
             <w:noProof/>
             <w:webHidden/>
           </w:rPr>
-          <w:instrText xml:space="preserve"> PAGEREF _Toc237896822 \h </w:instrText>
+          <w:instrText xml:space="preserve"> PAGEREF _Toc240529864 \h </w:instrText>
         </w:r>
         <w:r>
           <w:rPr>
@@ -5683,7 +5683,7 @@
           <w:lang w:eastAsia="ja-JP"/>
         </w:rPr>
       </w:pPr>
-      <w:hyperlink w:anchor="_Toc237896823" w:history="1">
+      <w:hyperlink w:anchor="_Toc240529865" w:history="1">
         <w:r>
           <w:rPr>
             <w:rStyle w:val="Hyperlink"/>
@@ -5710,7 +5710,7 @@
             <w:noProof/>
             <w:webHidden/>
           </w:rPr>
-          <w:instrText xml:space="preserve"> PAGEREF _Toc237896823 \h </w:instrText>
+          <w:instrText xml:space="preserve"> PAGEREF _Toc240529865 \h </w:instrText>
         </w:r>
         <w:r>
           <w:rPr>
@@ -5755,7 +5755,7 @@
           <w:lang w:eastAsia="ja-JP"/>
         </w:rPr>
       </w:pPr>
-      <w:hyperlink w:anchor="_Toc237896824" w:history="1">
+      <w:hyperlink w:anchor="_Toc240529866" w:history="1">
         <w:r>
           <w:rPr>
             <w:rStyle w:val="Hyperlink"/>
@@ -5782,7 +5782,7 @@
             <w:noProof/>
             <w:webHidden/>
           </w:rPr>
-          <w:instrText xml:space="preserve"> PAGEREF _Toc237896824 \h </w:instrText>
+          <w:instrText xml:space="preserve"> PAGEREF _Toc240529866 \h </w:instrText>
         </w:r>
         <w:r>
           <w:rPr>
@@ -5802,7 +5802,7 @@
             <w:noProof/>
             <w:webHidden/>
           </w:rPr>
-          <w:t>33</w:t>
+          <w:t>34</w:t>
         </w:r>
         <w:r>
           <w:rPr>
@@ -5871,21 +5871,6 @@
         <w:fldChar w:fldCharType="begin"/>
       </w:r>
       <w:r>
-        <w:instrText xml:space="preserve"> TOC \h \z \t "Quote" \c </w:instrText>
-      </w:r>
-      <w:r>
-        <w:rPr>
-          <w:sz w:val="36"/>
-        </w:rPr>
-        <w:fldChar w:fldCharType="separate"/>
-      </w:r>
-      <w:r>
-        <w:rPr>
-          <w:sz w:val="36"/>
-        </w:rPr>
-        <w:fldChar w:fldCharType="begin"/>
-      </w:r>
-      <w:r>
         <w:rPr>
           <w:sz w:val="36"/>
         </w:rPr>
@@ -5912,7 +5897,7 @@
           <w:lang w:eastAsia="ja-JP"/>
         </w:rPr>
       </w:pPr>
-      <w:hyperlink w:anchor="_Toc237896825" w:history="1">
+      <w:hyperlink w:anchor="_Toc240529868" w:history="1">
         <w:r>
           <w:rPr>
             <w:rStyle w:val="Hyperlink"/>
@@ -5939,7 +5924,7 @@
             <w:noProof/>
             <w:webHidden/>
           </w:rPr>
-          <w:instrText xml:space="preserve"> PAGEREF _Toc237896825 \h </w:instrText>
+          <w:instrText xml:space="preserve"> PAGEREF _Toc240529868 \h </w:instrText>
         </w:r>
         <w:r>
           <w:rPr>
@@ -5984,7 +5969,7 @@
           <w:lang w:eastAsia="ja-JP"/>
         </w:rPr>
       </w:pPr>
-      <w:hyperlink w:anchor="_Toc237896826" w:history="1">
+      <w:hyperlink w:anchor="_Toc240529869" w:history="1">
         <w:r>
           <w:rPr>
             <w:rStyle w:val="Hyperlink"/>
@@ -6011,7 +5996,7 @@
             <w:noProof/>
             <w:webHidden/>
           </w:rPr>
-          <w:instrText xml:space="preserve"> PAGEREF _Toc237896826 \h </w:instrText>
+          <w:instrText xml:space="preserve"> PAGEREF _Toc240529869 \h </w:instrText>
         </w:r>
         <w:r>
           <w:rPr>
@@ -6056,7 +6041,7 @@
           <w:lang w:eastAsia="ja-JP"/>
         </w:rPr>
       </w:pPr>
-      <w:hyperlink w:anchor="_Toc237896827" w:history="1">
+      <w:hyperlink w:anchor="_Toc240529870" w:history="1">
         <w:r>
           <w:rPr>
             <w:rStyle w:val="Hyperlink"/>
@@ -6083,7 +6068,7 @@
             <w:noProof/>
             <w:webHidden/>
           </w:rPr>
-          <w:instrText xml:space="preserve"> PAGEREF _Toc237896827 \h </w:instrText>
+          <w:instrText xml:space="preserve"> PAGEREF _Toc240529870 \h </w:instrText>
         </w:r>
         <w:r>
           <w:rPr>
@@ -6128,7 +6113,7 @@
           <w:lang w:eastAsia="ja-JP"/>
         </w:rPr>
       </w:pPr>
-      <w:hyperlink w:anchor="_Toc237896828" w:history="1">
+      <w:hyperlink w:anchor="_Toc240529871" w:history="1">
         <w:r>
           <w:rPr>
             <w:rStyle w:val="Hyperlink"/>
@@ -6155,7 +6140,7 @@
             <w:noProof/>
             <w:webHidden/>
           </w:rPr>
-          <w:instrText xml:space="preserve"> PAGEREF _Toc237896828 \h </w:instrText>
+          <w:instrText xml:space="preserve"> PAGEREF _Toc240529871 \h </w:instrText>
         </w:r>
         <w:r>
           <w:rPr>
@@ -6200,7 +6185,7 @@
           <w:lang w:eastAsia="ja-JP"/>
         </w:rPr>
       </w:pPr>
-      <w:hyperlink w:anchor="_Toc237896829" w:history="1">
+      <w:hyperlink w:anchor="_Toc240529872" w:history="1">
         <w:r>
           <w:rPr>
             <w:rStyle w:val="Hyperlink"/>
@@ -6227,7 +6212,7 @@
             <w:noProof/>
             <w:webHidden/>
           </w:rPr>
-          <w:instrText xml:space="preserve"> PAGEREF _Toc237896829 \h </w:instrText>
+          <w:instrText xml:space="preserve"> PAGEREF _Toc240529872 \h </w:instrText>
         </w:r>
         <w:r>
           <w:rPr>
@@ -6272,7 +6257,7 @@
           <w:lang w:eastAsia="ja-JP"/>
         </w:rPr>
       </w:pPr>
-      <w:hyperlink w:anchor="_Toc237896830" w:history="1">
+      <w:hyperlink w:anchor="_Toc240529873" w:history="1">
         <w:r>
           <w:rPr>
             <w:rStyle w:val="Hyperlink"/>
@@ -6299,7 +6284,7 @@
             <w:noProof/>
             <w:webHidden/>
           </w:rPr>
-          <w:instrText xml:space="preserve"> PAGEREF _Toc237896830 \h </w:instrText>
+          <w:instrText xml:space="preserve"> PAGEREF _Toc240529873 \h </w:instrText>
         </w:r>
         <w:r>
           <w:rPr>
@@ -6344,9 +6329,6 @@
         <w:fldChar w:fldCharType="end"/>
       </w:r>
       <w:r>
-        <w:fldChar w:fldCharType="end"/>
-      </w:r>
-      <w:r>
         <w:br w:type="page"/>
       </w:r>
       <w:bookmarkStart w:id="7" w:name="_Toc211979191"/>
@@ -8462,7 +8444,43 @@
         <w:rPr>
           <w:lang w:val="vi"/>
         </w:rPr>
-        <w:t>Trong thời gian thực tập từ ngày 01/09/2026 đến ngày 28/09/2026 tại Công ty Cổ phần Công nghệ và Dịch vụ Y tế TECNIC, em đã thực hiện các nội dung nghiên cứu, phát triển và triển khai đề tài theo kế hoạch thực tập đã đề ra:</w:t>
+        <w:t xml:space="preserve">Trong thời gian thực tập từ ngày </w:t>
+      </w:r>
+      <w:r>
+        <w:rPr>
+          <w:lang w:val="vi"/>
+        </w:rPr>
+        <w:t>24</w:t>
+      </w:r>
+      <w:r>
+        <w:rPr>
+          <w:lang w:val="vi"/>
+        </w:rPr>
+        <w:t>/0</w:t>
+      </w:r>
+      <w:r>
+        <w:rPr>
+          <w:lang w:val="vi"/>
+        </w:rPr>
+        <w:t>8</w:t>
+      </w:r>
+      <w:r>
+        <w:rPr>
+          <w:lang w:val="vi"/>
+        </w:rPr>
+        <w:t>/2026 đến ngày 2</w:t>
+      </w:r>
+      <w:r>
+        <w:rPr>
+          <w:lang w:val="vi"/>
+        </w:rPr>
+        <w:t>1</w:t>
+      </w:r>
+      <w:r>
+        <w:rPr>
+          <w:lang w:val="vi"/>
+        </w:rPr>
+        <w:t>/09/2026 tại Công ty Cổ phần Công nghệ và Dịch vụ Y tế TECNIC, em đã thực hiện các nội dung nghiên cứu, phát triển và triển khai đề tài theo kế hoạch thực tập đã đề ra:</w:t>
       </w:r>
     </w:p>
     <w:p>
@@ -8477,7 +8495,71 @@
           <w:bCs/>
           <w:lang w:val="vi"/>
         </w:rPr>
-        <w:t>Tuần 1 (01/09 – 07/09):</w:t>
+        <w:t>Tuần 1 (</w:t>
+      </w:r>
+      <w:r>
+        <w:rPr>
+          <w:b/>
+          <w:bCs/>
+          <w:lang w:val="vi"/>
+        </w:rPr>
+        <w:t>24</w:t>
+      </w:r>
+      <w:r>
+        <w:rPr>
+          <w:b/>
+          <w:bCs/>
+          <w:lang w:val="vi"/>
+        </w:rPr>
+        <w:t>/0</w:t>
+      </w:r>
+      <w:r>
+        <w:rPr>
+          <w:b/>
+          <w:bCs/>
+          <w:lang w:val="vi"/>
+        </w:rPr>
+        <w:t>8</w:t>
+      </w:r>
+      <w:r>
+        <w:rPr>
+          <w:b/>
+          <w:bCs/>
+          <w:lang w:val="vi"/>
+        </w:rPr>
+        <w:t xml:space="preserve"> – </w:t>
+      </w:r>
+      <w:r>
+        <w:rPr>
+          <w:b/>
+          <w:bCs/>
+          <w:lang w:val="vi"/>
+        </w:rPr>
+        <w:t>30</w:t>
+      </w:r>
+      <w:r>
+        <w:rPr>
+          <w:b/>
+          <w:bCs/>
+          <w:lang w:val="vi"/>
+        </w:rPr>
+        <w:t>/0</w:t>
+      </w:r>
+      <w:r>
+        <w:rPr>
+          <w:b/>
+          <w:bCs/>
+          <w:lang w:val="vi"/>
+        </w:rPr>
+        <w:t>8</w:t>
+      </w:r>
+      <w:r>
+        <w:rPr>
+          <w:b/>
+          <w:bCs/>
+          <w:lang w:val="vi"/>
+        </w:rPr>
+        <w:t>):</w:t>
       </w:r>
       <w:r>
         <w:rPr>
@@ -8505,28 +8587,15 @@
           <w:bCs/>
           <w:lang w:val="vi"/>
         </w:rPr>
-        <w:t>Tuần 2 (08/09 – 14/09):</w:t>
-      </w:r>
-      <w:r>
-        <w:rPr>
-          <w:lang w:val="vi"/>
-        </w:rPr>
-        <w:t xml:space="preserve"> Thu thập, tổ chức và tiền xử lý dữ liệu hình ảnh sản phẩm nội thất. Thực hiện chuẩn hóa dữ liệu, tăng cường dữ liệu và phân chia tập huấn luyện, tập kiểm định và tập kiểm thử nhằm chuẩn bị cho quá trình huấn luyện mô hình.</w:t>
-      </w:r>
-    </w:p>
-    <w:p>
-      <w:pPr>
-        <w:rPr>
-          <w:lang w:val="vi"/>
-        </w:rPr>
-      </w:pPr>
+        <w:t>Tuần 2 (</w:t>
+      </w:r>
       <w:r>
         <w:rPr>
           <w:b/>
           <w:bCs/>
           <w:lang w:val="vi"/>
         </w:rPr>
-        <w:t xml:space="preserve"> </w:t>
+        <w:t>31</w:t>
       </w:r>
       <w:r>
         <w:rPr>
@@ -8534,28 +8603,169 @@
           <w:bCs/>
           <w:lang w:val="vi"/>
         </w:rPr>
-        <w:t>Tuần 3 (15/09 – 21/09):</w:t>
-      </w:r>
-      <w:r>
-        <w:rPr>
-          <w:lang w:val="vi"/>
-        </w:rPr>
-        <w:t xml:space="preserve"> Xây dựng và huấn luyện các mô hình CNN dựa trên phương pháp Transfer Learning. Đồng thời nghiên cứu và tích hợp kỹ thuật Grad-CAM để trực quan hóa vùng đặc trưng mà mô hình tập trung, kết hợp cơ chế phát hiện dữ liệu ngoài phân bố nhằm nâng cao độ tin cậy của hệ thống.</w:t>
-      </w:r>
-    </w:p>
-    <w:p>
-      <w:pPr>
-        <w:rPr>
-          <w:lang w:val="vi"/>
-        </w:rPr>
-      </w:pPr>
+        <w:t>/0</w:t>
+      </w:r>
       <w:r>
         <w:rPr>
           <w:b/>
           <w:bCs/>
           <w:lang w:val="vi"/>
         </w:rPr>
-        <w:t>Tuần 4 (22/09 – 28/09):</w:t>
+        <w:t>8</w:t>
+      </w:r>
+      <w:r>
+        <w:rPr>
+          <w:b/>
+          <w:bCs/>
+          <w:lang w:val="vi"/>
+        </w:rPr>
+        <w:t xml:space="preserve"> – </w:t>
+      </w:r>
+      <w:r>
+        <w:rPr>
+          <w:b/>
+          <w:bCs/>
+          <w:lang w:val="vi"/>
+        </w:rPr>
+        <w:t>06</w:t>
+      </w:r>
+      <w:r>
+        <w:rPr>
+          <w:b/>
+          <w:bCs/>
+          <w:lang w:val="vi"/>
+        </w:rPr>
+        <w:t>/09):</w:t>
+      </w:r>
+      <w:r>
+        <w:rPr>
+          <w:lang w:val="vi"/>
+        </w:rPr>
+        <w:t xml:space="preserve"> Thu thập, tổ chức và tiền xử lý dữ liệu hình ảnh sản phẩm nội thất. Thực hiện chuẩn hóa dữ liệu, tăng cường dữ liệu và phân chia tập huấn luyện, tập kiểm định và tập kiểm thử nhằm chuẩn bị cho quá trình huấn luyện mô hình.</w:t>
+      </w:r>
+    </w:p>
+    <w:p>
+      <w:pPr>
+        <w:rPr>
+          <w:lang w:val="vi"/>
+        </w:rPr>
+      </w:pPr>
+      <w:r>
+        <w:rPr>
+          <w:b/>
+          <w:bCs/>
+          <w:lang w:val="vi"/>
+        </w:rPr>
+        <w:t xml:space="preserve"> </w:t>
+      </w:r>
+      <w:r>
+        <w:rPr>
+          <w:b/>
+          <w:bCs/>
+          <w:lang w:val="vi"/>
+        </w:rPr>
+        <w:t>Tuần 3 (</w:t>
+      </w:r>
+      <w:r>
+        <w:rPr>
+          <w:b/>
+          <w:bCs/>
+          <w:lang w:val="vi"/>
+        </w:rPr>
+        <w:t>07</w:t>
+      </w:r>
+      <w:r>
+        <w:rPr>
+          <w:b/>
+          <w:bCs/>
+          <w:lang w:val="vi"/>
+        </w:rPr>
+        <w:t>/0</w:t>
+      </w:r>
+      <w:r>
+        <w:rPr>
+          <w:b/>
+          <w:bCs/>
+          <w:lang w:val="vi"/>
+        </w:rPr>
+        <w:t>9</w:t>
+      </w:r>
+      <w:r>
+        <w:rPr>
+          <w:b/>
+          <w:bCs/>
+          <w:lang w:val="vi"/>
+        </w:rPr>
+        <w:t xml:space="preserve"> – </w:t>
+      </w:r>
+      <w:r>
+        <w:rPr>
+          <w:b/>
+          <w:bCs/>
+          <w:lang w:val="vi"/>
+        </w:rPr>
+        <w:t>13</w:t>
+      </w:r>
+      <w:r>
+        <w:rPr>
+          <w:b/>
+          <w:bCs/>
+          <w:lang w:val="vi"/>
+        </w:rPr>
+        <w:t>/09):</w:t>
+      </w:r>
+      <w:r>
+        <w:rPr>
+          <w:lang w:val="vi"/>
+        </w:rPr>
+        <w:t xml:space="preserve"> Xây dựng và huấn luyện các mô hình CNN dựa trên phương pháp Transfer Learning. Đồng thời nghiên cứu và tích hợp kỹ thuật Grad-CAM để trực quan hóa vùng đặc trưng mà mô hình tập trung, kết hợp cơ chế phát hiện dữ liệu ngoài phân bố nhằm nâng cao độ tin cậy của hệ thống.</w:t>
+      </w:r>
+    </w:p>
+    <w:p>
+      <w:pPr>
+        <w:rPr>
+          <w:lang w:val="vi"/>
+        </w:rPr>
+      </w:pPr>
+      <w:r>
+        <w:rPr>
+          <w:b/>
+          <w:bCs/>
+          <w:lang w:val="vi"/>
+        </w:rPr>
+        <w:t>Tuần 4 (</w:t>
+      </w:r>
+      <w:r>
+        <w:rPr>
+          <w:b/>
+          <w:bCs/>
+          <w:lang w:val="vi"/>
+        </w:rPr>
+        <w:t>14</w:t>
+      </w:r>
+      <w:r>
+        <w:rPr>
+          <w:b/>
+          <w:bCs/>
+          <w:lang w:val="vi"/>
+        </w:rPr>
+        <w:t>/09 – 2</w:t>
+      </w:r>
+      <w:r>
+        <w:rPr>
+          <w:b/>
+          <w:bCs/>
+          <w:lang w:val="vi"/>
+        </w:rPr>
+        <w:t>1</w:t>
+      </w:r>
+      <w:r>
+        <w:rPr>
+          <w:b/>
+          <w:bCs/>
+          <w:lang w:val="vi"/>
+        </w:rPr>
+        <w:t>/09):</w:t>
       </w:r>
       <w:r>
         <w:rPr>
@@ -9803,7 +10013,7 @@
       <w:pPr>
         <w:pStyle w:val="Subtitle"/>
       </w:pPr>
-      <w:bookmarkStart w:id="32" w:name="_Toc237896809"/>
+      <w:bookmarkStart w:id="32" w:name="_Toc240529851"/>
       <w:r>
         <w:lastRenderedPageBreak/>
         <w:t>Hình 2.</w:t>
@@ -10370,7 +10580,7 @@
       <w:pPr>
         <w:pStyle w:val="Subtitle"/>
       </w:pPr>
-      <w:bookmarkStart w:id="39" w:name="_Toc237896810"/>
+      <w:bookmarkStart w:id="39" w:name="_Toc240529852"/>
       <w:r>
         <w:t>Hình 2.</w:t>
       </w:r>
@@ -11041,7 +11251,7 @@
       <w:bookmarkStart w:id="47" w:name="_Toc236861159"/>
       <w:bookmarkStart w:id="48" w:name="_Toc237031632"/>
       <w:bookmarkStart w:id="49" w:name="_Toc237032950"/>
-      <w:bookmarkStart w:id="50" w:name="_Toc237896825"/>
+      <w:bookmarkStart w:id="50" w:name="_Toc240529868"/>
       <w:r>
         <w:t>Bảng 3.1. Yêu cầu chức năng và phi chức năng của hệ thống</w:t>
       </w:r>
@@ -11139,7 +11349,7 @@
       <w:pPr>
         <w:pStyle w:val="Subtitle"/>
       </w:pPr>
-      <w:bookmarkStart w:id="52" w:name="_Toc237896811"/>
+      <w:bookmarkStart w:id="52" w:name="_Toc240529853"/>
       <w:r>
         <w:t xml:space="preserve">Hình 3.1 </w:t>
       </w:r>
@@ -11280,7 +11490,7 @@
       <w:pPr>
         <w:pStyle w:val="Subtitle"/>
       </w:pPr>
-      <w:bookmarkStart w:id="55" w:name="_Toc237896812"/>
+      <w:bookmarkStart w:id="55" w:name="_Toc240529854"/>
       <w:r>
         <w:t>Hình 3.2. Cấu trúc thư mục bộ dữ liệu ImageFolder</w:t>
       </w:r>
@@ -12170,7 +12380,7 @@
       <w:bookmarkStart w:id="56" w:name="_Toc236861160"/>
       <w:bookmarkStart w:id="57" w:name="_Toc237031633"/>
       <w:bookmarkStart w:id="58" w:name="_Toc237032951"/>
-      <w:bookmarkStart w:id="59" w:name="_Toc237896826"/>
+      <w:bookmarkStart w:id="59" w:name="_Toc240529869"/>
       <w:r>
         <w:t>Bảng 3.2. Thống kê số lượng hình ảnh theo từng tập dữ liệu</w:t>
       </w:r>
@@ -12601,7 +12811,7 @@
       <w:bookmarkStart w:id="61" w:name="_Toc236861161"/>
       <w:bookmarkStart w:id="62" w:name="_Toc237031634"/>
       <w:bookmarkStart w:id="63" w:name="_Toc237032952"/>
-      <w:bookmarkStart w:id="64" w:name="_Toc237896827"/>
+      <w:bookmarkStart w:id="64" w:name="_Toc240529870"/>
       <w:r>
         <w:t>Bảng 3.3. Các kỹ thuật tăng cường dữ liệu</w:t>
       </w:r>
@@ -12663,7 +12873,7 @@
       <w:pPr>
         <w:pStyle w:val="Subtitle"/>
       </w:pPr>
-      <w:bookmarkStart w:id="65" w:name="_Toc237896813"/>
+      <w:bookmarkStart w:id="65" w:name="_Toc240529855"/>
       <w:r>
         <w:t>Hình 3.3. Quy trình tiền xử lý và tăng cường dữ liệu trước khi đưa vào mô hình CNN</w:t>
       </w:r>
@@ -12936,7 +13146,7 @@
       <w:pPr>
         <w:pStyle w:val="Subtitle"/>
       </w:pPr>
-      <w:bookmarkStart w:id="68" w:name="_Toc237896814"/>
+      <w:bookmarkStart w:id="68" w:name="_Toc240529856"/>
       <w:r>
         <w:t>Hình 3.4. Quy trình Fine-tuning 2 giai đoạn</w:t>
       </w:r>
@@ -13370,7 +13580,7 @@
       <w:pPr>
         <w:pStyle w:val="Subtitle"/>
       </w:pPr>
-      <w:bookmarkStart w:id="71" w:name="_Toc237896815"/>
+      <w:bookmarkStart w:id="71" w:name="_Toc240529857"/>
       <w:r>
         <w:t>Hình 3.</w:t>
       </w:r>
@@ -13690,9 +13900,9 @@
           <w:szCs w:val="26"/>
         </w:rPr>
         <w:drawing>
-          <wp:inline distT="0" distB="0" distL="0" distR="0" wp14:anchorId="3A536F61" wp14:editId="6C71FD14">
-            <wp:extent cx="5021787" cy="3448050"/>
-            <wp:effectExtent l="0" t="0" r="7620" b="0"/>
+          <wp:inline distT="0" distB="0" distL="0" distR="0" wp14:anchorId="3A536F61" wp14:editId="2E18D04C">
+            <wp:extent cx="5687657" cy="3905250"/>
+            <wp:effectExtent l="0" t="0" r="8890" b="0"/>
             <wp:docPr id="159442712" name="Picture 1"/>
             <wp:cNvGraphicFramePr>
               <a:graphicFrameLocks xmlns:a="http://schemas.openxmlformats.org/drawingml/2006/main" noChangeAspect="1"/>
@@ -13713,7 +13923,7 @@
                   <pic:spPr>
                     <a:xfrm>
                       <a:off x="0" y="0"/>
-                      <a:ext cx="5029122" cy="3453087"/>
+                      <a:ext cx="5711854" cy="3921864"/>
                     </a:xfrm>
                     <a:prstGeom prst="rect">
                       <a:avLst/>
@@ -13730,7 +13940,7 @@
       <w:pPr>
         <w:pStyle w:val="Subtitle"/>
       </w:pPr>
-      <w:bookmarkStart w:id="75" w:name="_Toc237896816"/>
+      <w:bookmarkStart w:id="75" w:name="_Toc240529858"/>
       <w:r>
         <w:t>Hình 3.</w:t>
       </w:r>
@@ -13753,9 +13963,9 @@
         </w:rPr>
         <w:lastRenderedPageBreak/>
         <w:drawing>
-          <wp:inline distT="0" distB="0" distL="0" distR="0" wp14:anchorId="73238448" wp14:editId="51738327">
+          <wp:inline distT="0" distB="0" distL="0" distR="0" wp14:anchorId="73238448" wp14:editId="4A603C1F">
             <wp:extent cx="4616371" cy="3460750"/>
-            <wp:effectExtent l="0" t="0" r="0" b="6350"/>
+            <wp:effectExtent l="0" t="0" r="0" b="0"/>
             <wp:docPr id="1854529646" name="Picture 1"/>
             <wp:cNvGraphicFramePr>
               <a:graphicFrameLocks xmlns:a="http://schemas.openxmlformats.org/drawingml/2006/main" noChangeAspect="1"/>
@@ -13776,7 +13986,7 @@
                   <pic:spPr>
                     <a:xfrm>
                       <a:off x="0" y="0"/>
-                      <a:ext cx="4626401" cy="3468269"/>
+                      <a:ext cx="4616371" cy="3460750"/>
                     </a:xfrm>
                     <a:prstGeom prst="rect">
                       <a:avLst/>
@@ -13793,7 +14003,7 @@
       <w:pPr>
         <w:pStyle w:val="Subtitle"/>
       </w:pPr>
-      <w:bookmarkStart w:id="76" w:name="_Toc237896817"/>
+      <w:bookmarkStart w:id="76" w:name="_Toc240529859"/>
       <w:r>
         <w:t>Hình 3.</w:t>
       </w:r>
@@ -13815,9 +14025,9 @@
           <w:noProof/>
         </w:rPr>
         <w:drawing>
-          <wp:inline distT="0" distB="0" distL="0" distR="0" wp14:anchorId="1EF53637" wp14:editId="18DC0D71">
-            <wp:extent cx="4684604" cy="4210050"/>
-            <wp:effectExtent l="0" t="0" r="1905" b="0"/>
+          <wp:inline distT="0" distB="0" distL="0" distR="0" wp14:anchorId="1EF53637" wp14:editId="22929885">
+            <wp:extent cx="4662805" cy="4190459"/>
+            <wp:effectExtent l="0" t="0" r="4445" b="635"/>
             <wp:docPr id="1923588402" name="Picture 1"/>
             <wp:cNvGraphicFramePr>
               <a:graphicFrameLocks xmlns:a="http://schemas.openxmlformats.org/drawingml/2006/main" noChangeAspect="1"/>
@@ -13838,7 +14048,7 @@
                   <pic:spPr>
                     <a:xfrm>
                       <a:off x="0" y="0"/>
-                      <a:ext cx="4694738" cy="4219158"/>
+                      <a:ext cx="4670855" cy="4197693"/>
                     </a:xfrm>
                     <a:prstGeom prst="rect">
                       <a:avLst/>
@@ -13855,7 +14065,7 @@
       <w:pPr>
         <w:pStyle w:val="Subtitle"/>
       </w:pPr>
-      <w:bookmarkStart w:id="77" w:name="_Toc237896818"/>
+      <w:bookmarkStart w:id="77" w:name="_Toc240529860"/>
       <w:r>
         <w:t>Hình 3.</w:t>
       </w:r>
@@ -14026,6 +14236,7 @@
         <w:tc>
           <w:tcPr>
             <w:tcW w:w="0" w:type="auto"/>
+            <w:vMerge w:val="restart"/>
             <w:vAlign w:val="center"/>
             <w:hideMark/>
           </w:tcPr>
@@ -14080,6 +14291,7 @@
         <w:tc>
           <w:tcPr>
             <w:tcW w:w="0" w:type="auto"/>
+            <w:vMerge/>
             <w:vAlign w:val="center"/>
             <w:hideMark/>
           </w:tcPr>
@@ -14127,6 +14339,7 @@
         <w:tc>
           <w:tcPr>
             <w:tcW w:w="0" w:type="auto"/>
+            <w:vMerge/>
             <w:vAlign w:val="center"/>
             <w:hideMark/>
           </w:tcPr>
@@ -14174,6 +14387,7 @@
         <w:tc>
           <w:tcPr>
             <w:tcW w:w="0" w:type="auto"/>
+            <w:vMerge/>
             <w:vAlign w:val="center"/>
             <w:hideMark/>
           </w:tcPr>
@@ -14221,6 +14435,7 @@
         <w:tc>
           <w:tcPr>
             <w:tcW w:w="0" w:type="auto"/>
+            <w:vMerge w:val="restart"/>
             <w:vAlign w:val="center"/>
             <w:hideMark/>
           </w:tcPr>
@@ -14275,6 +14490,7 @@
         <w:tc>
           <w:tcPr>
             <w:tcW w:w="0" w:type="auto"/>
+            <w:vMerge/>
             <w:vAlign w:val="center"/>
             <w:hideMark/>
           </w:tcPr>
@@ -14322,6 +14538,7 @@
         <w:tc>
           <w:tcPr>
             <w:tcW w:w="0" w:type="auto"/>
+            <w:vMerge/>
             <w:vAlign w:val="center"/>
             <w:hideMark/>
           </w:tcPr>
@@ -14369,6 +14586,7 @@
         <w:tc>
           <w:tcPr>
             <w:tcW w:w="0" w:type="auto"/>
+            <w:vMerge/>
             <w:vAlign w:val="center"/>
             <w:hideMark/>
           </w:tcPr>
@@ -14437,7 +14655,7 @@
       </w:pPr>
       <w:bookmarkStart w:id="80" w:name="_Toc237031635"/>
       <w:bookmarkStart w:id="81" w:name="_Toc237032953"/>
-      <w:bookmarkStart w:id="82" w:name="_Toc237896828"/>
+      <w:bookmarkStart w:id="82" w:name="_Toc240529871"/>
       <w:r>
         <w:t>Bảng 4.1. Cấu hình môi trường thực nghiệm</w:t>
       </w:r>
@@ -14499,14 +14717,14 @@
         <w:rPr>
           <w:lang w:val="en-US"/>
         </w:rPr>
-        <w:t xml:space="preserve">Sau khi hoàn thành quá trình huấn luyện, ba mô hình MobileNetV2, ResNet18 và EfficientNet-B0 được đánh giá trên tập kiểm thử gồm 1.559 hình ảnh chưa xuất hiện </w:t>
+        <w:t xml:space="preserve">Sau khi hoàn thành quá trình huấn luyện, ba mô hình MobileNetV2, ResNet18 và EfficientNet-B0 được đánh giá trên tập kiểm thử gồm 1.559 hình ảnh chưa xuất hiện trong quá trình huấn luyện. Việc đánh giá được thực hiện dựa trên sáu chỉ số gồm </w:t>
       </w:r>
       <w:r>
         <w:rPr>
           <w:lang w:val="en-US"/>
         </w:rPr>
         <w:lastRenderedPageBreak/>
-        <w:t xml:space="preserve">trong quá trình huấn luyện. Việc đánh giá được thực hiện dựa trên sáu chỉ số gồm Accuracy, Precision, Recall, F1-Score, ROC-AUC và PR-AUC. </w:t>
+        <w:t xml:space="preserve">Accuracy, Precision, Recall, F1-Score, ROC-AUC và PR-AUC. </w:t>
       </w:r>
     </w:p>
     <w:tbl>
@@ -15074,7 +15292,7 @@
       </w:pPr>
       <w:bookmarkStart w:id="85" w:name="_Toc237031636"/>
       <w:bookmarkStart w:id="86" w:name="_Toc237032954"/>
-      <w:bookmarkStart w:id="87" w:name="_Toc237896829"/>
+      <w:bookmarkStart w:id="87" w:name="_Toc240529872"/>
       <w:r>
         <w:t>Bảng 4.2. Kết quả đánh giá của ba mô hình CNN trên tập kiểm thử</w:t>
       </w:r>
@@ -15461,7 +15679,7 @@
       </w:pPr>
       <w:bookmarkStart w:id="88" w:name="_Toc237031637"/>
       <w:bookmarkStart w:id="89" w:name="_Toc237032955"/>
-      <w:bookmarkStart w:id="90" w:name="_Toc237896830"/>
+      <w:bookmarkStart w:id="90" w:name="_Toc240529873"/>
       <w:r>
         <w:t>Bảng 4.3. So sánh đặc điểm triển khai của ba mô hình CNN</w:t>
       </w:r>
@@ -15490,18 +15708,21 @@
         <w:rPr>
           <w:lang w:val="vi"/>
         </w:rPr>
+        <w:t>4.2.2. Phân tích kết quả qua biểu đồ trực quan</w:t>
+      </w:r>
+      <w:bookmarkEnd w:id="91"/>
+    </w:p>
+    <w:p>
+      <w:pPr>
+        <w:pStyle w:val="BodyText"/>
+      </w:pPr>
+      <w:r>
+        <w:tab/>
+        <w:t xml:space="preserve">Bên cạnh các chỉ số định lượng, đề tài sử dụng các biểu đồ trực quan để theo dõi </w:t>
+      </w:r>
+      <w:r>
         <w:lastRenderedPageBreak/>
-        <w:t>4.2.2. Phân tích kết quả qua biểu đồ trực quan</w:t>
-      </w:r>
-      <w:bookmarkEnd w:id="91"/>
-    </w:p>
-    <w:p>
-      <w:pPr>
-        <w:pStyle w:val="BodyText"/>
-      </w:pPr>
-      <w:r>
-        <w:tab/>
-        <w:t xml:space="preserve">Bên cạnh các chỉ số định lượng, đề tài sử dụng các biểu đồ trực quan để theo dõi quá trình huấn luyện và đánh giá hiệu năng của ba mô hình MobileNetV2, ResNet18 và EfficientNet-B0. Các biểu đồ giúp phân tích khả năng hội tụ, mức độ nhầm lẫn giữa các lớp cũng như so sánh trực quan kết quả thực nghiệm. </w:t>
+        <w:t xml:space="preserve">quá trình huấn luyện và đánh giá hiệu năng của ba mô hình MobileNetV2, ResNet18 và EfficientNet-B0. Các biểu đồ giúp phân tích khả năng hội tụ, mức độ nhầm lẫn giữa các lớp cũng như so sánh trực quan kết quả thực nghiệm. </w:t>
       </w:r>
     </w:p>
     <w:p>
@@ -15557,7 +15778,7 @@
       <w:pPr>
         <w:pStyle w:val="Subtitle"/>
       </w:pPr>
-      <w:bookmarkStart w:id="92" w:name="_Toc237896819"/>
+      <w:bookmarkStart w:id="92" w:name="_Toc240529861"/>
       <w:r>
         <w:t>Hình 4.</w:t>
       </w:r>
@@ -15657,7 +15878,7 @@
       <w:pPr>
         <w:pStyle w:val="Subtitle"/>
       </w:pPr>
-      <w:bookmarkStart w:id="93" w:name="_Toc237896820"/>
+      <w:bookmarkStart w:id="93" w:name="_Toc240529862"/>
       <w:r>
         <w:t>Hình 4.</w:t>
       </w:r>
@@ -15787,7 +16008,7 @@
       <w:pPr>
         <w:pStyle w:val="Subtitle"/>
       </w:pPr>
-      <w:bookmarkStart w:id="94" w:name="_Toc237896821"/>
+      <w:bookmarkStart w:id="94" w:name="_Toc240529863"/>
       <w:r>
         <w:t>Hình 4.</w:t>
       </w:r>
@@ -15878,7 +16099,7 @@
       <w:pPr>
         <w:pStyle w:val="Subtitle"/>
       </w:pPr>
-      <w:bookmarkStart w:id="95" w:name="_Toc237896822"/>
+      <w:bookmarkStart w:id="95" w:name="_Toc240529864"/>
       <w:r>
         <w:t>Hình 4.</w:t>
       </w:r>
@@ -16065,7 +16286,7 @@
       <w:pPr>
         <w:pStyle w:val="Subtitle"/>
       </w:pPr>
-      <w:bookmarkStart w:id="97" w:name="_Toc237896823"/>
+      <w:bookmarkStart w:id="97" w:name="_Toc240529865"/>
       <w:r>
         <w:t>Hình 4.</w:t>
       </w:r>
@@ -16114,9 +16335,9 @@
           <w:noProof/>
         </w:rPr>
         <w:drawing>
-          <wp:inline distT="0" distB="0" distL="0" distR="0" wp14:anchorId="56DC1216" wp14:editId="1BEEEDAC">
-            <wp:extent cx="5122768" cy="2717800"/>
-            <wp:effectExtent l="0" t="0" r="1905" b="6350"/>
+          <wp:inline distT="0" distB="0" distL="0" distR="0" wp14:anchorId="56DC1216" wp14:editId="4D521C38">
+            <wp:extent cx="5601531" cy="2971800"/>
+            <wp:effectExtent l="0" t="0" r="0" b="0"/>
             <wp:docPr id="1771365496" name="Picture 1"/>
             <wp:cNvGraphicFramePr>
               <a:graphicFrameLocks xmlns:a="http://schemas.openxmlformats.org/drawingml/2006/main" noChangeAspect="1"/>
@@ -16137,7 +16358,7 @@
                   <pic:spPr>
                     <a:xfrm>
                       <a:off x="0" y="0"/>
-                      <a:ext cx="5156464" cy="2735677"/>
+                      <a:ext cx="5644940" cy="2994830"/>
                     </a:xfrm>
                     <a:prstGeom prst="rect">
                       <a:avLst/>
@@ -16154,8 +16375,9 @@
       <w:pPr>
         <w:pStyle w:val="Subtitle"/>
       </w:pPr>
-      <w:bookmarkStart w:id="98" w:name="_Toc237896824"/>
-      <w:r>
+      <w:bookmarkStart w:id="98" w:name="_Toc240529866"/>
+      <w:r>
+        <w:lastRenderedPageBreak/>
         <w:t>Hình 4.</w:t>
       </w:r>
       <w:r>
@@ -16174,7 +16396,6 @@
     </w:p>
     <w:p>
       <w:r>
-        <w:lastRenderedPageBreak/>
         <w:t xml:space="preserve">Kết quả ở </w:t>
       </w:r>
       <w:r>
@@ -16200,6 +16421,1074 @@
         <w:t>Mặc dù hệ thống vẫn sinh bản đồ nhiệt Grad-CAM để phục vụ mục đích phân tích và kiểm tra vùng mô hình tập trung, kết quả phân loại không được chấp nhận do hình ảnh không thỏa mãn điều kiện của cơ chế phát hiện dữ liệu ngoài phân bố (OOD). Kết quả thực nghiệm cho thấy việc kết hợp cơ chế OOD với mô hình CNN góp phần nâng cao độ tin cậy, tính an toàn và khả năng ứng dụng của hệ thống trong các tình huống sử dụng thực tế.</w:t>
       </w:r>
     </w:p>
+    <w:p>
+      <w:pPr>
+        <w:pStyle w:val="Heading2"/>
+        <w:rPr>
+          <w:lang w:val="en-US"/>
+        </w:rPr>
+      </w:pPr>
+      <w:r>
+        <w:t>4.3. So sánh với các nghiên cứu và hệ thống liên quan</w:t>
+      </w:r>
+    </w:p>
+    <w:p>
+      <w:pPr>
+        <w:pStyle w:val="Heading3"/>
+      </w:pPr>
+      <w:r>
+        <w:t xml:space="preserve">4.3.1. So sánh về phương pháp, kết quả </w:t>
+      </w:r>
+    </w:p>
+    <w:p>
+      <w:r>
+        <w:t>Để đánh giá rõ hơn kết quả đạt được của đề tài, ngoài việc so sánh ba mô hình MobileNetV2, ResNet18 và EfficientNet-B0 trên cùng bộ dữ liệu, đề tài tiến hành đối chiếu với một số nghiên cứu liên quan đến bài toán phân loại hình ảnh nội thất. Các nghiên cứu được lựa chọn gồm nghiên cứu của Ye và cộng sự (2022), Kılıç và cộng sự (2024) và Gracia và Winarsih (2025). Đây đều là những nghiên cứu sử dụng các mô hình học sâu, đặc biệt là CNN, cho bài toán phân loại hình ảnh nội thất.</w:t>
+      </w:r>
+    </w:p>
+    <w:p>
+      <w:r>
+        <w:t>Nghiên cứu của Ye và cộng sự (2022) đề xuất mô hình DGOVGG16 dựa trên VGG16 kết hợp Depthwise Group Over-Parameterized Convolution. Nghiên cứu sử dụng bộ dữ liệu gồm năm nhóm nội thất: bed, chair, sofa, swivelchair và table, đồng thời so sánh mô hình đề xuất với MobileNetV2, AlexNet, ShuffleNetV2, GoogLeNet, VGG16 và GVGG16. Kết quả cho thấy DGOVGG16 đạt Average Accuracy 95,51%, trong khi MobileNetV2 đạt 90,92%. Nghiên cứu tập trung vào việc cải tiến kiến trúc CNN nhằm nâng cao khả năng phân loại trong điều kiện hình ảnh có nền phức tạp.</w:t>
+      </w:r>
+    </w:p>
+    <w:p>
+      <w:r>
+        <w:t xml:space="preserve">Nghiên cứu của Kılıç và cộng sự (2024) sử dụng năm kiến trúc CNN gồm AlexNet, VGGNet-19, DenseNet-201, SqueezeNet1.1 và ResNet-152 để phân loại năm nhóm sản phẩm gồm bed, chair, sofa, swivel chair và table. Bộ dữ liệu gồm 4.447 hình ảnh, trong đó có 1.000 ảnh bed, 1.000 ảnh chair, 1.000 ảnh sofa, 1.000 ảnh swivel chair và 447 ảnh table. Nghiên cứu áp dụng Transfer Learning và không sử dụng Data </w:t>
+      </w:r>
+      <w:r>
+        <w:lastRenderedPageBreak/>
+        <w:t>Augmentation trong thiết lập thực nghiệm được công bố. Kết quả cao nhất đạt 98,87% Accuracy với VGGNet-19 và ResNet-152.</w:t>
+      </w:r>
+    </w:p>
+    <w:p>
+      <w:r>
+        <w:t>Trong nghiên cứu của Gracia và Winarsih (2025), năm kiến trúc gồm VGG16, MobileNetV2, InceptionV3, ResNet50 và một mô hình CNN tùy chỉnh được sử dụng để phân loại năm nhóm nội thất gồm chairs, tables, cabinets, sofas và mattresses. Kết quả cho thấy các mô hình pretrained đạt hiệu quả cao hơn mô hình CNN tùy chỉnh; VGG16 đạt 97%, MobileNetV2 đạt 96%, trong khi InceptionV3 và ResNet50 đạt 98%.</w:t>
+      </w:r>
+    </w:p>
+    <w:p>
+      <w:r>
+        <w:t>Đối với đề tài này, bộ dữ liệu gồm 10.364 hình ảnh thuộc sáu nhóm sản phẩm nội thất, đồng thời thực hiện so sánh ba kiến trúc MobileNetV2, ResNet18 và EfficientNet-B0. Kết quả trên tập kiểm thử gồm 1.559 hình ảnh cho thấy MobileNetV2 đạt Accuracy 94,55%, ResNet18 đạt 94,48% và EfficientNet-B0 đạt 94,16%. MobileNetV2 cũng có F1-Score cao nhất với 94,43%.</w:t>
+      </w:r>
+    </w:p>
+    <w:tbl>
+      <w:tblPr>
+        <w:tblStyle w:val="TableGrid"/>
+        <w:tblW w:w="0" w:type="auto"/>
+        <w:tblLook w:val="04A0" w:firstRow="1" w:lastRow="0" w:firstColumn="1" w:lastColumn="0" w:noHBand="0" w:noVBand="1"/>
+      </w:tblPr>
+      <w:tblGrid>
+        <w:gridCol w:w="1774"/>
+        <w:gridCol w:w="1924"/>
+        <w:gridCol w:w="1627"/>
+        <w:gridCol w:w="1882"/>
+        <w:gridCol w:w="1855"/>
+      </w:tblGrid>
+      <w:tr>
+        <w:tc>
+          <w:tcPr>
+            <w:tcW w:w="0" w:type="auto"/>
+            <w:vAlign w:val="center"/>
+            <w:hideMark/>
+          </w:tcPr>
+          <w:p>
+            <w:pPr>
+              <w:spacing w:line="312" w:lineRule="auto"/>
+              <w:ind w:firstLine="0"/>
+              <w:jc w:val="center"/>
+              <w:rPr>
+                <w:b/>
+                <w:bCs/>
+              </w:rPr>
+            </w:pPr>
+            <w:r>
+              <w:rPr>
+                <w:b/>
+                <w:bCs/>
+              </w:rPr>
+              <w:t>Tiêu chí</w:t>
+            </w:r>
+          </w:p>
+        </w:tc>
+        <w:tc>
+          <w:tcPr>
+            <w:tcW w:w="0" w:type="auto"/>
+            <w:vAlign w:val="center"/>
+            <w:hideMark/>
+          </w:tcPr>
+          <w:p>
+            <w:pPr>
+              <w:spacing w:line="312" w:lineRule="auto"/>
+              <w:ind w:firstLine="0"/>
+              <w:jc w:val="center"/>
+              <w:rPr>
+                <w:b/>
+                <w:bCs/>
+              </w:rPr>
+            </w:pPr>
+            <w:r>
+              <w:rPr>
+                <w:b/>
+                <w:bCs/>
+              </w:rPr>
+              <w:t>Ye et al. (2022)</w:t>
+            </w:r>
+          </w:p>
+        </w:tc>
+        <w:tc>
+          <w:tcPr>
+            <w:tcW w:w="0" w:type="auto"/>
+            <w:vAlign w:val="center"/>
+            <w:hideMark/>
+          </w:tcPr>
+          <w:p>
+            <w:pPr>
+              <w:spacing w:line="312" w:lineRule="auto"/>
+              <w:ind w:firstLine="0"/>
+              <w:jc w:val="center"/>
+              <w:rPr>
+                <w:b/>
+                <w:bCs/>
+              </w:rPr>
+            </w:pPr>
+            <w:r>
+              <w:rPr>
+                <w:b/>
+                <w:bCs/>
+              </w:rPr>
+              <w:t>Kılıç et al. (2024)</w:t>
+            </w:r>
+          </w:p>
+        </w:tc>
+        <w:tc>
+          <w:tcPr>
+            <w:tcW w:w="0" w:type="auto"/>
+            <w:vAlign w:val="center"/>
+            <w:hideMark/>
+          </w:tcPr>
+          <w:p>
+            <w:pPr>
+              <w:spacing w:line="312" w:lineRule="auto"/>
+              <w:ind w:firstLine="0"/>
+              <w:jc w:val="center"/>
+              <w:rPr>
+                <w:b/>
+                <w:bCs/>
+              </w:rPr>
+            </w:pPr>
+            <w:r>
+              <w:rPr>
+                <w:b/>
+                <w:bCs/>
+              </w:rPr>
+              <w:t>Gracia &amp; Winarsih (2025)</w:t>
+            </w:r>
+          </w:p>
+        </w:tc>
+        <w:tc>
+          <w:tcPr>
+            <w:tcW w:w="0" w:type="auto"/>
+            <w:vAlign w:val="center"/>
+            <w:hideMark/>
+          </w:tcPr>
+          <w:p>
+            <w:pPr>
+              <w:spacing w:line="312" w:lineRule="auto"/>
+              <w:ind w:firstLine="0"/>
+              <w:jc w:val="center"/>
+              <w:rPr>
+                <w:b/>
+                <w:bCs/>
+              </w:rPr>
+            </w:pPr>
+            <w:r>
+              <w:rPr>
+                <w:b/>
+                <w:bCs/>
+              </w:rPr>
+              <w:t>Đề tài</w:t>
+            </w:r>
+            <w:r>
+              <w:rPr>
+                <w:b/>
+                <w:bCs/>
+              </w:rPr>
+              <w:t xml:space="preserve"> hiện tại</w:t>
+            </w:r>
+          </w:p>
+        </w:tc>
+      </w:tr>
+      <w:tr>
+        <w:tc>
+          <w:tcPr>
+            <w:tcW w:w="0" w:type="auto"/>
+            <w:vAlign w:val="center"/>
+            <w:hideMark/>
+          </w:tcPr>
+          <w:p>
+            <w:pPr>
+              <w:spacing w:line="312" w:lineRule="auto"/>
+              <w:ind w:firstLine="0"/>
+              <w:jc w:val="center"/>
+            </w:pPr>
+            <w:r>
+              <w:t>Bài toán</w:t>
+            </w:r>
+          </w:p>
+        </w:tc>
+        <w:tc>
+          <w:tcPr>
+            <w:tcW w:w="0" w:type="auto"/>
+            <w:vAlign w:val="center"/>
+            <w:hideMark/>
+          </w:tcPr>
+          <w:p>
+            <w:pPr>
+              <w:spacing w:line="312" w:lineRule="auto"/>
+              <w:ind w:firstLine="0"/>
+              <w:jc w:val="center"/>
+            </w:pPr>
+            <w:r>
+              <w:t>Phân loại nội thất</w:t>
+            </w:r>
+          </w:p>
+        </w:tc>
+        <w:tc>
+          <w:tcPr>
+            <w:tcW w:w="0" w:type="auto"/>
+            <w:vAlign w:val="center"/>
+            <w:hideMark/>
+          </w:tcPr>
+          <w:p>
+            <w:pPr>
+              <w:spacing w:line="312" w:lineRule="auto"/>
+              <w:ind w:firstLine="0"/>
+              <w:jc w:val="center"/>
+            </w:pPr>
+            <w:r>
+              <w:t>Phân loại nội thất</w:t>
+            </w:r>
+          </w:p>
+        </w:tc>
+        <w:tc>
+          <w:tcPr>
+            <w:tcW w:w="0" w:type="auto"/>
+            <w:vAlign w:val="center"/>
+            <w:hideMark/>
+          </w:tcPr>
+          <w:p>
+            <w:pPr>
+              <w:spacing w:line="312" w:lineRule="auto"/>
+              <w:ind w:firstLine="0"/>
+              <w:jc w:val="center"/>
+            </w:pPr>
+            <w:r>
+              <w:t>Phân loại nội thất</w:t>
+            </w:r>
+          </w:p>
+        </w:tc>
+        <w:tc>
+          <w:tcPr>
+            <w:tcW w:w="0" w:type="auto"/>
+            <w:vAlign w:val="center"/>
+            <w:hideMark/>
+          </w:tcPr>
+          <w:p>
+            <w:pPr>
+              <w:spacing w:line="312" w:lineRule="auto"/>
+              <w:ind w:firstLine="0"/>
+              <w:jc w:val="center"/>
+            </w:pPr>
+            <w:r>
+              <w:t>Phân loại nội thất</w:t>
+            </w:r>
+          </w:p>
+        </w:tc>
+      </w:tr>
+      <w:tr>
+        <w:tc>
+          <w:tcPr>
+            <w:tcW w:w="0" w:type="auto"/>
+            <w:vAlign w:val="center"/>
+            <w:hideMark/>
+          </w:tcPr>
+          <w:p>
+            <w:pPr>
+              <w:spacing w:line="312" w:lineRule="auto"/>
+              <w:ind w:firstLine="0"/>
+              <w:jc w:val="center"/>
+            </w:pPr>
+            <w:r>
+              <w:t>Số lớp</w:t>
+            </w:r>
+          </w:p>
+        </w:tc>
+        <w:tc>
+          <w:tcPr>
+            <w:tcW w:w="0" w:type="auto"/>
+            <w:vAlign w:val="center"/>
+            <w:hideMark/>
+          </w:tcPr>
+          <w:p>
+            <w:pPr>
+              <w:spacing w:line="312" w:lineRule="auto"/>
+              <w:ind w:firstLine="0"/>
+              <w:jc w:val="center"/>
+            </w:pPr>
+            <w:r>
+              <w:t>5</w:t>
+            </w:r>
+          </w:p>
+        </w:tc>
+        <w:tc>
+          <w:tcPr>
+            <w:tcW w:w="0" w:type="auto"/>
+            <w:vAlign w:val="center"/>
+            <w:hideMark/>
+          </w:tcPr>
+          <w:p>
+            <w:pPr>
+              <w:spacing w:line="312" w:lineRule="auto"/>
+              <w:ind w:firstLine="0"/>
+              <w:jc w:val="center"/>
+            </w:pPr>
+            <w:r>
+              <w:t>5</w:t>
+            </w:r>
+          </w:p>
+        </w:tc>
+        <w:tc>
+          <w:tcPr>
+            <w:tcW w:w="0" w:type="auto"/>
+            <w:vAlign w:val="center"/>
+            <w:hideMark/>
+          </w:tcPr>
+          <w:p>
+            <w:pPr>
+              <w:spacing w:line="312" w:lineRule="auto"/>
+              <w:ind w:firstLine="0"/>
+              <w:jc w:val="center"/>
+            </w:pPr>
+            <w:r>
+              <w:t>5</w:t>
+            </w:r>
+          </w:p>
+        </w:tc>
+        <w:tc>
+          <w:tcPr>
+            <w:tcW w:w="0" w:type="auto"/>
+            <w:vAlign w:val="center"/>
+            <w:hideMark/>
+          </w:tcPr>
+          <w:p>
+            <w:pPr>
+              <w:spacing w:line="312" w:lineRule="auto"/>
+              <w:ind w:firstLine="0"/>
+              <w:jc w:val="center"/>
+            </w:pPr>
+            <w:r>
+              <w:t>6</w:t>
+            </w:r>
+          </w:p>
+        </w:tc>
+      </w:tr>
+      <w:tr>
+        <w:tc>
+          <w:tcPr>
+            <w:tcW w:w="0" w:type="auto"/>
+            <w:vAlign w:val="center"/>
+            <w:hideMark/>
+          </w:tcPr>
+          <w:p>
+            <w:pPr>
+              <w:spacing w:line="312" w:lineRule="auto"/>
+              <w:ind w:firstLine="0"/>
+              <w:jc w:val="center"/>
+            </w:pPr>
+            <w:r>
+              <w:t>Phương pháp</w:t>
+            </w:r>
+          </w:p>
+        </w:tc>
+        <w:tc>
+          <w:tcPr>
+            <w:tcW w:w="0" w:type="auto"/>
+            <w:vAlign w:val="center"/>
+            <w:hideMark/>
+          </w:tcPr>
+          <w:p>
+            <w:pPr>
+              <w:spacing w:line="312" w:lineRule="auto"/>
+              <w:ind w:firstLine="0"/>
+              <w:jc w:val="center"/>
+            </w:pPr>
+            <w:r>
+              <w:t>CNN cải tiến</w:t>
+            </w:r>
+          </w:p>
+        </w:tc>
+        <w:tc>
+          <w:tcPr>
+            <w:tcW w:w="0" w:type="auto"/>
+            <w:vAlign w:val="center"/>
+            <w:hideMark/>
+          </w:tcPr>
+          <w:p>
+            <w:pPr>
+              <w:spacing w:line="312" w:lineRule="auto"/>
+              <w:ind w:firstLine="0"/>
+              <w:jc w:val="center"/>
+            </w:pPr>
+            <w:r>
+              <w:t>CNN + Transfer Learning</w:t>
+            </w:r>
+          </w:p>
+        </w:tc>
+        <w:tc>
+          <w:tcPr>
+            <w:tcW w:w="0" w:type="auto"/>
+            <w:vAlign w:val="center"/>
+            <w:hideMark/>
+          </w:tcPr>
+          <w:p>
+            <w:pPr>
+              <w:spacing w:line="312" w:lineRule="auto"/>
+              <w:ind w:firstLine="0"/>
+              <w:jc w:val="center"/>
+            </w:pPr>
+            <w:r>
+              <w:t>CNN pretrained</w:t>
+            </w:r>
+          </w:p>
+        </w:tc>
+        <w:tc>
+          <w:tcPr>
+            <w:tcW w:w="0" w:type="auto"/>
+            <w:vAlign w:val="center"/>
+            <w:hideMark/>
+          </w:tcPr>
+          <w:p>
+            <w:pPr>
+              <w:spacing w:line="312" w:lineRule="auto"/>
+              <w:ind w:firstLine="0"/>
+              <w:jc w:val="center"/>
+            </w:pPr>
+            <w:r>
+              <w:t>CNN + Transfer Learning</w:t>
+            </w:r>
+          </w:p>
+        </w:tc>
+      </w:tr>
+      <w:tr>
+        <w:tc>
+          <w:tcPr>
+            <w:tcW w:w="0" w:type="auto"/>
+            <w:vAlign w:val="center"/>
+            <w:hideMark/>
+          </w:tcPr>
+          <w:p>
+            <w:pPr>
+              <w:spacing w:line="312" w:lineRule="auto"/>
+              <w:ind w:firstLine="0"/>
+              <w:jc w:val="center"/>
+            </w:pPr>
+            <w:r>
+              <w:t>Mô hình tiêu biểu</w:t>
+            </w:r>
+          </w:p>
+        </w:tc>
+        <w:tc>
+          <w:tcPr>
+            <w:tcW w:w="0" w:type="auto"/>
+            <w:vAlign w:val="center"/>
+            <w:hideMark/>
+          </w:tcPr>
+          <w:p>
+            <w:pPr>
+              <w:spacing w:line="312" w:lineRule="auto"/>
+              <w:ind w:firstLine="0"/>
+              <w:jc w:val="center"/>
+            </w:pPr>
+            <w:r>
+              <w:t>DGOVGG16, MobileNetV2...</w:t>
+            </w:r>
+          </w:p>
+        </w:tc>
+        <w:tc>
+          <w:tcPr>
+            <w:tcW w:w="0" w:type="auto"/>
+            <w:vAlign w:val="center"/>
+            <w:hideMark/>
+          </w:tcPr>
+          <w:p>
+            <w:pPr>
+              <w:spacing w:line="312" w:lineRule="auto"/>
+              <w:ind w:firstLine="0"/>
+              <w:jc w:val="center"/>
+            </w:pPr>
+            <w:r>
+              <w:t>VGG19, ResNet152...</w:t>
+            </w:r>
+          </w:p>
+        </w:tc>
+        <w:tc>
+          <w:tcPr>
+            <w:tcW w:w="0" w:type="auto"/>
+            <w:vAlign w:val="center"/>
+            <w:hideMark/>
+          </w:tcPr>
+          <w:p>
+            <w:pPr>
+              <w:spacing w:line="312" w:lineRule="auto"/>
+              <w:ind w:firstLine="0"/>
+              <w:jc w:val="center"/>
+            </w:pPr>
+            <w:r>
+              <w:t>VGG16, MobileNetV2, InceptionV3, ResNet50</w:t>
+            </w:r>
+          </w:p>
+        </w:tc>
+        <w:tc>
+          <w:tcPr>
+            <w:tcW w:w="0" w:type="auto"/>
+            <w:vAlign w:val="center"/>
+            <w:hideMark/>
+          </w:tcPr>
+          <w:p>
+            <w:pPr>
+              <w:spacing w:line="312" w:lineRule="auto"/>
+              <w:ind w:firstLine="0"/>
+              <w:jc w:val="center"/>
+            </w:pPr>
+            <w:r>
+              <w:t>MobileNetV2, ResNet18, EfficientNet-B0</w:t>
+            </w:r>
+          </w:p>
+        </w:tc>
+      </w:tr>
+      <w:tr>
+        <w:tc>
+          <w:tcPr>
+            <w:tcW w:w="0" w:type="auto"/>
+            <w:vAlign w:val="center"/>
+            <w:hideMark/>
+          </w:tcPr>
+          <w:p>
+            <w:pPr>
+              <w:spacing w:line="312" w:lineRule="auto"/>
+              <w:ind w:firstLine="0"/>
+              <w:jc w:val="center"/>
+            </w:pPr>
+            <w:r>
+              <w:t>Data Augmentation</w:t>
+            </w:r>
+          </w:p>
+        </w:tc>
+        <w:tc>
+          <w:tcPr>
+            <w:tcW w:w="0" w:type="auto"/>
+            <w:vAlign w:val="center"/>
+            <w:hideMark/>
+          </w:tcPr>
+          <w:p>
+            <w:pPr>
+              <w:spacing w:line="312" w:lineRule="auto"/>
+              <w:ind w:firstLine="0"/>
+              <w:jc w:val="center"/>
+            </w:pPr>
+            <w:r>
+              <w:t>Không phải trọng tâm</w:t>
+            </w:r>
+          </w:p>
+        </w:tc>
+        <w:tc>
+          <w:tcPr>
+            <w:tcW w:w="0" w:type="auto"/>
+            <w:vAlign w:val="center"/>
+            <w:hideMark/>
+          </w:tcPr>
+          <w:p>
+            <w:pPr>
+              <w:spacing w:line="312" w:lineRule="auto"/>
+              <w:ind w:firstLine="0"/>
+              <w:jc w:val="center"/>
+            </w:pPr>
+            <w:r>
+              <w:t>Không sử dụng</w:t>
+            </w:r>
+          </w:p>
+        </w:tc>
+        <w:tc>
+          <w:tcPr>
+            <w:tcW w:w="0" w:type="auto"/>
+            <w:vAlign w:val="center"/>
+            <w:hideMark/>
+          </w:tcPr>
+          <w:p>
+            <w:pPr>
+              <w:spacing w:line="312" w:lineRule="auto"/>
+              <w:ind w:firstLine="0"/>
+              <w:jc w:val="center"/>
+            </w:pPr>
+            <w:r>
+              <w:t>Không phải trọng tâm</w:t>
+            </w:r>
+          </w:p>
+        </w:tc>
+        <w:tc>
+          <w:tcPr>
+            <w:tcW w:w="0" w:type="auto"/>
+            <w:vAlign w:val="center"/>
+            <w:hideMark/>
+          </w:tcPr>
+          <w:p>
+            <w:pPr>
+              <w:spacing w:line="312" w:lineRule="auto"/>
+              <w:ind w:firstLine="0"/>
+              <w:jc w:val="center"/>
+            </w:pPr>
+            <w:r>
+              <w:t>Có</w:t>
+            </w:r>
+          </w:p>
+        </w:tc>
+      </w:tr>
+      <w:tr>
+        <w:tc>
+          <w:tcPr>
+            <w:tcW w:w="0" w:type="auto"/>
+            <w:vAlign w:val="center"/>
+            <w:hideMark/>
+          </w:tcPr>
+          <w:p>
+            <w:pPr>
+              <w:spacing w:line="312" w:lineRule="auto"/>
+              <w:ind w:firstLine="0"/>
+              <w:jc w:val="center"/>
+            </w:pPr>
+            <w:r>
+              <w:t>Accuracy cao nhất</w:t>
+            </w:r>
+          </w:p>
+        </w:tc>
+        <w:tc>
+          <w:tcPr>
+            <w:tcW w:w="0" w:type="auto"/>
+            <w:vAlign w:val="center"/>
+            <w:hideMark/>
+          </w:tcPr>
+          <w:p>
+            <w:pPr>
+              <w:spacing w:line="312" w:lineRule="auto"/>
+              <w:ind w:firstLine="0"/>
+              <w:jc w:val="center"/>
+            </w:pPr>
+            <w:r>
+              <w:t>95,51%</w:t>
+            </w:r>
+          </w:p>
+        </w:tc>
+        <w:tc>
+          <w:tcPr>
+            <w:tcW w:w="0" w:type="auto"/>
+            <w:vAlign w:val="center"/>
+            <w:hideMark/>
+          </w:tcPr>
+          <w:p>
+            <w:pPr>
+              <w:spacing w:line="312" w:lineRule="auto"/>
+              <w:ind w:firstLine="0"/>
+              <w:jc w:val="center"/>
+            </w:pPr>
+            <w:r>
+              <w:t>98,87%</w:t>
+            </w:r>
+          </w:p>
+        </w:tc>
+        <w:tc>
+          <w:tcPr>
+            <w:tcW w:w="0" w:type="auto"/>
+            <w:vAlign w:val="center"/>
+            <w:hideMark/>
+          </w:tcPr>
+          <w:p>
+            <w:pPr>
+              <w:spacing w:line="312" w:lineRule="auto"/>
+              <w:ind w:firstLine="0"/>
+              <w:jc w:val="center"/>
+            </w:pPr>
+            <w:r>
+              <w:t>98%</w:t>
+            </w:r>
+          </w:p>
+        </w:tc>
+        <w:tc>
+          <w:tcPr>
+            <w:tcW w:w="0" w:type="auto"/>
+            <w:vAlign w:val="center"/>
+            <w:hideMark/>
+          </w:tcPr>
+          <w:p>
+            <w:pPr>
+              <w:spacing w:line="312" w:lineRule="auto"/>
+              <w:ind w:firstLine="0"/>
+              <w:jc w:val="center"/>
+            </w:pPr>
+            <w:r>
+              <w:t>94,55%</w:t>
+            </w:r>
+          </w:p>
+        </w:tc>
+      </w:tr>
+      <w:tr>
+        <w:tc>
+          <w:tcPr>
+            <w:tcW w:w="0" w:type="auto"/>
+            <w:vAlign w:val="center"/>
+            <w:hideMark/>
+          </w:tcPr>
+          <w:p>
+            <w:pPr>
+              <w:spacing w:line="312" w:lineRule="auto"/>
+              <w:ind w:firstLine="0"/>
+              <w:jc w:val="center"/>
+            </w:pPr>
+            <w:r>
+              <w:lastRenderedPageBreak/>
+              <w:t>Grad-CAM</w:t>
+            </w:r>
+          </w:p>
+        </w:tc>
+        <w:tc>
+          <w:tcPr>
+            <w:tcW w:w="0" w:type="auto"/>
+            <w:vAlign w:val="center"/>
+            <w:hideMark/>
+          </w:tcPr>
+          <w:p>
+            <w:pPr>
+              <w:spacing w:line="312" w:lineRule="auto"/>
+              <w:ind w:firstLine="0"/>
+              <w:jc w:val="center"/>
+            </w:pPr>
+            <w:r>
+              <w:t>Không báo cáo</w:t>
+            </w:r>
+          </w:p>
+        </w:tc>
+        <w:tc>
+          <w:tcPr>
+            <w:tcW w:w="0" w:type="auto"/>
+            <w:vAlign w:val="center"/>
+            <w:hideMark/>
+          </w:tcPr>
+          <w:p>
+            <w:pPr>
+              <w:spacing w:line="312" w:lineRule="auto"/>
+              <w:ind w:firstLine="0"/>
+              <w:jc w:val="center"/>
+            </w:pPr>
+            <w:r>
+              <w:t>Không báo cáo</w:t>
+            </w:r>
+          </w:p>
+        </w:tc>
+        <w:tc>
+          <w:tcPr>
+            <w:tcW w:w="0" w:type="auto"/>
+            <w:vAlign w:val="center"/>
+            <w:hideMark/>
+          </w:tcPr>
+          <w:p>
+            <w:pPr>
+              <w:spacing w:line="312" w:lineRule="auto"/>
+              <w:ind w:firstLine="0"/>
+              <w:jc w:val="center"/>
+            </w:pPr>
+            <w:r>
+              <w:t>Không báo cáo</w:t>
+            </w:r>
+          </w:p>
+        </w:tc>
+        <w:tc>
+          <w:tcPr>
+            <w:tcW w:w="0" w:type="auto"/>
+            <w:vAlign w:val="center"/>
+            <w:hideMark/>
+          </w:tcPr>
+          <w:p>
+            <w:pPr>
+              <w:spacing w:line="312" w:lineRule="auto"/>
+              <w:ind w:firstLine="0"/>
+              <w:jc w:val="center"/>
+            </w:pPr>
+            <w:r>
+              <w:t>Có</w:t>
+            </w:r>
+          </w:p>
+        </w:tc>
+      </w:tr>
+      <w:tr>
+        <w:tc>
+          <w:tcPr>
+            <w:tcW w:w="0" w:type="auto"/>
+            <w:vAlign w:val="center"/>
+            <w:hideMark/>
+          </w:tcPr>
+          <w:p>
+            <w:pPr>
+              <w:spacing w:line="312" w:lineRule="auto"/>
+              <w:ind w:firstLine="0"/>
+              <w:jc w:val="center"/>
+            </w:pPr>
+            <w:r>
+              <w:t>OOD Detection</w:t>
+            </w:r>
+          </w:p>
+        </w:tc>
+        <w:tc>
+          <w:tcPr>
+            <w:tcW w:w="0" w:type="auto"/>
+            <w:vAlign w:val="center"/>
+            <w:hideMark/>
+          </w:tcPr>
+          <w:p>
+            <w:pPr>
+              <w:spacing w:line="312" w:lineRule="auto"/>
+              <w:ind w:firstLine="0"/>
+              <w:jc w:val="center"/>
+            </w:pPr>
+            <w:r>
+              <w:t>Không báo cáo</w:t>
+            </w:r>
+          </w:p>
+        </w:tc>
+        <w:tc>
+          <w:tcPr>
+            <w:tcW w:w="0" w:type="auto"/>
+            <w:vAlign w:val="center"/>
+            <w:hideMark/>
+          </w:tcPr>
+          <w:p>
+            <w:pPr>
+              <w:spacing w:line="312" w:lineRule="auto"/>
+              <w:ind w:firstLine="0"/>
+              <w:jc w:val="center"/>
+            </w:pPr>
+            <w:r>
+              <w:t>Không báo cáo</w:t>
+            </w:r>
+          </w:p>
+        </w:tc>
+        <w:tc>
+          <w:tcPr>
+            <w:tcW w:w="0" w:type="auto"/>
+            <w:vAlign w:val="center"/>
+            <w:hideMark/>
+          </w:tcPr>
+          <w:p>
+            <w:pPr>
+              <w:spacing w:line="312" w:lineRule="auto"/>
+              <w:ind w:firstLine="0"/>
+              <w:jc w:val="center"/>
+            </w:pPr>
+            <w:r>
+              <w:t>Không báo cáo</w:t>
+            </w:r>
+          </w:p>
+        </w:tc>
+        <w:tc>
+          <w:tcPr>
+            <w:tcW w:w="0" w:type="auto"/>
+            <w:vAlign w:val="center"/>
+            <w:hideMark/>
+          </w:tcPr>
+          <w:p>
+            <w:pPr>
+              <w:spacing w:line="312" w:lineRule="auto"/>
+              <w:ind w:firstLine="0"/>
+              <w:jc w:val="center"/>
+            </w:pPr>
+            <w:r>
+              <w:t>Có</w:t>
+            </w:r>
+          </w:p>
+        </w:tc>
+      </w:tr>
+      <w:tr>
+        <w:tc>
+          <w:tcPr>
+            <w:tcW w:w="0" w:type="auto"/>
+            <w:vAlign w:val="center"/>
+            <w:hideMark/>
+          </w:tcPr>
+          <w:p>
+            <w:pPr>
+              <w:spacing w:line="312" w:lineRule="auto"/>
+              <w:ind w:firstLine="0"/>
+              <w:jc w:val="center"/>
+            </w:pPr>
+            <w:r>
+              <w:t>Đánh giá kích thước mô hình</w:t>
+            </w:r>
+          </w:p>
+        </w:tc>
+        <w:tc>
+          <w:tcPr>
+            <w:tcW w:w="0" w:type="auto"/>
+            <w:vAlign w:val="center"/>
+            <w:hideMark/>
+          </w:tcPr>
+          <w:p>
+            <w:pPr>
+              <w:spacing w:line="312" w:lineRule="auto"/>
+              <w:ind w:firstLine="0"/>
+              <w:jc w:val="center"/>
+            </w:pPr>
+            <w:r>
+              <w:t>Có giới hạn</w:t>
+            </w:r>
+          </w:p>
+        </w:tc>
+        <w:tc>
+          <w:tcPr>
+            <w:tcW w:w="0" w:type="auto"/>
+            <w:vAlign w:val="center"/>
+            <w:hideMark/>
+          </w:tcPr>
+          <w:p>
+            <w:pPr>
+              <w:spacing w:line="312" w:lineRule="auto"/>
+              <w:ind w:firstLine="0"/>
+              <w:jc w:val="center"/>
+            </w:pPr>
+            <w:r>
+              <w:t>Có đề cập</w:t>
+            </w:r>
+          </w:p>
+        </w:tc>
+        <w:tc>
+          <w:tcPr>
+            <w:tcW w:w="0" w:type="auto"/>
+            <w:vAlign w:val="center"/>
+            <w:hideMark/>
+          </w:tcPr>
+          <w:p>
+            <w:pPr>
+              <w:spacing w:line="312" w:lineRule="auto"/>
+              <w:ind w:firstLine="0"/>
+              <w:jc w:val="center"/>
+            </w:pPr>
+            <w:r>
+              <w:t>Không phải trọng tâm</w:t>
+            </w:r>
+          </w:p>
+        </w:tc>
+        <w:tc>
+          <w:tcPr>
+            <w:tcW w:w="0" w:type="auto"/>
+            <w:vAlign w:val="center"/>
+            <w:hideMark/>
+          </w:tcPr>
+          <w:p>
+            <w:pPr>
+              <w:spacing w:line="312" w:lineRule="auto"/>
+              <w:ind w:firstLine="0"/>
+              <w:jc w:val="center"/>
+            </w:pPr>
+            <w:r>
+              <w:t>Có</w:t>
+            </w:r>
+          </w:p>
+        </w:tc>
+      </w:tr>
+      <w:tr>
+        <w:tc>
+          <w:tcPr>
+            <w:tcW w:w="0" w:type="auto"/>
+            <w:vAlign w:val="center"/>
+            <w:hideMark/>
+          </w:tcPr>
+          <w:p>
+            <w:pPr>
+              <w:spacing w:line="312" w:lineRule="auto"/>
+              <w:ind w:firstLine="0"/>
+              <w:jc w:val="center"/>
+            </w:pPr>
+            <w:r>
+              <w:t>Đánh giá thời gian suy luận</w:t>
+            </w:r>
+          </w:p>
+        </w:tc>
+        <w:tc>
+          <w:tcPr>
+            <w:tcW w:w="0" w:type="auto"/>
+            <w:vAlign w:val="center"/>
+            <w:hideMark/>
+          </w:tcPr>
+          <w:p>
+            <w:pPr>
+              <w:spacing w:line="312" w:lineRule="auto"/>
+              <w:ind w:firstLine="0"/>
+              <w:jc w:val="center"/>
+            </w:pPr>
+            <w:r>
+              <w:t>Có</w:t>
+            </w:r>
+          </w:p>
+        </w:tc>
+        <w:tc>
+          <w:tcPr>
+            <w:tcW w:w="0" w:type="auto"/>
+            <w:vAlign w:val="center"/>
+            <w:hideMark/>
+          </w:tcPr>
+          <w:p>
+            <w:pPr>
+              <w:spacing w:line="312" w:lineRule="auto"/>
+              <w:ind w:firstLine="0"/>
+              <w:jc w:val="center"/>
+            </w:pPr>
+            <w:r>
+              <w:t>Có</w:t>
+            </w:r>
+          </w:p>
+        </w:tc>
+        <w:tc>
+          <w:tcPr>
+            <w:tcW w:w="0" w:type="auto"/>
+            <w:vAlign w:val="center"/>
+            <w:hideMark/>
+          </w:tcPr>
+          <w:p>
+            <w:pPr>
+              <w:spacing w:line="312" w:lineRule="auto"/>
+              <w:ind w:firstLine="0"/>
+              <w:jc w:val="center"/>
+            </w:pPr>
+            <w:r>
+              <w:t>Không phải trọng tâm</w:t>
+            </w:r>
+          </w:p>
+        </w:tc>
+        <w:tc>
+          <w:tcPr>
+            <w:tcW w:w="0" w:type="auto"/>
+            <w:vAlign w:val="center"/>
+            <w:hideMark/>
+          </w:tcPr>
+          <w:p>
+            <w:pPr>
+              <w:spacing w:line="312" w:lineRule="auto"/>
+              <w:ind w:firstLine="0"/>
+              <w:jc w:val="center"/>
+            </w:pPr>
+            <w:r>
+              <w:t>Có</w:t>
+            </w:r>
+          </w:p>
+        </w:tc>
+      </w:tr>
+    </w:tbl>
+    <w:p/>
     <w:p/>
     <w:p>
       <w:pPr>
@@ -21310,7 +22599,6 @@
   <w:style w:type="character" w:default="1" w:styleId="DefaultParagraphFont">
     <w:name w:val="Default Paragraph Font"/>
     <w:uiPriority w:val="1"/>
-    <w:semiHidden/>
     <w:unhideWhenUsed/>
   </w:style>
   <w:style w:type="table" w:default="1" w:styleId="TableNormal">

--- a/bao_cao/Thực tập tốt nghiệp/Báo Cáo.docx
+++ b/bao_cao/Thực tập tốt nghiệp/Báo Cáo.docx
@@ -1044,7 +1044,7 @@
           <w:lang w:val="vi"/>
         </w:rPr>
       </w:pPr>
-      <w:bookmarkStart w:id="1" w:name="_Toc237896760"/>
+      <w:bookmarkStart w:id="1" w:name="_Toc240575098"/>
       <w:r>
         <w:rPr>
           <w:lang w:val="vi"/>
@@ -1090,7 +1090,7 @@
           <w:r>
             <w:fldChar w:fldCharType="separate"/>
           </w:r>
-          <w:hyperlink w:anchor="_Toc237896760" w:history="1">
+          <w:hyperlink w:anchor="_Toc240575098" w:history="1">
             <w:r>
               <w:rPr>
                 <w:rStyle w:val="Hyperlink"/>
@@ -1118,7 +1118,7 @@
                 <w:noProof/>
                 <w:webHidden/>
               </w:rPr>
-              <w:instrText xml:space="preserve"> PAGEREF _Toc237896760 \h </w:instrText>
+              <w:instrText xml:space="preserve"> PAGEREF _Toc240575098 \h </w:instrText>
             </w:r>
             <w:r>
               <w:rPr>
@@ -1161,7 +1161,7 @@
               <w:lang w:eastAsia="ja-JP"/>
             </w:rPr>
           </w:pPr>
-          <w:hyperlink w:anchor="_Toc237896761" w:history="1">
+          <w:hyperlink w:anchor="_Toc240575099" w:history="1">
             <w:r>
               <w:rPr>
                 <w:rStyle w:val="Hyperlink"/>
@@ -1188,7 +1188,7 @@
                 <w:noProof/>
                 <w:webHidden/>
               </w:rPr>
-              <w:instrText xml:space="preserve"> PAGEREF _Toc237896761 \h </w:instrText>
+              <w:instrText xml:space="preserve"> PAGEREF _Toc240575099 \h </w:instrText>
             </w:r>
             <w:r>
               <w:rPr>
@@ -1231,7 +1231,7 @@
               <w:lang w:eastAsia="ja-JP"/>
             </w:rPr>
           </w:pPr>
-          <w:hyperlink w:anchor="_Toc237896762" w:history="1">
+          <w:hyperlink w:anchor="_Toc240575100" w:history="1">
             <w:r>
               <w:rPr>
                 <w:rStyle w:val="Hyperlink"/>
@@ -1258,7 +1258,7 @@
                 <w:noProof/>
                 <w:webHidden/>
               </w:rPr>
-              <w:instrText xml:space="preserve"> PAGEREF _Toc237896762 \h </w:instrText>
+              <w:instrText xml:space="preserve"> PAGEREF _Toc240575100 \h </w:instrText>
             </w:r>
             <w:r>
               <w:rPr>
@@ -1301,7 +1301,7 @@
               <w:lang w:eastAsia="ja-JP"/>
             </w:rPr>
           </w:pPr>
-          <w:hyperlink w:anchor="_Toc237896763" w:history="1">
+          <w:hyperlink w:anchor="_Toc240575101" w:history="1">
             <w:r>
               <w:rPr>
                 <w:rStyle w:val="Hyperlink"/>
@@ -1328,7 +1328,7 @@
                 <w:noProof/>
                 <w:webHidden/>
               </w:rPr>
-              <w:instrText xml:space="preserve"> PAGEREF _Toc237896763 \h </w:instrText>
+              <w:instrText xml:space="preserve"> PAGEREF _Toc240575101 \h </w:instrText>
             </w:r>
             <w:r>
               <w:rPr>
@@ -1371,7 +1371,7 @@
               <w:lang w:eastAsia="ja-JP"/>
             </w:rPr>
           </w:pPr>
-          <w:hyperlink w:anchor="_Toc237896764" w:history="1">
+          <w:hyperlink w:anchor="_Toc240575102" w:history="1">
             <w:r>
               <w:rPr>
                 <w:rStyle w:val="Hyperlink"/>
@@ -1398,7 +1398,7 @@
                 <w:noProof/>
                 <w:webHidden/>
               </w:rPr>
-              <w:instrText xml:space="preserve"> PAGEREF _Toc237896764 \h </w:instrText>
+              <w:instrText xml:space="preserve"> PAGEREF _Toc240575102 \h </w:instrText>
             </w:r>
             <w:r>
               <w:rPr>
@@ -1441,7 +1441,7 @@
               <w:lang w:eastAsia="ja-JP"/>
             </w:rPr>
           </w:pPr>
-          <w:hyperlink w:anchor="_Toc237896765" w:history="1">
+          <w:hyperlink w:anchor="_Toc240575103" w:history="1">
             <w:r>
               <w:rPr>
                 <w:rStyle w:val="Hyperlink"/>
@@ -1468,7 +1468,7 @@
                 <w:noProof/>
                 <w:webHidden/>
               </w:rPr>
-              <w:instrText xml:space="preserve"> PAGEREF _Toc237896765 \h </w:instrText>
+              <w:instrText xml:space="preserve"> PAGEREF _Toc240575103 \h </w:instrText>
             </w:r>
             <w:r>
               <w:rPr>
@@ -1510,7 +1510,7 @@
               <w:lang w:eastAsia="ja-JP"/>
             </w:rPr>
           </w:pPr>
-          <w:hyperlink w:anchor="_Toc237896766" w:history="1">
+          <w:hyperlink w:anchor="_Toc240575104" w:history="1">
             <w:r>
               <w:rPr>
                 <w:rStyle w:val="Hyperlink"/>
@@ -1537,7 +1537,7 @@
                 <w:noProof/>
                 <w:webHidden/>
               </w:rPr>
-              <w:instrText xml:space="preserve"> PAGEREF _Toc237896766 \h </w:instrText>
+              <w:instrText xml:space="preserve"> PAGEREF _Toc240575104 \h </w:instrText>
             </w:r>
             <w:r>
               <w:rPr>
@@ -1579,7 +1579,7 @@
               <w:lang w:eastAsia="ja-JP"/>
             </w:rPr>
           </w:pPr>
-          <w:hyperlink w:anchor="_Toc237896767" w:history="1">
+          <w:hyperlink w:anchor="_Toc240575105" w:history="1">
             <w:r>
               <w:rPr>
                 <w:rStyle w:val="Hyperlink"/>
@@ -1606,7 +1606,7 @@
                 <w:noProof/>
                 <w:webHidden/>
               </w:rPr>
-              <w:instrText xml:space="preserve"> PAGEREF _Toc237896767 \h </w:instrText>
+              <w:instrText xml:space="preserve"> PAGEREF _Toc240575105 \h </w:instrText>
             </w:r>
             <w:r>
               <w:rPr>
@@ -1648,7 +1648,7 @@
               <w:lang w:eastAsia="ja-JP"/>
             </w:rPr>
           </w:pPr>
-          <w:hyperlink w:anchor="_Toc237896768" w:history="1">
+          <w:hyperlink w:anchor="_Toc240575106" w:history="1">
             <w:r>
               <w:rPr>
                 <w:rStyle w:val="Hyperlink"/>
@@ -1675,7 +1675,7 @@
                 <w:noProof/>
                 <w:webHidden/>
               </w:rPr>
-              <w:instrText xml:space="preserve"> PAGEREF _Toc237896768 \h </w:instrText>
+              <w:instrText xml:space="preserve"> PAGEREF _Toc240575106 \h </w:instrText>
             </w:r>
             <w:r>
               <w:rPr>
@@ -1717,7 +1717,7 @@
               <w:lang w:eastAsia="ja-JP"/>
             </w:rPr>
           </w:pPr>
-          <w:hyperlink w:anchor="_Toc237896769" w:history="1">
+          <w:hyperlink w:anchor="_Toc240575107" w:history="1">
             <w:r>
               <w:rPr>
                 <w:rStyle w:val="Hyperlink"/>
@@ -1745,7 +1745,7 @@
                 <w:noProof/>
                 <w:webHidden/>
               </w:rPr>
-              <w:instrText xml:space="preserve"> PAGEREF _Toc237896769 \h </w:instrText>
+              <w:instrText xml:space="preserve"> PAGEREF _Toc240575107 \h </w:instrText>
             </w:r>
             <w:r>
               <w:rPr>
@@ -1787,7 +1787,7 @@
               <w:lang w:eastAsia="ja-JP"/>
             </w:rPr>
           </w:pPr>
-          <w:hyperlink w:anchor="_Toc237896770" w:history="1">
+          <w:hyperlink w:anchor="_Toc240575108" w:history="1">
             <w:r>
               <w:rPr>
                 <w:rStyle w:val="Hyperlink"/>
@@ -1815,7 +1815,7 @@
                 <w:noProof/>
                 <w:webHidden/>
               </w:rPr>
-              <w:instrText xml:space="preserve"> PAGEREF _Toc237896770 \h </w:instrText>
+              <w:instrText xml:space="preserve"> PAGEREF _Toc240575108 \h </w:instrText>
             </w:r>
             <w:r>
               <w:rPr>
@@ -1858,7 +1858,7 @@
               <w:lang w:eastAsia="ja-JP"/>
             </w:rPr>
           </w:pPr>
-          <w:hyperlink w:anchor="_Toc237896771" w:history="1">
+          <w:hyperlink w:anchor="_Toc240575109" w:history="1">
             <w:r>
               <w:rPr>
                 <w:rStyle w:val="Hyperlink"/>
@@ -1886,7 +1886,7 @@
                 <w:noProof/>
                 <w:webHidden/>
               </w:rPr>
-              <w:instrText xml:space="preserve"> PAGEREF _Toc237896771 \h </w:instrText>
+              <w:instrText xml:space="preserve"> PAGEREF _Toc240575109 \h </w:instrText>
             </w:r>
             <w:r>
               <w:rPr>
@@ -1928,7 +1928,7 @@
               <w:lang w:eastAsia="ja-JP"/>
             </w:rPr>
           </w:pPr>
-          <w:hyperlink w:anchor="_Toc237896772" w:history="1">
+          <w:hyperlink w:anchor="_Toc240575110" w:history="1">
             <w:r>
               <w:rPr>
                 <w:rStyle w:val="Hyperlink"/>
@@ -1955,7 +1955,7 @@
                 <w:noProof/>
                 <w:webHidden/>
               </w:rPr>
-              <w:instrText xml:space="preserve"> PAGEREF _Toc237896772 \h </w:instrText>
+              <w:instrText xml:space="preserve"> PAGEREF _Toc240575110 \h </w:instrText>
             </w:r>
             <w:r>
               <w:rPr>
@@ -1997,7 +1997,7 @@
               <w:lang w:eastAsia="ja-JP"/>
             </w:rPr>
           </w:pPr>
-          <w:hyperlink w:anchor="_Toc237896773" w:history="1">
+          <w:hyperlink w:anchor="_Toc240575111" w:history="1">
             <w:r>
               <w:rPr>
                 <w:rStyle w:val="Hyperlink"/>
@@ -2026,7 +2026,7 @@
                 <w:noProof/>
                 <w:webHidden/>
               </w:rPr>
-              <w:instrText xml:space="preserve"> PAGEREF _Toc237896773 \h </w:instrText>
+              <w:instrText xml:space="preserve"> PAGEREF _Toc240575111 \h </w:instrText>
             </w:r>
             <w:r>
               <w:rPr>
@@ -2068,7 +2068,7 @@
               <w:lang w:eastAsia="ja-JP"/>
             </w:rPr>
           </w:pPr>
-          <w:hyperlink w:anchor="_Toc237896774" w:history="1">
+          <w:hyperlink w:anchor="_Toc240575112" w:history="1">
             <w:r>
               <w:rPr>
                 <w:rStyle w:val="Hyperlink"/>
@@ -2097,7 +2097,7 @@
                 <w:noProof/>
                 <w:webHidden/>
               </w:rPr>
-              <w:instrText xml:space="preserve"> PAGEREF _Toc237896774 \h </w:instrText>
+              <w:instrText xml:space="preserve"> PAGEREF _Toc240575112 \h </w:instrText>
             </w:r>
             <w:r>
               <w:rPr>
@@ -2139,7 +2139,7 @@
               <w:lang w:eastAsia="ja-JP"/>
             </w:rPr>
           </w:pPr>
-          <w:hyperlink w:anchor="_Toc237896775" w:history="1">
+          <w:hyperlink w:anchor="_Toc240575113" w:history="1">
             <w:r>
               <w:rPr>
                 <w:rStyle w:val="Hyperlink"/>
@@ -2167,7 +2167,7 @@
                 <w:noProof/>
                 <w:webHidden/>
               </w:rPr>
-              <w:instrText xml:space="preserve"> PAGEREF _Toc237896775 \h </w:instrText>
+              <w:instrText xml:space="preserve"> PAGEREF _Toc240575113 \h </w:instrText>
             </w:r>
             <w:r>
               <w:rPr>
@@ -2209,7 +2209,7 @@
               <w:lang w:eastAsia="ja-JP"/>
             </w:rPr>
           </w:pPr>
-          <w:hyperlink w:anchor="_Toc237896776" w:history="1">
+          <w:hyperlink w:anchor="_Toc240575114" w:history="1">
             <w:r>
               <w:rPr>
                 <w:rStyle w:val="Hyperlink"/>
@@ -2237,7 +2237,7 @@
                 <w:noProof/>
                 <w:webHidden/>
               </w:rPr>
-              <w:instrText xml:space="preserve"> PAGEREF _Toc237896776 \h </w:instrText>
+              <w:instrText xml:space="preserve"> PAGEREF _Toc240575114 \h </w:instrText>
             </w:r>
             <w:r>
               <w:rPr>
@@ -2279,7 +2279,7 @@
               <w:lang w:eastAsia="ja-JP"/>
             </w:rPr>
           </w:pPr>
-          <w:hyperlink w:anchor="_Toc237896777" w:history="1">
+          <w:hyperlink w:anchor="_Toc240575115" w:history="1">
             <w:r>
               <w:rPr>
                 <w:rStyle w:val="Hyperlink"/>
@@ -2308,7 +2308,7 @@
                 <w:noProof/>
                 <w:webHidden/>
               </w:rPr>
-              <w:instrText xml:space="preserve"> PAGEREF _Toc237896777 \h </w:instrText>
+              <w:instrText xml:space="preserve"> PAGEREF _Toc240575115 \h </w:instrText>
             </w:r>
             <w:r>
               <w:rPr>
@@ -2350,7 +2350,7 @@
               <w:lang w:eastAsia="ja-JP"/>
             </w:rPr>
           </w:pPr>
-          <w:hyperlink w:anchor="_Toc237896778" w:history="1">
+          <w:hyperlink w:anchor="_Toc240575116" w:history="1">
             <w:r>
               <w:rPr>
                 <w:rStyle w:val="Hyperlink"/>
@@ -2400,7 +2400,7 @@
                 <w:noProof/>
                 <w:webHidden/>
               </w:rPr>
-              <w:instrText xml:space="preserve"> PAGEREF _Toc237896778 \h </w:instrText>
+              <w:instrText xml:space="preserve"> PAGEREF _Toc240575116 \h </w:instrText>
             </w:r>
             <w:r>
               <w:rPr>
@@ -2442,7 +2442,7 @@
               <w:lang w:eastAsia="ja-JP"/>
             </w:rPr>
           </w:pPr>
-          <w:hyperlink w:anchor="_Toc237896779" w:history="1">
+          <w:hyperlink w:anchor="_Toc240575117" w:history="1">
             <w:r>
               <w:rPr>
                 <w:rStyle w:val="Hyperlink"/>
@@ -2469,7 +2469,7 @@
                 <w:noProof/>
                 <w:webHidden/>
               </w:rPr>
-              <w:instrText xml:space="preserve"> PAGEREF _Toc237896779 \h </w:instrText>
+              <w:instrText xml:space="preserve"> PAGEREF _Toc240575117 \h </w:instrText>
             </w:r>
             <w:r>
               <w:rPr>
@@ -2511,7 +2511,7 @@
               <w:lang w:eastAsia="ja-JP"/>
             </w:rPr>
           </w:pPr>
-          <w:hyperlink w:anchor="_Toc237896780" w:history="1">
+          <w:hyperlink w:anchor="_Toc240575118" w:history="1">
             <w:r>
               <w:rPr>
                 <w:rStyle w:val="Hyperlink"/>
@@ -2539,7 +2539,7 @@
                 <w:noProof/>
                 <w:webHidden/>
               </w:rPr>
-              <w:instrText xml:space="preserve"> PAGEREF _Toc237896780 \h </w:instrText>
+              <w:instrText xml:space="preserve"> PAGEREF _Toc240575118 \h </w:instrText>
             </w:r>
             <w:r>
               <w:rPr>
@@ -2581,7 +2581,7 @@
               <w:lang w:eastAsia="ja-JP"/>
             </w:rPr>
           </w:pPr>
-          <w:hyperlink w:anchor="_Toc237896781" w:history="1">
+          <w:hyperlink w:anchor="_Toc240575119" w:history="1">
             <w:r>
               <w:rPr>
                 <w:rStyle w:val="Hyperlink"/>
@@ -2609,7 +2609,7 @@
                 <w:noProof/>
                 <w:webHidden/>
               </w:rPr>
-              <w:instrText xml:space="preserve"> PAGEREF _Toc237896781 \h </w:instrText>
+              <w:instrText xml:space="preserve"> PAGEREF _Toc240575119 \h </w:instrText>
             </w:r>
             <w:r>
               <w:rPr>
@@ -2651,7 +2651,7 @@
               <w:lang w:eastAsia="ja-JP"/>
             </w:rPr>
           </w:pPr>
-          <w:hyperlink w:anchor="_Toc237896782" w:history="1">
+          <w:hyperlink w:anchor="_Toc240575120" w:history="1">
             <w:r>
               <w:rPr>
                 <w:rStyle w:val="Hyperlink"/>
@@ -2679,7 +2679,7 @@
                 <w:noProof/>
                 <w:webHidden/>
               </w:rPr>
-              <w:instrText xml:space="preserve"> PAGEREF _Toc237896782 \h </w:instrText>
+              <w:instrText xml:space="preserve"> PAGEREF _Toc240575120 \h </w:instrText>
             </w:r>
             <w:r>
               <w:rPr>
@@ -2721,7 +2721,7 @@
               <w:lang w:eastAsia="ja-JP"/>
             </w:rPr>
           </w:pPr>
-          <w:hyperlink w:anchor="_Toc237896783" w:history="1">
+          <w:hyperlink w:anchor="_Toc240575121" w:history="1">
             <w:r>
               <w:rPr>
                 <w:rStyle w:val="Hyperlink"/>
@@ -2748,7 +2748,7 @@
                 <w:noProof/>
                 <w:webHidden/>
               </w:rPr>
-              <w:instrText xml:space="preserve"> PAGEREF _Toc237896783 \h </w:instrText>
+              <w:instrText xml:space="preserve"> PAGEREF _Toc240575121 \h </w:instrText>
             </w:r>
             <w:r>
               <w:rPr>
@@ -2790,7 +2790,7 @@
               <w:lang w:eastAsia="ja-JP"/>
             </w:rPr>
           </w:pPr>
-          <w:hyperlink w:anchor="_Toc237896784" w:history="1">
+          <w:hyperlink w:anchor="_Toc240575122" w:history="1">
             <w:r>
               <w:rPr>
                 <w:rStyle w:val="Hyperlink"/>
@@ -2817,7 +2817,7 @@
                 <w:noProof/>
                 <w:webHidden/>
               </w:rPr>
-              <w:instrText xml:space="preserve"> PAGEREF _Toc237896784 \h </w:instrText>
+              <w:instrText xml:space="preserve"> PAGEREF _Toc240575122 \h </w:instrText>
             </w:r>
             <w:r>
               <w:rPr>
@@ -2859,7 +2859,7 @@
               <w:lang w:eastAsia="ja-JP"/>
             </w:rPr>
           </w:pPr>
-          <w:hyperlink w:anchor="_Toc237896785" w:history="1">
+          <w:hyperlink w:anchor="_Toc240575123" w:history="1">
             <w:r>
               <w:rPr>
                 <w:rStyle w:val="Hyperlink"/>
@@ -2886,7 +2886,7 @@
                 <w:noProof/>
                 <w:webHidden/>
               </w:rPr>
-              <w:instrText xml:space="preserve"> PAGEREF _Toc237896785 \h </w:instrText>
+              <w:instrText xml:space="preserve"> PAGEREF _Toc240575123 \h </w:instrText>
             </w:r>
             <w:r>
               <w:rPr>
@@ -2928,7 +2928,7 @@
               <w:lang w:eastAsia="ja-JP"/>
             </w:rPr>
           </w:pPr>
-          <w:hyperlink w:anchor="_Toc237896786" w:history="1">
+          <w:hyperlink w:anchor="_Toc240575124" w:history="1">
             <w:r>
               <w:rPr>
                 <w:rStyle w:val="Hyperlink"/>
@@ -2955,7 +2955,7 @@
                 <w:noProof/>
                 <w:webHidden/>
               </w:rPr>
-              <w:instrText xml:space="preserve"> PAGEREF _Toc237896786 \h </w:instrText>
+              <w:instrText xml:space="preserve"> PAGEREF _Toc240575124 \h </w:instrText>
             </w:r>
             <w:r>
               <w:rPr>
@@ -2998,7 +2998,7 @@
               <w:lang w:eastAsia="ja-JP"/>
             </w:rPr>
           </w:pPr>
-          <w:hyperlink w:anchor="_Toc237896787" w:history="1">
+          <w:hyperlink w:anchor="_Toc240575125" w:history="1">
             <w:r>
               <w:rPr>
                 <w:rStyle w:val="Hyperlink"/>
@@ -3033,7 +3033,7 @@
                 <w:noProof/>
                 <w:webHidden/>
               </w:rPr>
-              <w:instrText xml:space="preserve"> PAGEREF _Toc237896787 \h </w:instrText>
+              <w:instrText xml:space="preserve"> PAGEREF _Toc240575125 \h </w:instrText>
             </w:r>
             <w:r>
               <w:rPr>
@@ -3075,7 +3075,7 @@
               <w:lang w:eastAsia="ja-JP"/>
             </w:rPr>
           </w:pPr>
-          <w:hyperlink w:anchor="_Toc237896788" w:history="1">
+          <w:hyperlink w:anchor="_Toc240575126" w:history="1">
             <w:r>
               <w:rPr>
                 <w:rStyle w:val="Hyperlink"/>
@@ -3102,7 +3102,7 @@
                 <w:noProof/>
                 <w:webHidden/>
               </w:rPr>
-              <w:instrText xml:space="preserve"> PAGEREF _Toc237896788 \h </w:instrText>
+              <w:instrText xml:space="preserve"> PAGEREF _Toc240575126 \h </w:instrText>
             </w:r>
             <w:r>
               <w:rPr>
@@ -3144,7 +3144,7 @@
               <w:lang w:eastAsia="ja-JP"/>
             </w:rPr>
           </w:pPr>
-          <w:hyperlink w:anchor="_Toc237896789" w:history="1">
+          <w:hyperlink w:anchor="_Toc240575127" w:history="1">
             <w:r>
               <w:rPr>
                 <w:rStyle w:val="Hyperlink"/>
@@ -3172,7 +3172,7 @@
                 <w:noProof/>
                 <w:webHidden/>
               </w:rPr>
-              <w:instrText xml:space="preserve"> PAGEREF _Toc237896789 \h </w:instrText>
+              <w:instrText xml:space="preserve"> PAGEREF _Toc240575127 \h </w:instrText>
             </w:r>
             <w:r>
               <w:rPr>
@@ -3214,7 +3214,7 @@
               <w:lang w:eastAsia="ja-JP"/>
             </w:rPr>
           </w:pPr>
-          <w:hyperlink w:anchor="_Toc237896790" w:history="1">
+          <w:hyperlink w:anchor="_Toc240575128" w:history="1">
             <w:r>
               <w:rPr>
                 <w:rStyle w:val="Hyperlink"/>
@@ -3241,7 +3241,7 @@
                 <w:noProof/>
                 <w:webHidden/>
               </w:rPr>
-              <w:instrText xml:space="preserve"> PAGEREF _Toc237896790 \h </w:instrText>
+              <w:instrText xml:space="preserve"> PAGEREF _Toc240575128 \h </w:instrText>
             </w:r>
             <w:r>
               <w:rPr>
@@ -3283,7 +3283,7 @@
               <w:lang w:eastAsia="ja-JP"/>
             </w:rPr>
           </w:pPr>
-          <w:hyperlink w:anchor="_Toc237896791" w:history="1">
+          <w:hyperlink w:anchor="_Toc240575129" w:history="1">
             <w:r>
               <w:rPr>
                 <w:rStyle w:val="Hyperlink"/>
@@ -3310,7 +3310,7 @@
                 <w:noProof/>
                 <w:webHidden/>
               </w:rPr>
-              <w:instrText xml:space="preserve"> PAGEREF _Toc237896791 \h </w:instrText>
+              <w:instrText xml:space="preserve"> PAGEREF _Toc240575129 \h </w:instrText>
             </w:r>
             <w:r>
               <w:rPr>
@@ -3352,7 +3352,7 @@
               <w:lang w:eastAsia="ja-JP"/>
             </w:rPr>
           </w:pPr>
-          <w:hyperlink w:anchor="_Toc237896792" w:history="1">
+          <w:hyperlink w:anchor="_Toc240575130" w:history="1">
             <w:r>
               <w:rPr>
                 <w:rStyle w:val="Hyperlink"/>
@@ -3380,7 +3380,7 @@
                 <w:noProof/>
                 <w:webHidden/>
               </w:rPr>
-              <w:instrText xml:space="preserve"> PAGEREF _Toc237896792 \h </w:instrText>
+              <w:instrText xml:space="preserve"> PAGEREF _Toc240575130 \h </w:instrText>
             </w:r>
             <w:r>
               <w:rPr>
@@ -3422,7 +3422,7 @@
               <w:lang w:eastAsia="ja-JP"/>
             </w:rPr>
           </w:pPr>
-          <w:hyperlink w:anchor="_Toc237896793" w:history="1">
+          <w:hyperlink w:anchor="_Toc240575131" w:history="1">
             <w:r>
               <w:rPr>
                 <w:rStyle w:val="Hyperlink"/>
@@ -3450,7 +3450,7 @@
                 <w:noProof/>
                 <w:webHidden/>
               </w:rPr>
-              <w:instrText xml:space="preserve"> PAGEREF _Toc237896793 \h </w:instrText>
+              <w:instrText xml:space="preserve"> PAGEREF _Toc240575131 \h </w:instrText>
             </w:r>
             <w:r>
               <w:rPr>
@@ -3492,7 +3492,7 @@
               <w:lang w:eastAsia="ja-JP"/>
             </w:rPr>
           </w:pPr>
-          <w:hyperlink w:anchor="_Toc237896794" w:history="1">
+          <w:hyperlink w:anchor="_Toc240575132" w:history="1">
             <w:r>
               <w:rPr>
                 <w:rStyle w:val="Hyperlink"/>
@@ -3519,7 +3519,7 @@
                 <w:noProof/>
                 <w:webHidden/>
               </w:rPr>
-              <w:instrText xml:space="preserve"> PAGEREF _Toc237896794 \h </w:instrText>
+              <w:instrText xml:space="preserve"> PAGEREF _Toc240575132 \h </w:instrText>
             </w:r>
             <w:r>
               <w:rPr>
@@ -3561,7 +3561,7 @@
               <w:lang w:eastAsia="ja-JP"/>
             </w:rPr>
           </w:pPr>
-          <w:hyperlink w:anchor="_Toc237896795" w:history="1">
+          <w:hyperlink w:anchor="_Toc240575133" w:history="1">
             <w:r>
               <w:rPr>
                 <w:rStyle w:val="Hyperlink"/>
@@ -3588,7 +3588,7 @@
                 <w:noProof/>
                 <w:webHidden/>
               </w:rPr>
-              <w:instrText xml:space="preserve"> PAGEREF _Toc237896795 \h </w:instrText>
+              <w:instrText xml:space="preserve"> PAGEREF _Toc240575133 \h </w:instrText>
             </w:r>
             <w:r>
               <w:rPr>
@@ -3630,13 +3630,13 @@
               <w:lang w:eastAsia="ja-JP"/>
             </w:rPr>
           </w:pPr>
-          <w:hyperlink w:anchor="_Toc237896796" w:history="1">
+          <w:hyperlink w:anchor="_Toc240575134" w:history="1">
             <w:r>
               <w:rPr>
                 <w:rStyle w:val="Hyperlink"/>
                 <w:noProof/>
               </w:rPr>
-              <w:t>3.3.2. Tích hợp kỹ thuật Grad-CAM vào hệ thống</w:t>
+              <w:t>3.3.2. Cài đặt kỹ thuật Grad-CAM và tích hợp vào hệ thống</w:t>
             </w:r>
             <w:r>
               <w:rPr>
@@ -3657,7 +3657,7 @@
                 <w:noProof/>
                 <w:webHidden/>
               </w:rPr>
-              <w:instrText xml:space="preserve"> PAGEREF _Toc237896796 \h </w:instrText>
+              <w:instrText xml:space="preserve"> PAGEREF _Toc240575134 \h </w:instrText>
             </w:r>
             <w:r>
               <w:rPr>
@@ -3699,7 +3699,7 @@
               <w:lang w:eastAsia="ja-JP"/>
             </w:rPr>
           </w:pPr>
-          <w:hyperlink w:anchor="_Toc237896797" w:history="1">
+          <w:hyperlink w:anchor="_Toc240575135" w:history="1">
             <w:r>
               <w:rPr>
                 <w:rStyle w:val="Hyperlink"/>
@@ -3726,7 +3726,7 @@
                 <w:noProof/>
                 <w:webHidden/>
               </w:rPr>
-              <w:instrText xml:space="preserve"> PAGEREF _Toc237896797 \h </w:instrText>
+              <w:instrText xml:space="preserve"> PAGEREF _Toc240575135 \h </w:instrText>
             </w:r>
             <w:r>
               <w:rPr>
@@ -3746,7 +3746,7 @@
                 <w:noProof/>
                 <w:webHidden/>
               </w:rPr>
-              <w:t>24</w:t>
+              <w:t>25</w:t>
             </w:r>
             <w:r>
               <w:rPr>
@@ -3768,7 +3768,7 @@
               <w:lang w:eastAsia="ja-JP"/>
             </w:rPr>
           </w:pPr>
-          <w:hyperlink w:anchor="_Toc237896798" w:history="1">
+          <w:hyperlink w:anchor="_Toc240575136" w:history="1">
             <w:r>
               <w:rPr>
                 <w:rStyle w:val="Hyperlink"/>
@@ -3795,7 +3795,7 @@
                 <w:noProof/>
                 <w:webHidden/>
               </w:rPr>
-              <w:instrText xml:space="preserve"> PAGEREF _Toc237896798 \h </w:instrText>
+              <w:instrText xml:space="preserve"> PAGEREF _Toc240575136 \h </w:instrText>
             </w:r>
             <w:r>
               <w:rPr>
@@ -3837,7 +3837,7 @@
               <w:lang w:eastAsia="ja-JP"/>
             </w:rPr>
           </w:pPr>
-          <w:hyperlink w:anchor="_Toc237896799" w:history="1">
+          <w:hyperlink w:anchor="_Toc240575137" w:history="1">
             <w:r>
               <w:rPr>
                 <w:rStyle w:val="Hyperlink"/>
@@ -3864,7 +3864,7 @@
                 <w:noProof/>
                 <w:webHidden/>
               </w:rPr>
-              <w:instrText xml:space="preserve"> PAGEREF _Toc237896799 \h </w:instrText>
+              <w:instrText xml:space="preserve"> PAGEREF _Toc240575137 \h </w:instrText>
             </w:r>
             <w:r>
               <w:rPr>
@@ -3906,7 +3906,7 @@
               <w:lang w:eastAsia="ja-JP"/>
             </w:rPr>
           </w:pPr>
-          <w:hyperlink w:anchor="_Toc237896800" w:history="1">
+          <w:hyperlink w:anchor="_Toc240575138" w:history="1">
             <w:r>
               <w:rPr>
                 <w:rStyle w:val="Hyperlink"/>
@@ -3933,7 +3933,7 @@
                 <w:noProof/>
                 <w:webHidden/>
               </w:rPr>
-              <w:instrText xml:space="preserve"> PAGEREF _Toc237896800 \h </w:instrText>
+              <w:instrText xml:space="preserve"> PAGEREF _Toc240575138 \h </w:instrText>
             </w:r>
             <w:r>
               <w:rPr>
@@ -3953,7 +3953,7 @@
                 <w:noProof/>
                 <w:webHidden/>
               </w:rPr>
-              <w:t>26</w:t>
+              <w:t>27</w:t>
             </w:r>
             <w:r>
               <w:rPr>
@@ -3976,7 +3976,7 @@
               <w:lang w:eastAsia="ja-JP"/>
             </w:rPr>
           </w:pPr>
-          <w:hyperlink w:anchor="_Toc237896801" w:history="1">
+          <w:hyperlink w:anchor="_Toc240575139" w:history="1">
             <w:r>
               <w:rPr>
                 <w:rStyle w:val="Hyperlink"/>
@@ -4004,7 +4004,7 @@
                 <w:noProof/>
                 <w:webHidden/>
               </w:rPr>
-              <w:instrText xml:space="preserve"> PAGEREF _Toc237896801 \h </w:instrText>
+              <w:instrText xml:space="preserve"> PAGEREF _Toc240575139 \h </w:instrText>
             </w:r>
             <w:r>
               <w:rPr>
@@ -4024,7 +4024,7 @@
                 <w:noProof/>
                 <w:webHidden/>
               </w:rPr>
-              <w:t>29</w:t>
+              <w:t>30</w:t>
             </w:r>
             <w:r>
               <w:rPr>
@@ -4046,7 +4046,7 @@
               <w:lang w:eastAsia="ja-JP"/>
             </w:rPr>
           </w:pPr>
-          <w:hyperlink w:anchor="_Toc237896802" w:history="1">
+          <w:hyperlink w:anchor="_Toc240575140" w:history="1">
             <w:r>
               <w:rPr>
                 <w:rStyle w:val="Hyperlink"/>
@@ -4073,7 +4073,7 @@
                 <w:noProof/>
                 <w:webHidden/>
               </w:rPr>
-              <w:instrText xml:space="preserve"> PAGEREF _Toc237896802 \h </w:instrText>
+              <w:instrText xml:space="preserve"> PAGEREF _Toc240575140 \h </w:instrText>
             </w:r>
             <w:r>
               <w:rPr>
@@ -4093,7 +4093,7 @@
                 <w:noProof/>
                 <w:webHidden/>
               </w:rPr>
-              <w:t>29</w:t>
+              <w:t>30</w:t>
             </w:r>
             <w:r>
               <w:rPr>
@@ -4115,7 +4115,7 @@
               <w:lang w:eastAsia="ja-JP"/>
             </w:rPr>
           </w:pPr>
-          <w:hyperlink w:anchor="_Toc237896803" w:history="1">
+          <w:hyperlink w:anchor="_Toc240575141" w:history="1">
             <w:r>
               <w:rPr>
                 <w:rStyle w:val="Hyperlink"/>
@@ -4142,7 +4142,7 @@
                 <w:noProof/>
                 <w:webHidden/>
               </w:rPr>
-              <w:instrText xml:space="preserve"> PAGEREF _Toc237896803 \h </w:instrText>
+              <w:instrText xml:space="preserve"> PAGEREF _Toc240575141 \h </w:instrText>
             </w:r>
             <w:r>
               <w:rPr>
@@ -4162,7 +4162,7 @@
                 <w:noProof/>
                 <w:webHidden/>
               </w:rPr>
-              <w:t>29</w:t>
+              <w:t>30</w:t>
             </w:r>
             <w:r>
               <w:rPr>
@@ -4184,7 +4184,7 @@
               <w:lang w:eastAsia="ja-JP"/>
             </w:rPr>
           </w:pPr>
-          <w:hyperlink w:anchor="_Toc237896804" w:history="1">
+          <w:hyperlink w:anchor="_Toc240575142" w:history="1">
             <w:r>
               <w:rPr>
                 <w:rStyle w:val="Hyperlink"/>
@@ -4211,7 +4211,7 @@
                 <w:noProof/>
                 <w:webHidden/>
               </w:rPr>
-              <w:instrText xml:space="preserve"> PAGEREF _Toc237896804 \h </w:instrText>
+              <w:instrText xml:space="preserve"> PAGEREF _Toc240575142 \h </w:instrText>
             </w:r>
             <w:r>
               <w:rPr>
@@ -4231,7 +4231,7 @@
                 <w:noProof/>
                 <w:webHidden/>
               </w:rPr>
-              <w:t>29</w:t>
+              <w:t>30</w:t>
             </w:r>
             <w:r>
               <w:rPr>
@@ -4253,7 +4253,7 @@
               <w:lang w:eastAsia="ja-JP"/>
             </w:rPr>
           </w:pPr>
-          <w:hyperlink w:anchor="_Toc237896805" w:history="1">
+          <w:hyperlink w:anchor="_Toc240575143" w:history="1">
             <w:r>
               <w:rPr>
                 <w:rStyle w:val="Hyperlink"/>
@@ -4281,7 +4281,7 @@
                 <w:noProof/>
                 <w:webHidden/>
               </w:rPr>
-              <w:instrText xml:space="preserve"> PAGEREF _Toc237896805 \h </w:instrText>
+              <w:instrText xml:space="preserve"> PAGEREF _Toc240575143 \h </w:instrText>
             </w:r>
             <w:r>
               <w:rPr>
@@ -4323,7 +4323,7 @@
               <w:lang w:eastAsia="ja-JP"/>
             </w:rPr>
           </w:pPr>
-          <w:hyperlink w:anchor="_Toc237896806" w:history="1">
+          <w:hyperlink w:anchor="_Toc240575144" w:history="1">
             <w:r>
               <w:rPr>
                 <w:rStyle w:val="Hyperlink"/>
@@ -4350,7 +4350,7 @@
                 <w:noProof/>
                 <w:webHidden/>
               </w:rPr>
-              <w:instrText xml:space="preserve"> PAGEREF _Toc237896806 \h </w:instrText>
+              <w:instrText xml:space="preserve"> PAGEREF _Toc240575144 \h </w:instrText>
             </w:r>
             <w:r>
               <w:rPr>
@@ -4370,7 +4370,214 @@
                 <w:noProof/>
                 <w:webHidden/>
               </w:rPr>
-              <w:t>33</w:t>
+              <w:t>34</w:t>
+            </w:r>
+            <w:r>
+              <w:rPr>
+                <w:noProof/>
+                <w:webHidden/>
+              </w:rPr>
+              <w:fldChar w:fldCharType="end"/>
+            </w:r>
+          </w:hyperlink>
+        </w:p>
+        <w:p>
+          <w:pPr>
+            <w:pStyle w:val="TOC2"/>
+            <w:rPr>
+              <w:rFonts w:asciiTheme="minorHAnsi" w:eastAsiaTheme="minorEastAsia" w:hAnsiTheme="minorHAnsi"/>
+              <w:noProof/>
+              <w:sz w:val="24"/>
+              <w:szCs w:val="24"/>
+              <w:lang w:eastAsia="ja-JP"/>
+            </w:rPr>
+          </w:pPr>
+          <w:hyperlink w:anchor="_Toc240575145" w:history="1">
+            <w:r>
+              <w:rPr>
+                <w:rStyle w:val="Hyperlink"/>
+                <w:noProof/>
+              </w:rPr>
+              <w:t>4.3. So sánh với các nghiên cứu liên quan</w:t>
+            </w:r>
+            <w:r>
+              <w:rPr>
+                <w:noProof/>
+                <w:webHidden/>
+              </w:rPr>
+              <w:tab/>
+            </w:r>
+            <w:r>
+              <w:rPr>
+                <w:noProof/>
+                <w:webHidden/>
+              </w:rPr>
+              <w:fldChar w:fldCharType="begin"/>
+            </w:r>
+            <w:r>
+              <w:rPr>
+                <w:noProof/>
+                <w:webHidden/>
+              </w:rPr>
+              <w:instrText xml:space="preserve"> PAGEREF _Toc240575145 \h </w:instrText>
+            </w:r>
+            <w:r>
+              <w:rPr>
+                <w:noProof/>
+                <w:webHidden/>
+              </w:rPr>
+            </w:r>
+            <w:r>
+              <w:rPr>
+                <w:noProof/>
+                <w:webHidden/>
+              </w:rPr>
+              <w:fldChar w:fldCharType="separate"/>
+            </w:r>
+            <w:r>
+              <w:rPr>
+                <w:noProof/>
+                <w:webHidden/>
+              </w:rPr>
+              <w:t>35</w:t>
+            </w:r>
+            <w:r>
+              <w:rPr>
+                <w:noProof/>
+                <w:webHidden/>
+              </w:rPr>
+              <w:fldChar w:fldCharType="end"/>
+            </w:r>
+          </w:hyperlink>
+        </w:p>
+        <w:p>
+          <w:pPr>
+            <w:pStyle w:val="TOC3"/>
+            <w:rPr>
+              <w:rFonts w:asciiTheme="minorHAnsi" w:eastAsiaTheme="minorEastAsia" w:hAnsiTheme="minorHAnsi"/>
+              <w:noProof/>
+              <w:sz w:val="24"/>
+              <w:szCs w:val="24"/>
+              <w:lang w:eastAsia="ja-JP"/>
+            </w:rPr>
+          </w:pPr>
+          <w:hyperlink w:anchor="_Toc240575146" w:history="1">
+            <w:r>
+              <w:rPr>
+                <w:rStyle w:val="Hyperlink"/>
+                <w:noProof/>
+              </w:rPr>
+              <w:t>4.3.1. So sánh về phương pháp, kết quả</w:t>
+            </w:r>
+            <w:r>
+              <w:rPr>
+                <w:noProof/>
+                <w:webHidden/>
+              </w:rPr>
+              <w:tab/>
+            </w:r>
+            <w:r>
+              <w:rPr>
+                <w:noProof/>
+                <w:webHidden/>
+              </w:rPr>
+              <w:fldChar w:fldCharType="begin"/>
+            </w:r>
+            <w:r>
+              <w:rPr>
+                <w:noProof/>
+                <w:webHidden/>
+              </w:rPr>
+              <w:instrText xml:space="preserve"> PAGEREF _Toc240575146 \h </w:instrText>
+            </w:r>
+            <w:r>
+              <w:rPr>
+                <w:noProof/>
+                <w:webHidden/>
+              </w:rPr>
+            </w:r>
+            <w:r>
+              <w:rPr>
+                <w:noProof/>
+                <w:webHidden/>
+              </w:rPr>
+              <w:fldChar w:fldCharType="separate"/>
+            </w:r>
+            <w:r>
+              <w:rPr>
+                <w:noProof/>
+                <w:webHidden/>
+              </w:rPr>
+              <w:t>35</w:t>
+            </w:r>
+            <w:r>
+              <w:rPr>
+                <w:noProof/>
+                <w:webHidden/>
+              </w:rPr>
+              <w:fldChar w:fldCharType="end"/>
+            </w:r>
+          </w:hyperlink>
+        </w:p>
+        <w:p>
+          <w:pPr>
+            <w:pStyle w:val="TOC3"/>
+            <w:rPr>
+              <w:rFonts w:asciiTheme="minorHAnsi" w:eastAsiaTheme="minorEastAsia" w:hAnsiTheme="minorHAnsi"/>
+              <w:noProof/>
+              <w:sz w:val="24"/>
+              <w:szCs w:val="24"/>
+              <w:lang w:eastAsia="ja-JP"/>
+            </w:rPr>
+          </w:pPr>
+          <w:hyperlink w:anchor="_Toc240575147" w:history="1">
+            <w:r>
+              <w:rPr>
+                <w:rStyle w:val="Hyperlink"/>
+                <w:noProof/>
+              </w:rPr>
+              <w:t>4.3.2. Phân tích những điểm đạt được của đề tài</w:t>
+            </w:r>
+            <w:r>
+              <w:rPr>
+                <w:noProof/>
+                <w:webHidden/>
+              </w:rPr>
+              <w:tab/>
+            </w:r>
+            <w:r>
+              <w:rPr>
+                <w:noProof/>
+                <w:webHidden/>
+              </w:rPr>
+              <w:fldChar w:fldCharType="begin"/>
+            </w:r>
+            <w:r>
+              <w:rPr>
+                <w:noProof/>
+                <w:webHidden/>
+              </w:rPr>
+              <w:instrText xml:space="preserve"> PAGEREF _Toc240575147 \h </w:instrText>
+            </w:r>
+            <w:r>
+              <w:rPr>
+                <w:noProof/>
+                <w:webHidden/>
+              </w:rPr>
+            </w:r>
+            <w:r>
+              <w:rPr>
+                <w:noProof/>
+                <w:webHidden/>
+              </w:rPr>
+              <w:fldChar w:fldCharType="separate"/>
+            </w:r>
+            <w:r>
+              <w:rPr>
+                <w:noProof/>
+                <w:webHidden/>
+              </w:rPr>
+              <w:t>37</w:t>
             </w:r>
             <w:r>
               <w:rPr>
@@ -4393,7 +4600,7 @@
               <w:lang w:eastAsia="ja-JP"/>
             </w:rPr>
           </w:pPr>
-          <w:hyperlink w:anchor="_Toc237896807" w:history="1">
+          <w:hyperlink w:anchor="_Toc240575148" w:history="1">
             <w:r>
               <w:rPr>
                 <w:rStyle w:val="Hyperlink"/>
@@ -4421,7 +4628,7 @@
                 <w:noProof/>
                 <w:webHidden/>
               </w:rPr>
-              <w:instrText xml:space="preserve"> PAGEREF _Toc237896807 \h </w:instrText>
+              <w:instrText xml:space="preserve"> PAGEREF _Toc240575148 \h </w:instrText>
             </w:r>
             <w:r>
               <w:rPr>
@@ -4441,7 +4648,7 @@
                 <w:noProof/>
                 <w:webHidden/>
               </w:rPr>
-              <w:t>35</w:t>
+              <w:t>38</w:t>
             </w:r>
             <w:r>
               <w:rPr>
@@ -4464,7 +4671,7 @@
               <w:lang w:eastAsia="ja-JP"/>
             </w:rPr>
           </w:pPr>
-          <w:hyperlink w:anchor="_Toc237896808" w:history="1">
+          <w:hyperlink w:anchor="_Toc240575149" w:history="1">
             <w:r>
               <w:rPr>
                 <w:rStyle w:val="Hyperlink"/>
@@ -4491,7 +4698,7 @@
                 <w:noProof/>
                 <w:webHidden/>
               </w:rPr>
-              <w:instrText xml:space="preserve"> PAGEREF _Toc237896808 \h </w:instrText>
+              <w:instrText xml:space="preserve"> PAGEREF _Toc240575149 \h </w:instrText>
             </w:r>
             <w:r>
               <w:rPr>
@@ -4511,7 +4718,7 @@
                 <w:noProof/>
                 <w:webHidden/>
               </w:rPr>
-              <w:t>37</w:t>
+              <w:t>40</w:t>
             </w:r>
             <w:r>
               <w:rPr>
@@ -4562,7 +4769,7 @@
         <w:pStyle w:val="Heading1"/>
       </w:pPr>
       <w:bookmarkStart w:id="2" w:name="_Toc211979189"/>
-      <w:bookmarkStart w:id="3" w:name="_Toc237896761"/>
+      <w:bookmarkStart w:id="3" w:name="_Toc240575099"/>
       <w:r>
         <w:lastRenderedPageBreak/>
         <w:t>LỜI MỞ ĐẦU</w:t>
@@ -4607,7 +4814,31 @@
         <w:rPr>
           <w:rFonts w:cs="Times New Roman"/>
         </w:rPr>
-        <w:t>trong thời gian thực tập tại Công ty Cổ phần Công nghệ và Dịch vụ Y tế TECNIC. Đề tài tập trung nghiên cứu và đánh giá khả năng ứng dụng của các mô hình Mạng nơ-ron tích chập (CNN) trong bài toán phân loại ảnh nội thất, đồng thời xây dựng hệ thống thử nghiệm nhằm hỗ trợ nhận diện sản phẩm một cách tự động. Bên cạnh việc so sánh hiệu năng của các mô hình CNN, đề tài còn áp dụng kỹ thuật Grad-CAM nhằm trực quan hóa kết quả dự đoán và cơ chế phát hiện dữ liệu ngoài phân bố (Out-of-Distribution - OOD) nhằm nâng cao độ tin cậy của hệ thống.</w:t>
+        <w:t>trong thời gian thực tập tại Công ty Cổ phần</w:t>
+      </w:r>
+      <w:r>
+        <w:rPr>
+          <w:rFonts w:cs="Times New Roman"/>
+        </w:rPr>
+        <w:t xml:space="preserve"> Giải pháp</w:t>
+      </w:r>
+      <w:r>
+        <w:rPr>
+          <w:rFonts w:cs="Times New Roman"/>
+        </w:rPr>
+        <w:t xml:space="preserve"> Công nghệ</w:t>
+      </w:r>
+      <w:r>
+        <w:rPr>
+          <w:rFonts w:cs="Times New Roman"/>
+        </w:rPr>
+        <w:t xml:space="preserve"> Hỗ trợ</w:t>
+      </w:r>
+      <w:r>
+        <w:rPr>
+          <w:rFonts w:cs="Times New Roman"/>
+        </w:rPr>
+        <w:t xml:space="preserve"> Y tế TECNIC. Đề tài tập trung nghiên cứu và đánh giá khả năng ứng dụng của các mô hình Mạng nơ-ron tích chập (CNN) trong bài toán phân loại ảnh nội thất, đồng thời xây dựng hệ thống thử nghiệm nhằm hỗ trợ nhận diện sản phẩm một cách tự động. Bên cạnh việc so sánh hiệu năng của các mô hình CNN, đề tài còn áp dụng kỹ thuật Grad-CAM nhằm trực quan hóa kết quả dự đoán và cơ chế phát hiện dữ liệu ngoài phân bố (Out-of-Distribution - OOD) nhằm nâng cao độ tin cậy của hệ thống.</w:t>
       </w:r>
     </w:p>
     <w:p>
@@ -4644,7 +4875,7 @@
         <w:pStyle w:val="Heading1"/>
       </w:pPr>
       <w:bookmarkStart w:id="4" w:name="_Toc211979190"/>
-      <w:bookmarkStart w:id="5" w:name="_Toc237896762"/>
+      <w:bookmarkStart w:id="5" w:name="_Toc240575100"/>
       <w:r>
         <w:lastRenderedPageBreak/>
         <w:t>DANH MỤC HÌNH ẢNH</w:t>
@@ -4675,7 +4906,7 @@
       <w:r>
         <w:fldChar w:fldCharType="separate"/>
       </w:r>
-      <w:hyperlink w:anchor="_Toc240529851" w:history="1">
+      <w:hyperlink w:anchor="_Toc240575165" w:history="1">
         <w:r>
           <w:rPr>
             <w:rStyle w:val="Hyperlink"/>
@@ -4702,7 +4933,7 @@
             <w:noProof/>
             <w:webHidden/>
           </w:rPr>
-          <w:instrText xml:space="preserve"> PAGEREF _Toc240529851 \h </w:instrText>
+          <w:instrText xml:space="preserve"> PAGEREF _Toc240575165 \h </w:instrText>
         </w:r>
         <w:r>
           <w:rPr>
@@ -4747,7 +4978,7 @@
           <w:lang w:eastAsia="ja-JP"/>
         </w:rPr>
       </w:pPr>
-      <w:hyperlink w:anchor="_Toc240529852" w:history="1">
+      <w:hyperlink w:anchor="_Toc240575166" w:history="1">
         <w:r>
           <w:rPr>
             <w:rStyle w:val="Hyperlink"/>
@@ -4774,7 +5005,7 @@
             <w:noProof/>
             <w:webHidden/>
           </w:rPr>
-          <w:instrText xml:space="preserve"> PAGEREF _Toc240529852 \h </w:instrText>
+          <w:instrText xml:space="preserve"> PAGEREF _Toc240575166 \h </w:instrText>
         </w:r>
         <w:r>
           <w:rPr>
@@ -4819,7 +5050,7 @@
           <w:lang w:eastAsia="ja-JP"/>
         </w:rPr>
       </w:pPr>
-      <w:hyperlink w:anchor="_Toc240529853" w:history="1">
+      <w:hyperlink w:anchor="_Toc240575167" w:history="1">
         <w:r>
           <w:rPr>
             <w:rStyle w:val="Hyperlink"/>
@@ -4846,7 +5077,7 @@
             <w:noProof/>
             <w:webHidden/>
           </w:rPr>
-          <w:instrText xml:space="preserve"> PAGEREF _Toc240529853 \h </w:instrText>
+          <w:instrText xml:space="preserve"> PAGEREF _Toc240575167 \h </w:instrText>
         </w:r>
         <w:r>
           <w:rPr>
@@ -4891,7 +5122,7 @@
           <w:lang w:eastAsia="ja-JP"/>
         </w:rPr>
       </w:pPr>
-      <w:hyperlink w:anchor="_Toc240529854" w:history="1">
+      <w:hyperlink w:anchor="_Toc240575168" w:history="1">
         <w:r>
           <w:rPr>
             <w:rStyle w:val="Hyperlink"/>
@@ -4918,7 +5149,7 @@
             <w:noProof/>
             <w:webHidden/>
           </w:rPr>
-          <w:instrText xml:space="preserve"> PAGEREF _Toc240529854 \h </w:instrText>
+          <w:instrText xml:space="preserve"> PAGEREF _Toc240575168 \h </w:instrText>
         </w:r>
         <w:r>
           <w:rPr>
@@ -4963,7 +5194,7 @@
           <w:lang w:eastAsia="ja-JP"/>
         </w:rPr>
       </w:pPr>
-      <w:hyperlink w:anchor="_Toc240529855" w:history="1">
+      <w:hyperlink w:anchor="_Toc240575169" w:history="1">
         <w:r>
           <w:rPr>
             <w:rStyle w:val="Hyperlink"/>
@@ -4990,7 +5221,7 @@
             <w:noProof/>
             <w:webHidden/>
           </w:rPr>
-          <w:instrText xml:space="preserve"> PAGEREF _Toc240529855 \h </w:instrText>
+          <w:instrText xml:space="preserve"> PAGEREF _Toc240575169 \h </w:instrText>
         </w:r>
         <w:r>
           <w:rPr>
@@ -5035,7 +5266,7 @@
           <w:lang w:eastAsia="ja-JP"/>
         </w:rPr>
       </w:pPr>
-      <w:hyperlink w:anchor="_Toc240529856" w:history="1">
+      <w:hyperlink w:anchor="_Toc240575170" w:history="1">
         <w:r>
           <w:rPr>
             <w:rStyle w:val="Hyperlink"/>
@@ -5062,7 +5293,7 @@
             <w:noProof/>
             <w:webHidden/>
           </w:rPr>
-          <w:instrText xml:space="preserve"> PAGEREF _Toc240529856 \h </w:instrText>
+          <w:instrText xml:space="preserve"> PAGEREF _Toc240575170 \h </w:instrText>
         </w:r>
         <w:r>
           <w:rPr>
@@ -5107,13 +5338,13 @@
           <w:lang w:eastAsia="ja-JP"/>
         </w:rPr>
       </w:pPr>
-      <w:hyperlink w:anchor="_Toc240529857" w:history="1">
+      <w:hyperlink w:anchor="_Toc240575171" w:history="1">
         <w:r>
           <w:rPr>
             <w:rStyle w:val="Hyperlink"/>
             <w:noProof/>
           </w:rPr>
-          <w:t>Hình 3.5. Quy trình phát hiện ảnh ngoài phân bố</w:t>
+          <w:t>Hình 3.5. Giao diện trang chủ của hệ thống</w:t>
         </w:r>
         <w:r>
           <w:rPr>
@@ -5134,151 +5365,7 @@
             <w:noProof/>
             <w:webHidden/>
           </w:rPr>
-          <w:instrText xml:space="preserve"> PAGEREF _Toc240529857 \h </w:instrText>
-        </w:r>
-        <w:r>
-          <w:rPr>
-            <w:noProof/>
-            <w:webHidden/>
-          </w:rPr>
-        </w:r>
-        <w:r>
-          <w:rPr>
-            <w:noProof/>
-            <w:webHidden/>
-          </w:rPr>
-          <w:fldChar w:fldCharType="separate"/>
-        </w:r>
-        <w:r>
-          <w:rPr>
-            <w:noProof/>
-            <w:webHidden/>
-          </w:rPr>
-          <w:t>25</w:t>
-        </w:r>
-        <w:r>
-          <w:rPr>
-            <w:noProof/>
-            <w:webHidden/>
-          </w:rPr>
-          <w:fldChar w:fldCharType="end"/>
-        </w:r>
-      </w:hyperlink>
-    </w:p>
-    <w:p>
-      <w:pPr>
-        <w:pStyle w:val="TableofFigures"/>
-        <w:tabs>
-          <w:tab w:val="right" w:leader="dot" w:pos="9062"/>
-        </w:tabs>
-        <w:rPr>
-          <w:rFonts w:asciiTheme="minorHAnsi" w:eastAsiaTheme="minorEastAsia" w:hAnsiTheme="minorHAnsi"/>
-          <w:noProof/>
-          <w:sz w:val="24"/>
-          <w:szCs w:val="24"/>
-          <w:lang w:eastAsia="ja-JP"/>
-        </w:rPr>
-      </w:pPr>
-      <w:hyperlink w:anchor="_Toc240529858" w:history="1">
-        <w:r>
-          <w:rPr>
-            <w:rStyle w:val="Hyperlink"/>
-            <w:noProof/>
-          </w:rPr>
-          <w:t>Hình 3.6. Giao diện trang chủ của hệ thống</w:t>
-        </w:r>
-        <w:r>
-          <w:rPr>
-            <w:noProof/>
-            <w:webHidden/>
-          </w:rPr>
-          <w:tab/>
-        </w:r>
-        <w:r>
-          <w:rPr>
-            <w:noProof/>
-            <w:webHidden/>
-          </w:rPr>
-          <w:fldChar w:fldCharType="begin"/>
-        </w:r>
-        <w:r>
-          <w:rPr>
-            <w:noProof/>
-            <w:webHidden/>
-          </w:rPr>
-          <w:instrText xml:space="preserve"> PAGEREF _Toc240529858 \h </w:instrText>
-        </w:r>
-        <w:r>
-          <w:rPr>
-            <w:noProof/>
-            <w:webHidden/>
-          </w:rPr>
-        </w:r>
-        <w:r>
-          <w:rPr>
-            <w:noProof/>
-            <w:webHidden/>
-          </w:rPr>
-          <w:fldChar w:fldCharType="separate"/>
-        </w:r>
-        <w:r>
-          <w:rPr>
-            <w:noProof/>
-            <w:webHidden/>
-          </w:rPr>
-          <w:t>27</w:t>
-        </w:r>
-        <w:r>
-          <w:rPr>
-            <w:noProof/>
-            <w:webHidden/>
-          </w:rPr>
-          <w:fldChar w:fldCharType="end"/>
-        </w:r>
-      </w:hyperlink>
-    </w:p>
-    <w:p>
-      <w:pPr>
-        <w:pStyle w:val="TableofFigures"/>
-        <w:tabs>
-          <w:tab w:val="right" w:leader="dot" w:pos="9062"/>
-        </w:tabs>
-        <w:rPr>
-          <w:rFonts w:asciiTheme="minorHAnsi" w:eastAsiaTheme="minorEastAsia" w:hAnsiTheme="minorHAnsi"/>
-          <w:noProof/>
-          <w:sz w:val="24"/>
-          <w:szCs w:val="24"/>
-          <w:lang w:eastAsia="ja-JP"/>
-        </w:rPr>
-      </w:pPr>
-      <w:hyperlink w:anchor="_Toc240529859" w:history="1">
-        <w:r>
-          <w:rPr>
-            <w:rStyle w:val="Hyperlink"/>
-            <w:noProof/>
-          </w:rPr>
-          <w:t>Hình 3.7. Giao diện trang dự đoán và trực quan hóa Grad-CAM</w:t>
-        </w:r>
-        <w:r>
-          <w:rPr>
-            <w:noProof/>
-            <w:webHidden/>
-          </w:rPr>
-          <w:tab/>
-        </w:r>
-        <w:r>
-          <w:rPr>
-            <w:noProof/>
-            <w:webHidden/>
-          </w:rPr>
-          <w:fldChar w:fldCharType="begin"/>
-        </w:r>
-        <w:r>
-          <w:rPr>
-            <w:noProof/>
-            <w:webHidden/>
-          </w:rPr>
-          <w:instrText xml:space="preserve"> PAGEREF _Toc240529859 \h </w:instrText>
+          <w:instrText xml:space="preserve"> PAGEREF _Toc240575171 \h </w:instrText>
         </w:r>
         <w:r>
           <w:rPr>
@@ -5323,13 +5410,13 @@
           <w:lang w:eastAsia="ja-JP"/>
         </w:rPr>
       </w:pPr>
-      <w:hyperlink w:anchor="_Toc240529860" w:history="1">
+      <w:hyperlink w:anchor="_Toc240575172" w:history="1">
         <w:r>
           <w:rPr>
             <w:rStyle w:val="Hyperlink"/>
             <w:noProof/>
           </w:rPr>
-          <w:t>Hình 3.8. Giao diện trang so sánh các mô hình CNN</w:t>
+          <w:t>Hình 3.6. Giao diện trang dự đoán và trực quan hóa Grad-CAM</w:t>
         </w:r>
         <w:r>
           <w:rPr>
@@ -5350,7 +5437,7 @@
             <w:noProof/>
             <w:webHidden/>
           </w:rPr>
-          <w:instrText xml:space="preserve"> PAGEREF _Toc240529860 \h </w:instrText>
+          <w:instrText xml:space="preserve"> PAGEREF _Toc240575172 \h </w:instrText>
         </w:r>
         <w:r>
           <w:rPr>
@@ -5370,7 +5457,7 @@
             <w:noProof/>
             <w:webHidden/>
           </w:rPr>
-          <w:t>28</w:t>
+          <w:t>29</w:t>
         </w:r>
         <w:r>
           <w:rPr>
@@ -5395,7 +5482,79 @@
           <w:lang w:eastAsia="ja-JP"/>
         </w:rPr>
       </w:pPr>
-      <w:hyperlink w:anchor="_Toc240529861" w:history="1">
+      <w:hyperlink w:anchor="_Toc240575173" w:history="1">
+        <w:r>
+          <w:rPr>
+            <w:rStyle w:val="Hyperlink"/>
+            <w:noProof/>
+          </w:rPr>
+          <w:t>Hình 3.7. Giao diện trang so sánh các mô hình CNN</w:t>
+        </w:r>
+        <w:r>
+          <w:rPr>
+            <w:noProof/>
+            <w:webHidden/>
+          </w:rPr>
+          <w:tab/>
+        </w:r>
+        <w:r>
+          <w:rPr>
+            <w:noProof/>
+            <w:webHidden/>
+          </w:rPr>
+          <w:fldChar w:fldCharType="begin"/>
+        </w:r>
+        <w:r>
+          <w:rPr>
+            <w:noProof/>
+            <w:webHidden/>
+          </w:rPr>
+          <w:instrText xml:space="preserve"> PAGEREF _Toc240575173 \h </w:instrText>
+        </w:r>
+        <w:r>
+          <w:rPr>
+            <w:noProof/>
+            <w:webHidden/>
+          </w:rPr>
+        </w:r>
+        <w:r>
+          <w:rPr>
+            <w:noProof/>
+            <w:webHidden/>
+          </w:rPr>
+          <w:fldChar w:fldCharType="separate"/>
+        </w:r>
+        <w:r>
+          <w:rPr>
+            <w:noProof/>
+            <w:webHidden/>
+          </w:rPr>
+          <w:t>29</w:t>
+        </w:r>
+        <w:r>
+          <w:rPr>
+            <w:noProof/>
+            <w:webHidden/>
+          </w:rPr>
+          <w:fldChar w:fldCharType="end"/>
+        </w:r>
+      </w:hyperlink>
+    </w:p>
+    <w:p>
+      <w:pPr>
+        <w:pStyle w:val="TableofFigures"/>
+        <w:tabs>
+          <w:tab w:val="right" w:leader="dot" w:pos="9062"/>
+        </w:tabs>
+        <w:rPr>
+          <w:rFonts w:asciiTheme="minorHAnsi" w:eastAsiaTheme="minorEastAsia" w:hAnsiTheme="minorHAnsi"/>
+          <w:noProof/>
+          <w:sz w:val="24"/>
+          <w:szCs w:val="24"/>
+          <w:lang w:eastAsia="ja-JP"/>
+        </w:rPr>
+      </w:pPr>
+      <w:hyperlink w:anchor="_Toc240575174" w:history="1">
         <w:r>
           <w:rPr>
             <w:rStyle w:val="Hyperlink"/>
@@ -5422,7 +5581,797 @@
             <w:noProof/>
             <w:webHidden/>
           </w:rPr>
-          <w:instrText xml:space="preserve"> PAGEREF _Toc240529861 \h </w:instrText>
+          <w:instrText xml:space="preserve"> PAGEREF _Toc240575174 \h </w:instrText>
+        </w:r>
+        <w:r>
+          <w:rPr>
+            <w:noProof/>
+            <w:webHidden/>
+          </w:rPr>
+        </w:r>
+        <w:r>
+          <w:rPr>
+            <w:noProof/>
+            <w:webHidden/>
+          </w:rPr>
+          <w:fldChar w:fldCharType="separate"/>
+        </w:r>
+        <w:r>
+          <w:rPr>
+            <w:noProof/>
+            <w:webHidden/>
+          </w:rPr>
+          <w:t>32</w:t>
+        </w:r>
+        <w:r>
+          <w:rPr>
+            <w:noProof/>
+            <w:webHidden/>
+          </w:rPr>
+          <w:fldChar w:fldCharType="end"/>
+        </w:r>
+      </w:hyperlink>
+    </w:p>
+    <w:p>
+      <w:pPr>
+        <w:pStyle w:val="TableofFigures"/>
+        <w:tabs>
+          <w:tab w:val="right" w:leader="dot" w:pos="9062"/>
+        </w:tabs>
+        <w:rPr>
+          <w:rFonts w:asciiTheme="minorHAnsi" w:eastAsiaTheme="minorEastAsia" w:hAnsiTheme="minorHAnsi"/>
+          <w:noProof/>
+          <w:sz w:val="24"/>
+          <w:szCs w:val="24"/>
+          <w:lang w:eastAsia="ja-JP"/>
+        </w:rPr>
+      </w:pPr>
+      <w:hyperlink w:anchor="_Toc240575175" w:history="1">
+        <w:r>
+          <w:rPr>
+            <w:rStyle w:val="Hyperlink"/>
+            <w:noProof/>
+          </w:rPr>
+          <w:t>Hình 4.2. Ma trận nhầm lẫn của ba mô hình trên tập kiểm thử</w:t>
+        </w:r>
+        <w:r>
+          <w:rPr>
+            <w:noProof/>
+            <w:webHidden/>
+          </w:rPr>
+          <w:tab/>
+        </w:r>
+        <w:r>
+          <w:rPr>
+            <w:noProof/>
+            <w:webHidden/>
+          </w:rPr>
+          <w:fldChar w:fldCharType="begin"/>
+        </w:r>
+        <w:r>
+          <w:rPr>
+            <w:noProof/>
+            <w:webHidden/>
+          </w:rPr>
+          <w:instrText xml:space="preserve"> PAGEREF _Toc240575175 \h </w:instrText>
+        </w:r>
+        <w:r>
+          <w:rPr>
+            <w:noProof/>
+            <w:webHidden/>
+          </w:rPr>
+        </w:r>
+        <w:r>
+          <w:rPr>
+            <w:noProof/>
+            <w:webHidden/>
+          </w:rPr>
+          <w:fldChar w:fldCharType="separate"/>
+        </w:r>
+        <w:r>
+          <w:rPr>
+            <w:noProof/>
+            <w:webHidden/>
+          </w:rPr>
+          <w:t>32</w:t>
+        </w:r>
+        <w:r>
+          <w:rPr>
+            <w:noProof/>
+            <w:webHidden/>
+          </w:rPr>
+          <w:fldChar w:fldCharType="end"/>
+        </w:r>
+      </w:hyperlink>
+    </w:p>
+    <w:p>
+      <w:pPr>
+        <w:pStyle w:val="TableofFigures"/>
+        <w:tabs>
+          <w:tab w:val="right" w:leader="dot" w:pos="9062"/>
+        </w:tabs>
+        <w:rPr>
+          <w:rFonts w:asciiTheme="minorHAnsi" w:eastAsiaTheme="minorEastAsia" w:hAnsiTheme="minorHAnsi"/>
+          <w:noProof/>
+          <w:sz w:val="24"/>
+          <w:szCs w:val="24"/>
+          <w:lang w:eastAsia="ja-JP"/>
+        </w:rPr>
+      </w:pPr>
+      <w:hyperlink w:anchor="_Toc240575176" w:history="1">
+        <w:r>
+          <w:rPr>
+            <w:rStyle w:val="Hyperlink"/>
+            <w:noProof/>
+          </w:rPr>
+          <w:t>Hình 4.3. Đường cong ROC và Precision–Recall của ba mô hình</w:t>
+        </w:r>
+        <w:r>
+          <w:rPr>
+            <w:noProof/>
+            <w:webHidden/>
+          </w:rPr>
+          <w:tab/>
+        </w:r>
+        <w:r>
+          <w:rPr>
+            <w:noProof/>
+            <w:webHidden/>
+          </w:rPr>
+          <w:fldChar w:fldCharType="begin"/>
+        </w:r>
+        <w:r>
+          <w:rPr>
+            <w:noProof/>
+            <w:webHidden/>
+          </w:rPr>
+          <w:instrText xml:space="preserve"> PAGEREF _Toc240575176 \h </w:instrText>
+        </w:r>
+        <w:r>
+          <w:rPr>
+            <w:noProof/>
+            <w:webHidden/>
+          </w:rPr>
+        </w:r>
+        <w:r>
+          <w:rPr>
+            <w:noProof/>
+            <w:webHidden/>
+          </w:rPr>
+          <w:fldChar w:fldCharType="separate"/>
+        </w:r>
+        <w:r>
+          <w:rPr>
+            <w:noProof/>
+            <w:webHidden/>
+          </w:rPr>
+          <w:t>33</w:t>
+        </w:r>
+        <w:r>
+          <w:rPr>
+            <w:noProof/>
+            <w:webHidden/>
+          </w:rPr>
+          <w:fldChar w:fldCharType="end"/>
+        </w:r>
+      </w:hyperlink>
+    </w:p>
+    <w:p>
+      <w:pPr>
+        <w:pStyle w:val="TableofFigures"/>
+        <w:tabs>
+          <w:tab w:val="right" w:leader="dot" w:pos="9062"/>
+        </w:tabs>
+        <w:rPr>
+          <w:rFonts w:asciiTheme="minorHAnsi" w:eastAsiaTheme="minorEastAsia" w:hAnsiTheme="minorHAnsi"/>
+          <w:noProof/>
+          <w:sz w:val="24"/>
+          <w:szCs w:val="24"/>
+          <w:lang w:eastAsia="ja-JP"/>
+        </w:rPr>
+      </w:pPr>
+      <w:hyperlink w:anchor="_Toc240575177" w:history="1">
+        <w:r>
+          <w:rPr>
+            <w:rStyle w:val="Hyperlink"/>
+            <w:noProof/>
+          </w:rPr>
+          <w:t>Hình 4.4. Biểu đồ so sánh các chỉ số đánh giá của ba mô hình CNN</w:t>
+        </w:r>
+        <w:r>
+          <w:rPr>
+            <w:noProof/>
+            <w:webHidden/>
+          </w:rPr>
+          <w:tab/>
+        </w:r>
+        <w:r>
+          <w:rPr>
+            <w:noProof/>
+            <w:webHidden/>
+          </w:rPr>
+          <w:fldChar w:fldCharType="begin"/>
+        </w:r>
+        <w:r>
+          <w:rPr>
+            <w:noProof/>
+            <w:webHidden/>
+          </w:rPr>
+          <w:instrText xml:space="preserve"> PAGEREF _Toc240575177 \h </w:instrText>
+        </w:r>
+        <w:r>
+          <w:rPr>
+            <w:noProof/>
+            <w:webHidden/>
+          </w:rPr>
+        </w:r>
+        <w:r>
+          <w:rPr>
+            <w:noProof/>
+            <w:webHidden/>
+          </w:rPr>
+          <w:fldChar w:fldCharType="separate"/>
+        </w:r>
+        <w:r>
+          <w:rPr>
+            <w:noProof/>
+            <w:webHidden/>
+          </w:rPr>
+          <w:t>33</w:t>
+        </w:r>
+        <w:r>
+          <w:rPr>
+            <w:noProof/>
+            <w:webHidden/>
+          </w:rPr>
+          <w:fldChar w:fldCharType="end"/>
+        </w:r>
+      </w:hyperlink>
+    </w:p>
+    <w:p>
+      <w:pPr>
+        <w:pStyle w:val="TableofFigures"/>
+        <w:tabs>
+          <w:tab w:val="right" w:leader="dot" w:pos="9062"/>
+        </w:tabs>
+        <w:rPr>
+          <w:rFonts w:asciiTheme="minorHAnsi" w:eastAsiaTheme="minorEastAsia" w:hAnsiTheme="minorHAnsi"/>
+          <w:noProof/>
+          <w:sz w:val="24"/>
+          <w:szCs w:val="24"/>
+          <w:lang w:eastAsia="ja-JP"/>
+        </w:rPr>
+      </w:pPr>
+      <w:hyperlink w:anchor="_Toc240575178" w:history="1">
+        <w:r>
+          <w:rPr>
+            <w:rStyle w:val="Hyperlink"/>
+            <w:noProof/>
+          </w:rPr>
+          <w:t>Hình 4.5. Kết quả trực quan hóa Grad-CAM trên giao diện dự đoán của hệ thống</w:t>
+        </w:r>
+        <w:r>
+          <w:rPr>
+            <w:noProof/>
+            <w:webHidden/>
+          </w:rPr>
+          <w:tab/>
+        </w:r>
+        <w:r>
+          <w:rPr>
+            <w:noProof/>
+            <w:webHidden/>
+          </w:rPr>
+          <w:fldChar w:fldCharType="begin"/>
+        </w:r>
+        <w:r>
+          <w:rPr>
+            <w:noProof/>
+            <w:webHidden/>
+          </w:rPr>
+          <w:instrText xml:space="preserve"> PAGEREF _Toc240575178 \h </w:instrText>
+        </w:r>
+        <w:r>
+          <w:rPr>
+            <w:noProof/>
+            <w:webHidden/>
+          </w:rPr>
+        </w:r>
+        <w:r>
+          <w:rPr>
+            <w:noProof/>
+            <w:webHidden/>
+          </w:rPr>
+          <w:fldChar w:fldCharType="separate"/>
+        </w:r>
+        <w:r>
+          <w:rPr>
+            <w:noProof/>
+            <w:webHidden/>
+          </w:rPr>
+          <w:t>34</w:t>
+        </w:r>
+        <w:r>
+          <w:rPr>
+            <w:noProof/>
+            <w:webHidden/>
+          </w:rPr>
+          <w:fldChar w:fldCharType="end"/>
+        </w:r>
+      </w:hyperlink>
+    </w:p>
+    <w:p>
+      <w:pPr>
+        <w:pStyle w:val="TableofFigures"/>
+        <w:tabs>
+          <w:tab w:val="right" w:leader="dot" w:pos="9062"/>
+        </w:tabs>
+        <w:rPr>
+          <w:rFonts w:asciiTheme="minorHAnsi" w:eastAsiaTheme="minorEastAsia" w:hAnsiTheme="minorHAnsi"/>
+          <w:noProof/>
+          <w:sz w:val="24"/>
+          <w:szCs w:val="24"/>
+          <w:lang w:eastAsia="ja-JP"/>
+        </w:rPr>
+      </w:pPr>
+      <w:hyperlink w:anchor="_Toc240575179" w:history="1">
+        <w:r>
+          <w:rPr>
+            <w:rStyle w:val="Hyperlink"/>
+            <w:noProof/>
+          </w:rPr>
+          <w:t>Hình 4.6. Kết quả kiểm thử cơ chế phát hiện dữ liệu ngoài phân bố với ảnh không thuộc danh mục nội thất</w:t>
+        </w:r>
+        <w:r>
+          <w:rPr>
+            <w:noProof/>
+            <w:webHidden/>
+          </w:rPr>
+          <w:tab/>
+        </w:r>
+        <w:r>
+          <w:rPr>
+            <w:noProof/>
+            <w:webHidden/>
+          </w:rPr>
+          <w:fldChar w:fldCharType="begin"/>
+        </w:r>
+        <w:r>
+          <w:rPr>
+            <w:noProof/>
+            <w:webHidden/>
+          </w:rPr>
+          <w:instrText xml:space="preserve"> PAGEREF _Toc240575179 \h </w:instrText>
+        </w:r>
+        <w:r>
+          <w:rPr>
+            <w:noProof/>
+            <w:webHidden/>
+          </w:rPr>
+        </w:r>
+        <w:r>
+          <w:rPr>
+            <w:noProof/>
+            <w:webHidden/>
+          </w:rPr>
+          <w:fldChar w:fldCharType="separate"/>
+        </w:r>
+        <w:r>
+          <w:rPr>
+            <w:noProof/>
+            <w:webHidden/>
+          </w:rPr>
+          <w:t>35</w:t>
+        </w:r>
+        <w:r>
+          <w:rPr>
+            <w:noProof/>
+            <w:webHidden/>
+          </w:rPr>
+          <w:fldChar w:fldCharType="end"/>
+        </w:r>
+      </w:hyperlink>
+    </w:p>
+    <w:p>
+      <w:r>
+        <w:fldChar w:fldCharType="end"/>
+      </w:r>
+    </w:p>
+    <w:p>
+      <w:pPr>
+        <w:spacing w:line="240" w:lineRule="auto"/>
+        <w:ind w:firstLine="0"/>
+        <w:rPr>
+          <w:rFonts w:cs="Times New Roman"/>
+        </w:rPr>
+      </w:pPr>
+    </w:p>
+    <w:p>
+      <w:pPr>
+        <w:spacing w:after="0"/>
+        <w:rPr>
+          <w:rFonts w:eastAsiaTheme="majorEastAsia" w:cs="Times New Roman"/>
+          <w:b/>
+          <w:color w:val="000000" w:themeColor="text1"/>
+          <w:sz w:val="36"/>
+          <w:szCs w:val="32"/>
+        </w:rPr>
+      </w:pPr>
+      <w:r>
+        <w:rPr>
+          <w:rFonts w:cs="Times New Roman"/>
+        </w:rPr>
+        <w:br w:type="page"/>
+      </w:r>
+    </w:p>
+    <w:p>
+      <w:pPr>
+        <w:pStyle w:val="Heading1"/>
+        <w:rPr>
+          <w:noProof/>
+        </w:rPr>
+      </w:pPr>
+      <w:bookmarkStart w:id="6" w:name="_Toc240575101"/>
+      <w:r>
+        <w:lastRenderedPageBreak/>
+        <w:t>DANH MỤC BẢNG</w:t>
+      </w:r>
+      <w:r>
+        <w:t xml:space="preserve"> BIỂ</w:t>
+      </w:r>
+      <w:r>
+        <w:t>U</w:t>
+      </w:r>
+      <w:bookmarkEnd w:id="6"/>
+      <w:r>
+        <w:rPr>
+          <w:sz w:val="36"/>
+        </w:rPr>
+        <w:fldChar w:fldCharType="begin"/>
+      </w:r>
+      <w:r>
+        <w:rPr>
+          <w:sz w:val="36"/>
+        </w:rPr>
+        <w:instrText xml:space="preserve"> TOC \h \z \t "Quote" \c </w:instrText>
+      </w:r>
+      <w:r>
+        <w:rPr>
+          <w:sz w:val="36"/>
+        </w:rPr>
+        <w:fldChar w:fldCharType="separate"/>
+      </w:r>
+    </w:p>
+    <w:p>
+      <w:pPr>
+        <w:pStyle w:val="TableofFigures"/>
+        <w:tabs>
+          <w:tab w:val="right" w:leader="dot" w:pos="9062"/>
+        </w:tabs>
+        <w:rPr>
+          <w:rFonts w:asciiTheme="minorHAnsi" w:eastAsiaTheme="minorEastAsia" w:hAnsiTheme="minorHAnsi"/>
+          <w:noProof/>
+          <w:sz w:val="24"/>
+          <w:szCs w:val="24"/>
+          <w:lang w:eastAsia="ja-JP"/>
+        </w:rPr>
+      </w:pPr>
+      <w:hyperlink w:anchor="_Toc240575180" w:history="1">
+        <w:r>
+          <w:rPr>
+            <w:rStyle w:val="Hyperlink"/>
+            <w:noProof/>
+          </w:rPr>
+          <w:t>Bảng 3.1. Yêu cầu chức năng và phi chức năng của hệ thống</w:t>
+        </w:r>
+        <w:r>
+          <w:rPr>
+            <w:noProof/>
+            <w:webHidden/>
+          </w:rPr>
+          <w:tab/>
+        </w:r>
+        <w:r>
+          <w:rPr>
+            <w:noProof/>
+            <w:webHidden/>
+          </w:rPr>
+          <w:fldChar w:fldCharType="begin"/>
+        </w:r>
+        <w:r>
+          <w:rPr>
+            <w:noProof/>
+            <w:webHidden/>
+          </w:rPr>
+          <w:instrText xml:space="preserve"> PAGEREF _Toc240575180 \h </w:instrText>
+        </w:r>
+        <w:r>
+          <w:rPr>
+            <w:noProof/>
+            <w:webHidden/>
+          </w:rPr>
+        </w:r>
+        <w:r>
+          <w:rPr>
+            <w:noProof/>
+            <w:webHidden/>
+          </w:rPr>
+          <w:fldChar w:fldCharType="separate"/>
+        </w:r>
+        <w:r>
+          <w:rPr>
+            <w:noProof/>
+            <w:webHidden/>
+          </w:rPr>
+          <w:t>19</w:t>
+        </w:r>
+        <w:r>
+          <w:rPr>
+            <w:noProof/>
+            <w:webHidden/>
+          </w:rPr>
+          <w:fldChar w:fldCharType="end"/>
+        </w:r>
+      </w:hyperlink>
+    </w:p>
+    <w:p>
+      <w:pPr>
+        <w:pStyle w:val="TableofFigures"/>
+        <w:tabs>
+          <w:tab w:val="right" w:leader="dot" w:pos="9062"/>
+        </w:tabs>
+        <w:rPr>
+          <w:rFonts w:asciiTheme="minorHAnsi" w:eastAsiaTheme="minorEastAsia" w:hAnsiTheme="minorHAnsi"/>
+          <w:noProof/>
+          <w:sz w:val="24"/>
+          <w:szCs w:val="24"/>
+          <w:lang w:eastAsia="ja-JP"/>
+        </w:rPr>
+      </w:pPr>
+      <w:hyperlink w:anchor="_Toc240575181" w:history="1">
+        <w:r>
+          <w:rPr>
+            <w:rStyle w:val="Hyperlink"/>
+            <w:noProof/>
+          </w:rPr>
+          <w:t>Bảng 3.2. Thống kê số lượng hình ảnh theo từng tập dữ liệu</w:t>
+        </w:r>
+        <w:r>
+          <w:rPr>
+            <w:noProof/>
+            <w:webHidden/>
+          </w:rPr>
+          <w:tab/>
+        </w:r>
+        <w:r>
+          <w:rPr>
+            <w:noProof/>
+            <w:webHidden/>
+          </w:rPr>
+          <w:fldChar w:fldCharType="begin"/>
+        </w:r>
+        <w:r>
+          <w:rPr>
+            <w:noProof/>
+            <w:webHidden/>
+          </w:rPr>
+          <w:instrText xml:space="preserve"> PAGEREF _Toc240575181 \h </w:instrText>
+        </w:r>
+        <w:r>
+          <w:rPr>
+            <w:noProof/>
+            <w:webHidden/>
+          </w:rPr>
+        </w:r>
+        <w:r>
+          <w:rPr>
+            <w:noProof/>
+            <w:webHidden/>
+          </w:rPr>
+          <w:fldChar w:fldCharType="separate"/>
+        </w:r>
+        <w:r>
+          <w:rPr>
+            <w:noProof/>
+            <w:webHidden/>
+          </w:rPr>
+          <w:t>22</w:t>
+        </w:r>
+        <w:r>
+          <w:rPr>
+            <w:noProof/>
+            <w:webHidden/>
+          </w:rPr>
+          <w:fldChar w:fldCharType="end"/>
+        </w:r>
+      </w:hyperlink>
+    </w:p>
+    <w:p>
+      <w:pPr>
+        <w:pStyle w:val="TableofFigures"/>
+        <w:tabs>
+          <w:tab w:val="right" w:leader="dot" w:pos="9062"/>
+        </w:tabs>
+        <w:rPr>
+          <w:rFonts w:asciiTheme="minorHAnsi" w:eastAsiaTheme="minorEastAsia" w:hAnsiTheme="minorHAnsi"/>
+          <w:noProof/>
+          <w:sz w:val="24"/>
+          <w:szCs w:val="24"/>
+          <w:lang w:eastAsia="ja-JP"/>
+        </w:rPr>
+      </w:pPr>
+      <w:hyperlink w:anchor="_Toc240575182" w:history="1">
+        <w:r>
+          <w:rPr>
+            <w:rStyle w:val="Hyperlink"/>
+            <w:noProof/>
+          </w:rPr>
+          <w:t>Bảng 3.3. Các kỹ thuật tăng cường dữ liệu</w:t>
+        </w:r>
+        <w:r>
+          <w:rPr>
+            <w:noProof/>
+            <w:webHidden/>
+          </w:rPr>
+          <w:tab/>
+        </w:r>
+        <w:r>
+          <w:rPr>
+            <w:noProof/>
+            <w:webHidden/>
+          </w:rPr>
+          <w:fldChar w:fldCharType="begin"/>
+        </w:r>
+        <w:r>
+          <w:rPr>
+            <w:noProof/>
+            <w:webHidden/>
+          </w:rPr>
+          <w:instrText xml:space="preserve"> PAGEREF _Toc240575182 \h </w:instrText>
+        </w:r>
+        <w:r>
+          <w:rPr>
+            <w:noProof/>
+            <w:webHidden/>
+          </w:rPr>
+        </w:r>
+        <w:r>
+          <w:rPr>
+            <w:noProof/>
+            <w:webHidden/>
+          </w:rPr>
+          <w:fldChar w:fldCharType="separate"/>
+        </w:r>
+        <w:r>
+          <w:rPr>
+            <w:noProof/>
+            <w:webHidden/>
+          </w:rPr>
+          <w:t>23</w:t>
+        </w:r>
+        <w:r>
+          <w:rPr>
+            <w:noProof/>
+            <w:webHidden/>
+          </w:rPr>
+          <w:fldChar w:fldCharType="end"/>
+        </w:r>
+      </w:hyperlink>
+    </w:p>
+    <w:p>
+      <w:pPr>
+        <w:pStyle w:val="TableofFigures"/>
+        <w:tabs>
+          <w:tab w:val="right" w:leader="dot" w:pos="9062"/>
+        </w:tabs>
+        <w:rPr>
+          <w:rFonts w:asciiTheme="minorHAnsi" w:eastAsiaTheme="minorEastAsia" w:hAnsiTheme="minorHAnsi"/>
+          <w:noProof/>
+          <w:sz w:val="24"/>
+          <w:szCs w:val="24"/>
+          <w:lang w:eastAsia="ja-JP"/>
+        </w:rPr>
+      </w:pPr>
+      <w:hyperlink w:anchor="_Toc240575183" w:history="1">
+        <w:r>
+          <w:rPr>
+            <w:rStyle w:val="Hyperlink"/>
+            <w:noProof/>
+          </w:rPr>
+          <w:t>Bảng 4.1. Cấu hình môi trường thực nghiệm</w:t>
+        </w:r>
+        <w:r>
+          <w:rPr>
+            <w:noProof/>
+            <w:webHidden/>
+          </w:rPr>
+          <w:tab/>
+        </w:r>
+        <w:r>
+          <w:rPr>
+            <w:noProof/>
+            <w:webHidden/>
+          </w:rPr>
+          <w:fldChar w:fldCharType="begin"/>
+        </w:r>
+        <w:r>
+          <w:rPr>
+            <w:noProof/>
+            <w:webHidden/>
+          </w:rPr>
+          <w:instrText xml:space="preserve"> PAGEREF _Toc240575183 \h </w:instrText>
+        </w:r>
+        <w:r>
+          <w:rPr>
+            <w:noProof/>
+            <w:webHidden/>
+          </w:rPr>
+        </w:r>
+        <w:r>
+          <w:rPr>
+            <w:noProof/>
+            <w:webHidden/>
+          </w:rPr>
+          <w:fldChar w:fldCharType="separate"/>
+        </w:r>
+        <w:r>
+          <w:rPr>
+            <w:noProof/>
+            <w:webHidden/>
+          </w:rPr>
+          <w:t>30</w:t>
+        </w:r>
+        <w:r>
+          <w:rPr>
+            <w:noProof/>
+            <w:webHidden/>
+          </w:rPr>
+          <w:fldChar w:fldCharType="end"/>
+        </w:r>
+      </w:hyperlink>
+    </w:p>
+    <w:p>
+      <w:pPr>
+        <w:pStyle w:val="TableofFigures"/>
+        <w:tabs>
+          <w:tab w:val="right" w:leader="dot" w:pos="9062"/>
+        </w:tabs>
+        <w:rPr>
+          <w:rFonts w:asciiTheme="minorHAnsi" w:eastAsiaTheme="minorEastAsia" w:hAnsiTheme="minorHAnsi"/>
+          <w:noProof/>
+          <w:sz w:val="24"/>
+          <w:szCs w:val="24"/>
+          <w:lang w:eastAsia="ja-JP"/>
+        </w:rPr>
+      </w:pPr>
+      <w:hyperlink w:anchor="_Toc240575184" w:history="1">
+        <w:r>
+          <w:rPr>
+            <w:rStyle w:val="Hyperlink"/>
+            <w:noProof/>
+          </w:rPr>
+          <w:t>Bảng 4.2. Kết quả đánh giá của ba mô hình CNN trên tập kiểm thử</w:t>
+        </w:r>
+        <w:r>
+          <w:rPr>
+            <w:noProof/>
+            <w:webHidden/>
+          </w:rPr>
+          <w:tab/>
+        </w:r>
+        <w:r>
+          <w:rPr>
+            <w:noProof/>
+            <w:webHidden/>
+          </w:rPr>
+          <w:fldChar w:fldCharType="begin"/>
+        </w:r>
+        <w:r>
+          <w:rPr>
+            <w:noProof/>
+            <w:webHidden/>
+          </w:rPr>
+          <w:instrText xml:space="preserve"> PAGEREF _Toc240575184 \h </w:instrText>
         </w:r>
         <w:r>
           <w:rPr>
@@ -5467,13 +6416,13 @@
           <w:lang w:eastAsia="ja-JP"/>
         </w:rPr>
       </w:pPr>
-      <w:hyperlink w:anchor="_Toc240529862" w:history="1">
+      <w:hyperlink w:anchor="_Toc240575185" w:history="1">
         <w:r>
           <w:rPr>
             <w:rStyle w:val="Hyperlink"/>
             <w:noProof/>
           </w:rPr>
-          <w:t>Hình 4.2. Ma trận nhầm lẫn của ba mô hình trên tập kiểm thử</w:t>
+          <w:t>Bảng 4.3. So sánh đặc điểm triển khai của ba mô hình CNN</w:t>
         </w:r>
         <w:r>
           <w:rPr>
@@ -5494,7 +6443,7 @@
             <w:noProof/>
             <w:webHidden/>
           </w:rPr>
-          <w:instrText xml:space="preserve"> PAGEREF _Toc240529862 \h </w:instrText>
+          <w:instrText xml:space="preserve"> PAGEREF _Toc240575185 \h </w:instrText>
         </w:r>
         <w:r>
           <w:rPr>
@@ -5539,13 +6488,13 @@
           <w:lang w:eastAsia="ja-JP"/>
         </w:rPr>
       </w:pPr>
-      <w:hyperlink w:anchor="_Toc240529863" w:history="1">
+      <w:hyperlink w:anchor="_Toc240575186" w:history="1">
         <w:r>
           <w:rPr>
             <w:rStyle w:val="Hyperlink"/>
             <w:noProof/>
           </w:rPr>
-          <w:t>Hình 4.3. Đường cong ROC và Precision–Recall của ba mô hình</w:t>
+          <w:t>Bảng 4.4. So sánh phương pháp và kết quả giữa đề tài với các nghiên cứu liên quan</w:t>
         </w:r>
         <w:r>
           <w:rPr>
@@ -5566,7 +6515,7 @@
             <w:noProof/>
             <w:webHidden/>
           </w:rPr>
-          <w:instrText xml:space="preserve"> PAGEREF _Toc240529863 \h </w:instrText>
+          <w:instrText xml:space="preserve"> PAGEREF _Toc240575186 \h </w:instrText>
         </w:r>
         <w:r>
           <w:rPr>
@@ -5586,7 +6535,7 @@
             <w:noProof/>
             <w:webHidden/>
           </w:rPr>
-          <w:t>32</w:t>
+          <w:t>36</w:t>
         </w:r>
         <w:r>
           <w:rPr>
@@ -5599,745 +6548,27 @@
     </w:p>
     <w:p>
       <w:pPr>
-        <w:pStyle w:val="TableofFigures"/>
-        <w:tabs>
-          <w:tab w:val="right" w:leader="dot" w:pos="9062"/>
-        </w:tabs>
-        <w:rPr>
-          <w:rFonts w:asciiTheme="minorHAnsi" w:eastAsiaTheme="minorEastAsia" w:hAnsiTheme="minorHAnsi"/>
-          <w:noProof/>
-          <w:sz w:val="24"/>
-          <w:szCs w:val="24"/>
-          <w:lang w:eastAsia="ja-JP"/>
-        </w:rPr>
-      </w:pPr>
-      <w:hyperlink w:anchor="_Toc240529864" w:history="1">
-        <w:r>
-          <w:rPr>
-            <w:rStyle w:val="Hyperlink"/>
-            <w:noProof/>
-          </w:rPr>
-          <w:t>Hình 4.4. Biểu đồ so sánh các chỉ số đánh giá của ba mô hình CNN</w:t>
-        </w:r>
-        <w:r>
-          <w:rPr>
-            <w:noProof/>
-            <w:webHidden/>
-          </w:rPr>
-          <w:tab/>
-        </w:r>
-        <w:r>
-          <w:rPr>
-            <w:noProof/>
-            <w:webHidden/>
-          </w:rPr>
-          <w:fldChar w:fldCharType="begin"/>
-        </w:r>
-        <w:r>
-          <w:rPr>
-            <w:noProof/>
-            <w:webHidden/>
-          </w:rPr>
-          <w:instrText xml:space="preserve"> PAGEREF _Toc240529864 \h </w:instrText>
-        </w:r>
-        <w:r>
-          <w:rPr>
-            <w:noProof/>
-            <w:webHidden/>
-          </w:rPr>
-        </w:r>
-        <w:r>
-          <w:rPr>
-            <w:noProof/>
-            <w:webHidden/>
-          </w:rPr>
-          <w:fldChar w:fldCharType="separate"/>
-        </w:r>
-        <w:r>
-          <w:rPr>
-            <w:noProof/>
-            <w:webHidden/>
-          </w:rPr>
-          <w:t>32</w:t>
-        </w:r>
-        <w:r>
-          <w:rPr>
-            <w:noProof/>
-            <w:webHidden/>
-          </w:rPr>
-          <w:fldChar w:fldCharType="end"/>
-        </w:r>
-      </w:hyperlink>
-    </w:p>
-    <w:p>
-      <w:pPr>
-        <w:pStyle w:val="TableofFigures"/>
-        <w:tabs>
-          <w:tab w:val="right" w:leader="dot" w:pos="9062"/>
-        </w:tabs>
-        <w:rPr>
-          <w:rFonts w:asciiTheme="minorHAnsi" w:eastAsiaTheme="minorEastAsia" w:hAnsiTheme="minorHAnsi"/>
-          <w:noProof/>
-          <w:sz w:val="24"/>
-          <w:szCs w:val="24"/>
-          <w:lang w:eastAsia="ja-JP"/>
-        </w:rPr>
-      </w:pPr>
-      <w:hyperlink w:anchor="_Toc240529865" w:history="1">
-        <w:r>
-          <w:rPr>
-            <w:rStyle w:val="Hyperlink"/>
-            <w:noProof/>
-          </w:rPr>
-          <w:t>Hình 4.5. Kết quả trực quan hóa Grad-CAM trên giao diện dự đoán của hệ thống</w:t>
-        </w:r>
-        <w:r>
-          <w:rPr>
-            <w:noProof/>
-            <w:webHidden/>
-          </w:rPr>
-          <w:tab/>
-        </w:r>
-        <w:r>
-          <w:rPr>
-            <w:noProof/>
-            <w:webHidden/>
-          </w:rPr>
-          <w:fldChar w:fldCharType="begin"/>
-        </w:r>
-        <w:r>
-          <w:rPr>
-            <w:noProof/>
-            <w:webHidden/>
-          </w:rPr>
-          <w:instrText xml:space="preserve"> PAGEREF _Toc240529865 \h </w:instrText>
-        </w:r>
-        <w:r>
-          <w:rPr>
-            <w:noProof/>
-            <w:webHidden/>
-          </w:rPr>
-        </w:r>
-        <w:r>
-          <w:rPr>
-            <w:noProof/>
-            <w:webHidden/>
-          </w:rPr>
-          <w:fldChar w:fldCharType="separate"/>
-        </w:r>
-        <w:r>
-          <w:rPr>
-            <w:noProof/>
-            <w:webHidden/>
-          </w:rPr>
-          <w:t>33</w:t>
-        </w:r>
-        <w:r>
-          <w:rPr>
-            <w:noProof/>
-            <w:webHidden/>
-          </w:rPr>
-          <w:fldChar w:fldCharType="end"/>
-        </w:r>
-      </w:hyperlink>
-    </w:p>
-    <w:p>
-      <w:pPr>
-        <w:pStyle w:val="TableofFigures"/>
-        <w:tabs>
-          <w:tab w:val="right" w:leader="dot" w:pos="9062"/>
-        </w:tabs>
-        <w:rPr>
-          <w:rFonts w:asciiTheme="minorHAnsi" w:eastAsiaTheme="minorEastAsia" w:hAnsiTheme="minorHAnsi"/>
-          <w:noProof/>
-          <w:sz w:val="24"/>
-          <w:szCs w:val="24"/>
-          <w:lang w:eastAsia="ja-JP"/>
-        </w:rPr>
-      </w:pPr>
-      <w:hyperlink w:anchor="_Toc240529866" w:history="1">
-        <w:r>
-          <w:rPr>
-            <w:rStyle w:val="Hyperlink"/>
-            <w:noProof/>
-          </w:rPr>
-          <w:t>Hình 4.6. Kết quả kiểm thử cơ chế phát hiện dữ liệu ngoài phân bố với ảnh không thuộc danh mục nội thất</w:t>
-        </w:r>
-        <w:r>
-          <w:rPr>
-            <w:noProof/>
-            <w:webHidden/>
-          </w:rPr>
-          <w:tab/>
-        </w:r>
-        <w:r>
-          <w:rPr>
-            <w:noProof/>
-            <w:webHidden/>
-          </w:rPr>
-          <w:fldChar w:fldCharType="begin"/>
-        </w:r>
-        <w:r>
-          <w:rPr>
-            <w:noProof/>
-            <w:webHidden/>
-          </w:rPr>
-          <w:instrText xml:space="preserve"> PAGEREF _Toc240529866 \h </w:instrText>
-        </w:r>
-        <w:r>
-          <w:rPr>
-            <w:noProof/>
-            <w:webHidden/>
-          </w:rPr>
-        </w:r>
-        <w:r>
-          <w:rPr>
-            <w:noProof/>
-            <w:webHidden/>
-          </w:rPr>
-          <w:fldChar w:fldCharType="separate"/>
-        </w:r>
-        <w:r>
-          <w:rPr>
-            <w:noProof/>
-            <w:webHidden/>
-          </w:rPr>
-          <w:t>34</w:t>
-        </w:r>
-        <w:r>
-          <w:rPr>
-            <w:noProof/>
-            <w:webHidden/>
-          </w:rPr>
-          <w:fldChar w:fldCharType="end"/>
-        </w:r>
-      </w:hyperlink>
-    </w:p>
-    <w:p>
-      <w:r>
+        <w:pStyle w:val="BodyText"/>
+        <w:rPr>
+          <w:rFonts w:eastAsiaTheme="majorEastAsia"/>
+        </w:rPr>
+      </w:pPr>
+      <w:r>
+        <w:rPr>
+          <w:sz w:val="36"/>
+        </w:rPr>
         <w:fldChar w:fldCharType="end"/>
       </w:r>
-    </w:p>
-    <w:p>
-      <w:pPr>
-        <w:spacing w:line="240" w:lineRule="auto"/>
-        <w:ind w:firstLine="0"/>
-        <w:rPr>
-          <w:rFonts w:cs="Times New Roman"/>
-        </w:rPr>
-      </w:pPr>
-    </w:p>
-    <w:p>
-      <w:pPr>
-        <w:spacing w:after="0"/>
-        <w:rPr>
-          <w:rFonts w:eastAsiaTheme="majorEastAsia" w:cs="Times New Roman"/>
-          <w:b/>
-          <w:color w:val="000000" w:themeColor="text1"/>
-          <w:sz w:val="36"/>
-          <w:szCs w:val="32"/>
-        </w:rPr>
-      </w:pPr>
-      <w:r>
-        <w:rPr>
-          <w:rFonts w:cs="Times New Roman"/>
-        </w:rPr>
+      <w:r>
         <w:br w:type="page"/>
       </w:r>
+      <w:bookmarkStart w:id="7" w:name="_Toc211979191"/>
     </w:p>
     <w:p>
       <w:pPr>
         <w:pStyle w:val="Heading1"/>
-        <w:rPr>
-          <w:noProof/>
-        </w:rPr>
-      </w:pPr>
-      <w:bookmarkStart w:id="6" w:name="_Toc237896763"/>
-      <w:r>
-        <w:lastRenderedPageBreak/>
-        <w:t>DANH MỤC BẢNG</w:t>
-      </w:r>
-      <w:r>
-        <w:t xml:space="preserve"> BIỂ</w:t>
-      </w:r>
-      <w:r>
-        <w:t>U</w:t>
-      </w:r>
-      <w:bookmarkEnd w:id="6"/>
-      <w:r>
-        <w:rPr>
-          <w:sz w:val="36"/>
-        </w:rPr>
-        <w:fldChar w:fldCharType="begin"/>
-      </w:r>
-      <w:r>
-        <w:rPr>
-          <w:sz w:val="36"/>
-        </w:rPr>
-        <w:instrText xml:space="preserve"> TOC \h \z \t "Quote" \c </w:instrText>
-      </w:r>
-      <w:r>
-        <w:rPr>
-          <w:sz w:val="36"/>
-        </w:rPr>
-        <w:fldChar w:fldCharType="separate"/>
-      </w:r>
-    </w:p>
-    <w:p>
-      <w:pPr>
-        <w:pStyle w:val="TableofFigures"/>
-        <w:tabs>
-          <w:tab w:val="right" w:leader="dot" w:pos="9062"/>
-        </w:tabs>
-        <w:rPr>
-          <w:rFonts w:asciiTheme="minorHAnsi" w:eastAsiaTheme="minorEastAsia" w:hAnsiTheme="minorHAnsi"/>
-          <w:noProof/>
-          <w:sz w:val="24"/>
-          <w:szCs w:val="24"/>
-          <w:lang w:eastAsia="ja-JP"/>
-        </w:rPr>
-      </w:pPr>
-      <w:hyperlink w:anchor="_Toc240529868" w:history="1">
-        <w:r>
-          <w:rPr>
-            <w:rStyle w:val="Hyperlink"/>
-            <w:noProof/>
-          </w:rPr>
-          <w:t>Bảng 3.1. Yêu cầu chức năng và phi chức năng của hệ thống</w:t>
-        </w:r>
-        <w:r>
-          <w:rPr>
-            <w:noProof/>
-            <w:webHidden/>
-          </w:rPr>
-          <w:tab/>
-        </w:r>
-        <w:r>
-          <w:rPr>
-            <w:noProof/>
-            <w:webHidden/>
-          </w:rPr>
-          <w:fldChar w:fldCharType="begin"/>
-        </w:r>
-        <w:r>
-          <w:rPr>
-            <w:noProof/>
-            <w:webHidden/>
-          </w:rPr>
-          <w:instrText xml:space="preserve"> PAGEREF _Toc240529868 \h </w:instrText>
-        </w:r>
-        <w:r>
-          <w:rPr>
-            <w:noProof/>
-            <w:webHidden/>
-          </w:rPr>
-        </w:r>
-        <w:r>
-          <w:rPr>
-            <w:noProof/>
-            <w:webHidden/>
-          </w:rPr>
-          <w:fldChar w:fldCharType="separate"/>
-        </w:r>
-        <w:r>
-          <w:rPr>
-            <w:noProof/>
-            <w:webHidden/>
-          </w:rPr>
-          <w:t>19</w:t>
-        </w:r>
-        <w:r>
-          <w:rPr>
-            <w:noProof/>
-            <w:webHidden/>
-          </w:rPr>
-          <w:fldChar w:fldCharType="end"/>
-        </w:r>
-      </w:hyperlink>
-    </w:p>
-    <w:p>
-      <w:pPr>
-        <w:pStyle w:val="TableofFigures"/>
-        <w:tabs>
-          <w:tab w:val="right" w:leader="dot" w:pos="9062"/>
-        </w:tabs>
-        <w:rPr>
-          <w:rFonts w:asciiTheme="minorHAnsi" w:eastAsiaTheme="minorEastAsia" w:hAnsiTheme="minorHAnsi"/>
-          <w:noProof/>
-          <w:sz w:val="24"/>
-          <w:szCs w:val="24"/>
-          <w:lang w:eastAsia="ja-JP"/>
-        </w:rPr>
-      </w:pPr>
-      <w:hyperlink w:anchor="_Toc240529869" w:history="1">
-        <w:r>
-          <w:rPr>
-            <w:rStyle w:val="Hyperlink"/>
-            <w:noProof/>
-          </w:rPr>
-          <w:t>Bảng 3.2. Thống kê số lượng hình ảnh theo từng tập dữ liệu</w:t>
-        </w:r>
-        <w:r>
-          <w:rPr>
-            <w:noProof/>
-            <w:webHidden/>
-          </w:rPr>
-          <w:tab/>
-        </w:r>
-        <w:r>
-          <w:rPr>
-            <w:noProof/>
-            <w:webHidden/>
-          </w:rPr>
-          <w:fldChar w:fldCharType="begin"/>
-        </w:r>
-        <w:r>
-          <w:rPr>
-            <w:noProof/>
-            <w:webHidden/>
-          </w:rPr>
-          <w:instrText xml:space="preserve"> PAGEREF _Toc240529869 \h </w:instrText>
-        </w:r>
-        <w:r>
-          <w:rPr>
-            <w:noProof/>
-            <w:webHidden/>
-          </w:rPr>
-        </w:r>
-        <w:r>
-          <w:rPr>
-            <w:noProof/>
-            <w:webHidden/>
-          </w:rPr>
-          <w:fldChar w:fldCharType="separate"/>
-        </w:r>
-        <w:r>
-          <w:rPr>
-            <w:noProof/>
-            <w:webHidden/>
-          </w:rPr>
-          <w:t>22</w:t>
-        </w:r>
-        <w:r>
-          <w:rPr>
-            <w:noProof/>
-            <w:webHidden/>
-          </w:rPr>
-          <w:fldChar w:fldCharType="end"/>
-        </w:r>
-      </w:hyperlink>
-    </w:p>
-    <w:p>
-      <w:pPr>
-        <w:pStyle w:val="TableofFigures"/>
-        <w:tabs>
-          <w:tab w:val="right" w:leader="dot" w:pos="9062"/>
-        </w:tabs>
-        <w:rPr>
-          <w:rFonts w:asciiTheme="minorHAnsi" w:eastAsiaTheme="minorEastAsia" w:hAnsiTheme="minorHAnsi"/>
-          <w:noProof/>
-          <w:sz w:val="24"/>
-          <w:szCs w:val="24"/>
-          <w:lang w:eastAsia="ja-JP"/>
-        </w:rPr>
-      </w:pPr>
-      <w:hyperlink w:anchor="_Toc240529870" w:history="1">
-        <w:r>
-          <w:rPr>
-            <w:rStyle w:val="Hyperlink"/>
-            <w:noProof/>
-          </w:rPr>
-          <w:t>Bảng 3.3. Các kỹ thuật tăng cường dữ liệu</w:t>
-        </w:r>
-        <w:r>
-          <w:rPr>
-            <w:noProof/>
-            <w:webHidden/>
-          </w:rPr>
-          <w:tab/>
-        </w:r>
-        <w:r>
-          <w:rPr>
-            <w:noProof/>
-            <w:webHidden/>
-          </w:rPr>
-          <w:fldChar w:fldCharType="begin"/>
-        </w:r>
-        <w:r>
-          <w:rPr>
-            <w:noProof/>
-            <w:webHidden/>
-          </w:rPr>
-          <w:instrText xml:space="preserve"> PAGEREF _Toc240529870 \h </w:instrText>
-        </w:r>
-        <w:r>
-          <w:rPr>
-            <w:noProof/>
-            <w:webHidden/>
-          </w:rPr>
-        </w:r>
-        <w:r>
-          <w:rPr>
-            <w:noProof/>
-            <w:webHidden/>
-          </w:rPr>
-          <w:fldChar w:fldCharType="separate"/>
-        </w:r>
-        <w:r>
-          <w:rPr>
-            <w:noProof/>
-            <w:webHidden/>
-          </w:rPr>
-          <w:t>23</w:t>
-        </w:r>
-        <w:r>
-          <w:rPr>
-            <w:noProof/>
-            <w:webHidden/>
-          </w:rPr>
-          <w:fldChar w:fldCharType="end"/>
-        </w:r>
-      </w:hyperlink>
-    </w:p>
-    <w:p>
-      <w:pPr>
-        <w:pStyle w:val="TableofFigures"/>
-        <w:tabs>
-          <w:tab w:val="right" w:leader="dot" w:pos="9062"/>
-        </w:tabs>
-        <w:rPr>
-          <w:rFonts w:asciiTheme="minorHAnsi" w:eastAsiaTheme="minorEastAsia" w:hAnsiTheme="minorHAnsi"/>
-          <w:noProof/>
-          <w:sz w:val="24"/>
-          <w:szCs w:val="24"/>
-          <w:lang w:eastAsia="ja-JP"/>
-        </w:rPr>
-      </w:pPr>
-      <w:hyperlink w:anchor="_Toc240529871" w:history="1">
-        <w:r>
-          <w:rPr>
-            <w:rStyle w:val="Hyperlink"/>
-            <w:noProof/>
-          </w:rPr>
-          <w:t>Bảng 4.1. Cấu hình môi trường thực nghiệm</w:t>
-        </w:r>
-        <w:r>
-          <w:rPr>
-            <w:noProof/>
-            <w:webHidden/>
-          </w:rPr>
-          <w:tab/>
-        </w:r>
-        <w:r>
-          <w:rPr>
-            <w:noProof/>
-            <w:webHidden/>
-          </w:rPr>
-          <w:fldChar w:fldCharType="begin"/>
-        </w:r>
-        <w:r>
-          <w:rPr>
-            <w:noProof/>
-            <w:webHidden/>
-          </w:rPr>
-          <w:instrText xml:space="preserve"> PAGEREF _Toc240529871 \h </w:instrText>
-        </w:r>
-        <w:r>
-          <w:rPr>
-            <w:noProof/>
-            <w:webHidden/>
-          </w:rPr>
-        </w:r>
-        <w:r>
-          <w:rPr>
-            <w:noProof/>
-            <w:webHidden/>
-          </w:rPr>
-          <w:fldChar w:fldCharType="separate"/>
-        </w:r>
-        <w:r>
-          <w:rPr>
-            <w:noProof/>
-            <w:webHidden/>
-          </w:rPr>
-          <w:t>29</w:t>
-        </w:r>
-        <w:r>
-          <w:rPr>
-            <w:noProof/>
-            <w:webHidden/>
-          </w:rPr>
-          <w:fldChar w:fldCharType="end"/>
-        </w:r>
-      </w:hyperlink>
-    </w:p>
-    <w:p>
-      <w:pPr>
-        <w:pStyle w:val="TableofFigures"/>
-        <w:tabs>
-          <w:tab w:val="right" w:leader="dot" w:pos="9062"/>
-        </w:tabs>
-        <w:rPr>
-          <w:rFonts w:asciiTheme="minorHAnsi" w:eastAsiaTheme="minorEastAsia" w:hAnsiTheme="minorHAnsi"/>
-          <w:noProof/>
-          <w:sz w:val="24"/>
-          <w:szCs w:val="24"/>
-          <w:lang w:eastAsia="ja-JP"/>
-        </w:rPr>
-      </w:pPr>
-      <w:hyperlink w:anchor="_Toc240529872" w:history="1">
-        <w:r>
-          <w:rPr>
-            <w:rStyle w:val="Hyperlink"/>
-            <w:noProof/>
-          </w:rPr>
-          <w:t>Bảng 4.2. Kết quả đánh giá của ba mô hình CNN trên tập kiểm thử</w:t>
-        </w:r>
-        <w:r>
-          <w:rPr>
-            <w:noProof/>
-            <w:webHidden/>
-          </w:rPr>
-          <w:tab/>
-        </w:r>
-        <w:r>
-          <w:rPr>
-            <w:noProof/>
-            <w:webHidden/>
-          </w:rPr>
-          <w:fldChar w:fldCharType="begin"/>
-        </w:r>
-        <w:r>
-          <w:rPr>
-            <w:noProof/>
-            <w:webHidden/>
-          </w:rPr>
-          <w:instrText xml:space="preserve"> PAGEREF _Toc240529872 \h </w:instrText>
-        </w:r>
-        <w:r>
-          <w:rPr>
-            <w:noProof/>
-            <w:webHidden/>
-          </w:rPr>
-        </w:r>
-        <w:r>
-          <w:rPr>
-            <w:noProof/>
-            <w:webHidden/>
-          </w:rPr>
-          <w:fldChar w:fldCharType="separate"/>
-        </w:r>
-        <w:r>
-          <w:rPr>
-            <w:noProof/>
-            <w:webHidden/>
-          </w:rPr>
-          <w:t>30</w:t>
-        </w:r>
-        <w:r>
-          <w:rPr>
-            <w:noProof/>
-            <w:webHidden/>
-          </w:rPr>
-          <w:fldChar w:fldCharType="end"/>
-        </w:r>
-      </w:hyperlink>
-    </w:p>
-    <w:p>
-      <w:pPr>
-        <w:pStyle w:val="TableofFigures"/>
-        <w:tabs>
-          <w:tab w:val="right" w:leader="dot" w:pos="9062"/>
-        </w:tabs>
-        <w:rPr>
-          <w:rFonts w:asciiTheme="minorHAnsi" w:eastAsiaTheme="minorEastAsia" w:hAnsiTheme="minorHAnsi"/>
-          <w:noProof/>
-          <w:sz w:val="24"/>
-          <w:szCs w:val="24"/>
-          <w:lang w:eastAsia="ja-JP"/>
-        </w:rPr>
-      </w:pPr>
-      <w:hyperlink w:anchor="_Toc240529873" w:history="1">
-        <w:r>
-          <w:rPr>
-            <w:rStyle w:val="Hyperlink"/>
-            <w:noProof/>
-          </w:rPr>
-          <w:t>Bảng 4.3. So sánh đặc điểm triển khai của ba mô hình CNN</w:t>
-        </w:r>
-        <w:r>
-          <w:rPr>
-            <w:noProof/>
-            <w:webHidden/>
-          </w:rPr>
-          <w:tab/>
-        </w:r>
-        <w:r>
-          <w:rPr>
-            <w:noProof/>
-            <w:webHidden/>
-          </w:rPr>
-          <w:fldChar w:fldCharType="begin"/>
-        </w:r>
-        <w:r>
-          <w:rPr>
-            <w:noProof/>
-            <w:webHidden/>
-          </w:rPr>
-          <w:instrText xml:space="preserve"> PAGEREF _Toc240529873 \h </w:instrText>
-        </w:r>
-        <w:r>
-          <w:rPr>
-            <w:noProof/>
-            <w:webHidden/>
-          </w:rPr>
-        </w:r>
-        <w:r>
-          <w:rPr>
-            <w:noProof/>
-            <w:webHidden/>
-          </w:rPr>
-          <w:fldChar w:fldCharType="separate"/>
-        </w:r>
-        <w:r>
-          <w:rPr>
-            <w:noProof/>
-            <w:webHidden/>
-          </w:rPr>
-          <w:t>30</w:t>
-        </w:r>
-        <w:r>
-          <w:rPr>
-            <w:noProof/>
-            <w:webHidden/>
-          </w:rPr>
-          <w:fldChar w:fldCharType="end"/>
-        </w:r>
-      </w:hyperlink>
-    </w:p>
-    <w:p>
-      <w:pPr>
-        <w:pStyle w:val="BodyText"/>
-        <w:rPr>
-          <w:rFonts w:eastAsiaTheme="majorEastAsia"/>
-        </w:rPr>
-      </w:pPr>
-      <w:r>
-        <w:rPr>
-          <w:sz w:val="36"/>
-        </w:rPr>
-        <w:fldChar w:fldCharType="end"/>
-      </w:r>
-      <w:r>
-        <w:br w:type="page"/>
-      </w:r>
-      <w:bookmarkStart w:id="7" w:name="_Toc211979191"/>
-    </w:p>
-    <w:p>
-      <w:pPr>
-        <w:pStyle w:val="Heading1"/>
-      </w:pPr>
-      <w:bookmarkStart w:id="8" w:name="_Toc237896764"/>
+      </w:pPr>
+      <w:bookmarkStart w:id="8" w:name="_Toc240575102"/>
       <w:r>
         <w:lastRenderedPageBreak/>
         <w:t>DANH MỤC TỪ VIẾT TẮT</w:t>
@@ -8326,7 +8557,7 @@
         <w:pStyle w:val="Heading1"/>
       </w:pPr>
       <w:bookmarkStart w:id="9" w:name="_Toc211979192"/>
-      <w:bookmarkStart w:id="10" w:name="_Toc237896765"/>
+      <w:bookmarkStart w:id="10" w:name="_Toc240575103"/>
       <w:r>
         <w:lastRenderedPageBreak/>
         <w:t>PHẦN 1</w:t>
@@ -8354,7 +8585,7 @@
         <w:pStyle w:val="Heading2"/>
       </w:pPr>
       <w:bookmarkStart w:id="11" w:name="_Toc211979193"/>
-      <w:bookmarkStart w:id="12" w:name="_Toc237896766"/>
+      <w:bookmarkStart w:id="12" w:name="_Toc240575104"/>
       <w:r>
         <w:t xml:space="preserve">1.1. Giới thiệu về </w:t>
       </w:r>
@@ -8421,7 +8652,7 @@
         <w:pStyle w:val="Heading2"/>
       </w:pPr>
       <w:bookmarkStart w:id="13" w:name="_Toc211979196"/>
-      <w:bookmarkStart w:id="14" w:name="_Toc237896767"/>
+      <w:bookmarkStart w:id="14" w:name="_Toc240575105"/>
       <w:r>
         <w:t>1.2.</w:t>
       </w:r>
@@ -8817,7 +9048,7 @@
       <w:pPr>
         <w:pStyle w:val="Heading2"/>
       </w:pPr>
-      <w:bookmarkStart w:id="15" w:name="_Toc237896768"/>
+      <w:bookmarkStart w:id="15" w:name="_Toc240575106"/>
       <w:r>
         <w:t xml:space="preserve">1.3. Tổng quan về </w:t>
       </w:r>
@@ -8833,7 +9064,7 @@
           <w:lang w:val="vi"/>
         </w:rPr>
       </w:pPr>
-      <w:bookmarkStart w:id="16" w:name="_Toc237896769"/>
+      <w:bookmarkStart w:id="16" w:name="_Toc240575107"/>
       <w:r>
         <w:rPr>
           <w:lang w:val="vi"/>
@@ -8914,7 +9145,7 @@
           <w:lang w:val="vi"/>
         </w:rPr>
       </w:pPr>
-      <w:bookmarkStart w:id="17" w:name="_Toc237896770"/>
+      <w:bookmarkStart w:id="17" w:name="_Toc240575108"/>
       <w:r>
         <w:rPr>
           <w:lang w:val="vi"/>
@@ -9147,7 +9378,7 @@
           <w:lang w:val="vi"/>
         </w:rPr>
       </w:pPr>
-      <w:bookmarkStart w:id="19" w:name="_Toc237896771"/>
+      <w:bookmarkStart w:id="19" w:name="_Toc240575109"/>
       <w:r>
         <w:rPr>
           <w:lang w:val="vi"/>
@@ -9187,7 +9418,7 @@
         <w:pStyle w:val="Heading2"/>
       </w:pPr>
       <w:bookmarkStart w:id="20" w:name="_Toc211979205"/>
-      <w:bookmarkStart w:id="21" w:name="_Toc237896772"/>
+      <w:bookmarkStart w:id="21" w:name="_Toc240575110"/>
       <w:r>
         <w:t>2.</w:t>
       </w:r>
@@ -9218,7 +9449,7 @@
         </w:rPr>
       </w:pPr>
       <w:bookmarkStart w:id="22" w:name="_Toc211979206"/>
-      <w:bookmarkStart w:id="23" w:name="_Toc237896773"/>
+      <w:bookmarkStart w:id="23" w:name="_Toc240575111"/>
       <w:r>
         <w:rPr>
           <w:rFonts w:cs="Times New Roman"/>
@@ -9340,7 +9571,7 @@
         </w:rPr>
       </w:pPr>
       <w:bookmarkStart w:id="24" w:name="_Toc211979207"/>
-      <w:bookmarkStart w:id="25" w:name="_Toc237896774"/>
+      <w:bookmarkStart w:id="25" w:name="_Toc240575112"/>
       <w:r>
         <w:rPr>
           <w:rFonts w:cs="Times New Roman"/>
@@ -9601,7 +9832,7 @@
         </w:rPr>
       </w:pPr>
       <w:bookmarkStart w:id="26" w:name="_Toc211979208"/>
-      <w:bookmarkStart w:id="27" w:name="_Toc237896775"/>
+      <w:bookmarkStart w:id="27" w:name="_Toc240575113"/>
       <w:r>
         <w:rPr>
           <w:lang w:eastAsia="vi-VN"/>
@@ -9660,7 +9891,7 @@
           <w:lang w:val="vi" w:eastAsia="vi-VN"/>
         </w:rPr>
       </w:pPr>
-      <w:bookmarkStart w:id="28" w:name="_Toc237896776"/>
+      <w:bookmarkStart w:id="28" w:name="_Toc240575114"/>
       <w:r>
         <w:rPr>
           <w:lang w:val="vi" w:eastAsia="vi-VN"/>
@@ -9742,7 +9973,7 @@
         </w:rPr>
       </w:pPr>
       <w:bookmarkStart w:id="29" w:name="_Toc211979209"/>
-      <w:bookmarkStart w:id="30" w:name="_Toc237896777"/>
+      <w:bookmarkStart w:id="30" w:name="_Toc240575115"/>
       <w:r>
         <w:rPr>
           <w:rFonts w:cs="Times New Roman"/>
@@ -9861,7 +10092,7 @@
       <w:pPr>
         <w:pStyle w:val="Heading3"/>
       </w:pPr>
-      <w:bookmarkStart w:id="31" w:name="_Toc237896778"/>
+      <w:bookmarkStart w:id="31" w:name="_Toc240575116"/>
       <w:r>
         <w:rPr>
           <w:lang w:val="vi"/>
@@ -10013,7 +10244,7 @@
       <w:pPr>
         <w:pStyle w:val="Subtitle"/>
       </w:pPr>
-      <w:bookmarkStart w:id="32" w:name="_Toc240529851"/>
+      <w:bookmarkStart w:id="32" w:name="_Toc240575165"/>
       <w:r>
         <w:lastRenderedPageBreak/>
         <w:t>Hình 2.</w:t>
@@ -10030,7 +10261,7 @@
       <w:pPr>
         <w:pStyle w:val="Heading2"/>
       </w:pPr>
-      <w:bookmarkStart w:id="33" w:name="_Toc237896779"/>
+      <w:bookmarkStart w:id="33" w:name="_Toc240575117"/>
       <w:bookmarkStart w:id="34" w:name="_Toc211979212"/>
       <w:r>
         <w:t xml:space="preserve">2.3. </w:t>
@@ -10053,7 +10284,7 @@
           <w:lang w:val="vi"/>
         </w:rPr>
       </w:pPr>
-      <w:bookmarkStart w:id="35" w:name="_Toc237896780"/>
+      <w:bookmarkStart w:id="35" w:name="_Toc240575118"/>
       <w:r>
         <w:rPr>
           <w:lang w:val="vi"/>
@@ -10117,7 +10348,7 @@
           <w:lang w:val="vi"/>
         </w:rPr>
       </w:pPr>
-      <w:bookmarkStart w:id="36" w:name="_Toc237896781"/>
+      <w:bookmarkStart w:id="36" w:name="_Toc240575119"/>
       <w:r>
         <w:rPr>
           <w:lang w:val="vi"/>
@@ -10167,7 +10398,7 @@
           <w:lang w:val="vi"/>
         </w:rPr>
       </w:pPr>
-      <w:bookmarkStart w:id="37" w:name="_Toc237896782"/>
+      <w:bookmarkStart w:id="37" w:name="_Toc240575120"/>
       <w:r>
         <w:rPr>
           <w:lang w:val="vi"/>
@@ -10225,7 +10456,7 @@
       <w:pPr>
         <w:pStyle w:val="Heading2"/>
       </w:pPr>
-      <w:bookmarkStart w:id="38" w:name="_Toc237896783"/>
+      <w:bookmarkStart w:id="38" w:name="_Toc240575121"/>
       <w:r>
         <w:t xml:space="preserve">2.4. </w:t>
       </w:r>
@@ -10580,7 +10811,7 @@
       <w:pPr>
         <w:pStyle w:val="Subtitle"/>
       </w:pPr>
-      <w:bookmarkStart w:id="39" w:name="_Toc240529852"/>
+      <w:bookmarkStart w:id="39" w:name="_Toc240575166"/>
       <w:r>
         <w:t>Hình 2.</w:t>
       </w:r>
@@ -10596,7 +10827,7 @@
       <w:pPr>
         <w:pStyle w:val="Heading2"/>
       </w:pPr>
-      <w:bookmarkStart w:id="40" w:name="_Toc237896784"/>
+      <w:bookmarkStart w:id="40" w:name="_Toc240575122"/>
       <w:r>
         <w:t xml:space="preserve">2.5. </w:t>
       </w:r>
@@ -10609,7 +10840,7 @@
       <w:pPr>
         <w:pStyle w:val="Heading3"/>
       </w:pPr>
-      <w:bookmarkStart w:id="41" w:name="_Toc237896785"/>
+      <w:bookmarkStart w:id="41" w:name="_Toc240575123"/>
       <w:r>
         <w:t>2.5.1. Ngôn ngữ Python và các thư viện Machine Learning</w:t>
       </w:r>
@@ -10696,7 +10927,7 @@
       <w:pPr>
         <w:pStyle w:val="Heading3"/>
       </w:pPr>
-      <w:bookmarkStart w:id="42" w:name="_Toc237896786"/>
+      <w:bookmarkStart w:id="42" w:name="_Toc240575124"/>
       <w:r>
         <w:lastRenderedPageBreak/>
         <w:t>2.5.2. Công nghệ phát triển Web Backend &amp; Frontend</w:t>
@@ -10788,7 +11019,7 @@
           <w:lang w:val="vi"/>
         </w:rPr>
       </w:pPr>
-      <w:bookmarkStart w:id="43" w:name="_Toc237896787"/>
+      <w:bookmarkStart w:id="43" w:name="_Toc240575125"/>
       <w:r>
         <w:rPr>
           <w:lang w:val="vi"/>
@@ -10818,7 +11049,7 @@
       <w:pPr>
         <w:pStyle w:val="Heading2"/>
       </w:pPr>
-      <w:bookmarkStart w:id="44" w:name="_Toc237896788"/>
+      <w:bookmarkStart w:id="44" w:name="_Toc240575126"/>
       <w:bookmarkStart w:id="45" w:name="_Toc211979221"/>
       <w:r>
         <w:t xml:space="preserve">3.1. </w:t>
@@ -10841,7 +11072,7 @@
           <w:lang w:val="vi"/>
         </w:rPr>
       </w:pPr>
-      <w:bookmarkStart w:id="46" w:name="_Toc237896789"/>
+      <w:bookmarkStart w:id="46" w:name="_Toc240575127"/>
       <w:r>
         <w:rPr>
           <w:lang w:val="vi"/>
@@ -11251,7 +11482,7 @@
       <w:bookmarkStart w:id="47" w:name="_Toc236861159"/>
       <w:bookmarkStart w:id="48" w:name="_Toc237031632"/>
       <w:bookmarkStart w:id="49" w:name="_Toc237032950"/>
-      <w:bookmarkStart w:id="50" w:name="_Toc240529868"/>
+      <w:bookmarkStart w:id="50" w:name="_Toc240575180"/>
       <w:r>
         <w:t>Bảng 3.1. Yêu cầu chức năng và phi chức năng của hệ thống</w:t>
       </w:r>
@@ -11264,7 +11495,7 @@
       <w:pPr>
         <w:pStyle w:val="Heading3"/>
       </w:pPr>
-      <w:bookmarkStart w:id="51" w:name="_Toc237896790"/>
+      <w:bookmarkStart w:id="51" w:name="_Toc240575128"/>
       <w:r>
         <w:lastRenderedPageBreak/>
         <w:t>3.1.2. Kiến trúc tổng quan hệ thống</w:t>
@@ -11349,7 +11580,7 @@
       <w:pPr>
         <w:pStyle w:val="Subtitle"/>
       </w:pPr>
-      <w:bookmarkStart w:id="52" w:name="_Toc240529853"/>
+      <w:bookmarkStart w:id="52" w:name="_Toc240575167"/>
       <w:r>
         <w:t xml:space="preserve">Hình 3.1 </w:t>
       </w:r>
@@ -11362,7 +11593,7 @@
       <w:pPr>
         <w:pStyle w:val="Heading2"/>
       </w:pPr>
-      <w:bookmarkStart w:id="53" w:name="_Toc237896791"/>
+      <w:bookmarkStart w:id="53" w:name="_Toc240575129"/>
       <w:r>
         <w:t>3.2</w:t>
       </w:r>
@@ -11393,7 +11624,7 @@
           <w:lang w:val="vi"/>
         </w:rPr>
       </w:pPr>
-      <w:bookmarkStart w:id="54" w:name="_Toc237896792"/>
+      <w:bookmarkStart w:id="54" w:name="_Toc240575130"/>
       <w:r>
         <w:rPr>
           <w:lang w:val="vi"/>
@@ -11490,7 +11721,7 @@
       <w:pPr>
         <w:pStyle w:val="Subtitle"/>
       </w:pPr>
-      <w:bookmarkStart w:id="55" w:name="_Toc240529854"/>
+      <w:bookmarkStart w:id="55" w:name="_Toc240575168"/>
       <w:r>
         <w:t>Hình 3.2. Cấu trúc thư mục bộ dữ liệu ImageFolder</w:t>
       </w:r>
@@ -12380,7 +12611,7 @@
       <w:bookmarkStart w:id="56" w:name="_Toc236861160"/>
       <w:bookmarkStart w:id="57" w:name="_Toc237031633"/>
       <w:bookmarkStart w:id="58" w:name="_Toc237032951"/>
-      <w:bookmarkStart w:id="59" w:name="_Toc240529869"/>
+      <w:bookmarkStart w:id="59" w:name="_Toc240575181"/>
       <w:r>
         <w:t>Bảng 3.2. Thống kê số lượng hình ảnh theo từng tập dữ liệu</w:t>
       </w:r>
@@ -12393,7 +12624,7 @@
       <w:pPr>
         <w:pStyle w:val="Heading3"/>
       </w:pPr>
-      <w:bookmarkStart w:id="60" w:name="_Toc237896793"/>
+      <w:bookmarkStart w:id="60" w:name="_Toc240575131"/>
       <w:r>
         <w:rPr>
           <w:lang w:val="vi"/>
@@ -12811,7 +13042,7 @@
       <w:bookmarkStart w:id="61" w:name="_Toc236861161"/>
       <w:bookmarkStart w:id="62" w:name="_Toc237031634"/>
       <w:bookmarkStart w:id="63" w:name="_Toc237032952"/>
-      <w:bookmarkStart w:id="64" w:name="_Toc240529870"/>
+      <w:bookmarkStart w:id="64" w:name="_Toc240575182"/>
       <w:r>
         <w:t>Bảng 3.3. Các kỹ thuật tăng cường dữ liệu</w:t>
       </w:r>
@@ -12873,7 +13104,7 @@
       <w:pPr>
         <w:pStyle w:val="Subtitle"/>
       </w:pPr>
-      <w:bookmarkStart w:id="65" w:name="_Toc240529855"/>
+      <w:bookmarkStart w:id="65" w:name="_Toc240575169"/>
       <w:r>
         <w:t>Hình 3.3. Quy trình tiền xử lý và tăng cường dữ liệu trước khi đưa vào mô hình CNN</w:t>
       </w:r>
@@ -12883,7 +13114,7 @@
       <w:pPr>
         <w:pStyle w:val="Heading2"/>
       </w:pPr>
-      <w:bookmarkStart w:id="66" w:name="_Toc237896794"/>
+      <w:bookmarkStart w:id="66" w:name="_Toc240575132"/>
       <w:r>
         <w:t xml:space="preserve">3.3. </w:t>
       </w:r>
@@ -12914,7 +13145,7 @@
       <w:pPr>
         <w:pStyle w:val="Heading3"/>
       </w:pPr>
-      <w:bookmarkStart w:id="67" w:name="_Toc237896795"/>
+      <w:bookmarkStart w:id="67" w:name="_Toc240575133"/>
       <w:r>
         <w:t xml:space="preserve">3.3.1. </w:t>
       </w:r>
@@ -13146,7 +13377,7 @@
       <w:pPr>
         <w:pStyle w:val="Subtitle"/>
       </w:pPr>
-      <w:bookmarkStart w:id="68" w:name="_Toc240529856"/>
+      <w:bookmarkStart w:id="68" w:name="_Toc240575170"/>
       <w:r>
         <w:t>Hình 3.4. Quy trình Fine-tuning 2 giai đoạn</w:t>
       </w:r>
@@ -13156,35 +13387,14 @@
       <w:pPr>
         <w:pStyle w:val="Heading3"/>
       </w:pPr>
-      <w:bookmarkStart w:id="69" w:name="_Toc237896796"/>
+      <w:bookmarkStart w:id="69" w:name="_Toc240575134"/>
       <w:r>
         <w:t xml:space="preserve">3.3.2. </w:t>
       </w:r>
       <w:r>
-        <w:t>Tích hợp kỹ thuật Grad-CAM vào hệ thống</w:t>
+        <w:t>Cài đặt kỹ thuật Grad-CAM và tích hợp vào hệ thống</w:t>
       </w:r>
       <w:bookmarkEnd w:id="69"/>
-    </w:p>
-    <w:p>
-      <w:r>
-        <w:t>Để hỗ trợ giải thích kết quả dự đoán của mô hình học sâu, đề tài tích hợp kỹ thuật Grad-CAM vào hệ thống nhằm trực quan hóa các vùng đặc trưng mà mô hình sử dụng khi đưa ra quyết định phân loại. Thuật toán được xây dựng trên nền tảng PyTorch và áp dụng cho cả ba mô hình MobileNetV2, ResNet18 và EfficientNet-B0.</w:t>
-      </w:r>
-    </w:p>
-    <w:p>
-      <w:pPr>
-        <w:ind w:firstLine="0"/>
-        <w:rPr>
-          <w:b/>
-          <w:bCs/>
-        </w:rPr>
-      </w:pPr>
-      <w:r>
-        <w:rPr>
-          <w:b/>
-          <w:bCs/>
-        </w:rPr>
-        <w:t>Quá trình tạo ảnh Grad-CAM được thực hiện theo các bước chính:</w:t>
-      </w:r>
     </w:p>
     <w:p>
       <w:pPr>
@@ -13193,6 +13403,13 @@
           <w:szCs w:val="26"/>
         </w:rPr>
       </w:pPr>
+      <w:r>
+        <w:rPr>
+          <w:rFonts w:cs="Times New Roman"/>
+          <w:szCs w:val="26"/>
+        </w:rPr>
+        <w:t xml:space="preserve">Dựa trên cơ sở lý thuyết được trình bày tại </w:t>
+      </w:r>
       <w:r>
         <w:rPr>
           <w:rFonts w:cs="Times New Roman"/>
@@ -13200,14 +13417,14 @@
           <w:bCs/>
           <w:szCs w:val="26"/>
         </w:rPr>
-        <w:t xml:space="preserve">Trích xuất đặc trưng: </w:t>
+        <w:t>Mục 2.4</w:t>
       </w:r>
       <w:r>
         <w:rPr>
           <w:rFonts w:cs="Times New Roman"/>
           <w:szCs w:val="26"/>
         </w:rPr>
-        <w:t>Lớp tích chập cuối cùng của mô hình được sử dụng để thu nhận bản đồ đặc trưng và thông tin gradient trong quá trình lan truyền xuôi và lan truyền ngược.</w:t>
+        <w:t>, đề tài tiến hành cài đặt kỹ thuật Grad-CAM bằng PyTorch nhằm trực quan hóa các vùng đặc trưng có ảnh hưởng đến kết quả phân loại của ba mô hình MobileNetV2, ResNet18 và EfficientNet-B0. Phần xử lý Grad-CAM được tích hợp vào backend FastAPI để tạo và trả về ảnh trực quan cùng với kết quả dự đoán.</w:t>
       </w:r>
     </w:p>
     <w:p>
@@ -13218,28 +13435,22 @@
         </w:rPr>
       </w:pPr>
       <w:r>
+        <w:rPr>
+          <w:rFonts w:cs="Times New Roman"/>
+          <w:szCs w:val="26"/>
+        </w:rPr>
+        <w:t>Quá trình cài đặt được thực hiện qua các bước chính như sau:</w:t>
+      </w:r>
+    </w:p>
+    <w:p>
+      <w:pPr>
+        <w:ind w:firstLine="0"/>
         <w:rPr>
           <w:rFonts w:cs="Times New Roman"/>
           <w:b/>
           <w:bCs/>
           <w:szCs w:val="26"/>
         </w:rPr>
-        <w:t>Sinh bản đồ nhiệt:</w:t>
-      </w:r>
-      <w:r>
-        <w:rPr>
-          <w:rFonts w:cs="Times New Roman"/>
-          <w:szCs w:val="26"/>
-        </w:rPr>
-        <w:t xml:space="preserve"> Dựa trên các trọng số gradient, hệ thống tính toán bản đồ nhiệt (Heatmap), làm nổi bật những vùng ảnh có ảnh hưởng lớn đến kết quả phân loại.</w:t>
-      </w:r>
-    </w:p>
-    <w:p>
-      <w:pPr>
-        <w:rPr>
-          <w:rFonts w:cs="Times New Roman"/>
-          <w:szCs w:val="26"/>
-        </w:rPr>
       </w:pPr>
       <w:r>
         <w:rPr>
@@ -13248,91 +13459,152 @@
           <w:bCs/>
           <w:szCs w:val="26"/>
         </w:rPr>
-        <w:t>Hiển thị kết quả:</w:t>
-      </w:r>
+        <w:t>Xác định lớp mục tiêu (Target Layer):</w:t>
+      </w:r>
+    </w:p>
+    <w:p>
+      <w:pPr>
+        <w:rPr>
+          <w:rFonts w:eastAsiaTheme="minorEastAsia" w:cs="Times New Roman"/>
+          <w:szCs w:val="26"/>
+        </w:rPr>
+      </w:pPr>
       <w:r>
         <w:rPr>
           <w:rFonts w:cs="Times New Roman"/>
           <w:szCs w:val="26"/>
         </w:rPr>
-        <w:t xml:space="preserve"> Bản đồ nhiệt được đưa về cùng kích thước với ảnh đầu vào và chồng lên ảnh gốc để tạo ảnh trực quan Grad-CAM. Kết quả này được gửi tới giao diện Web và hiển thị đồng thời với kết quả dự đoán nhằm hỗ trợ người dùng quan sát vùng đặc trưng mà mô hình tập trung.</w:t>
-      </w:r>
-    </w:p>
-    <w:p>
-      <w:pPr>
+        <w:t xml:space="preserve">Đối với mỗi mô hình, hệ thống xác định lớp ở cuối phần trích xuất đặc trưng làm lớp mục tiêu để thu thập bản đồ kích hoạt. Cụ thể, hệ thống sử dụng </w:t>
+      </w:r>
+      <m:oMath>
+        <m:r>
+          <w:rPr>
+            <w:rFonts w:ascii="Cambria Math" w:hAnsi="Cambria Math" w:cs="Times New Roman"/>
+            <w:szCs w:val="26"/>
+          </w:rPr>
+          <m:t>features[-1]</m:t>
+        </m:r>
+      </m:oMath>
+      <w:r>
         <w:rPr>
           <w:rFonts w:cs="Times New Roman"/>
           <w:szCs w:val="26"/>
         </w:rPr>
-      </w:pPr>
-      <w:r>
-        <w:rPr>
-          <w:rFonts w:cs="Times New Roman"/>
-          <w:szCs w:val="26"/>
-        </w:rPr>
-        <w:t>Việc tích hợp Grad-CAM giúp nâng cao khả năng giải thích của mô hình, đồng thời hỗ trợ đánh giá tính hợp lý của kết quả dự đoán trong quá trình thử nghiệm và triển khai hệ thống.</w:t>
-      </w:r>
-    </w:p>
-    <w:p>
-      <w:pPr>
-        <w:pStyle w:val="Heading3"/>
-      </w:pPr>
-      <w:bookmarkStart w:id="70" w:name="_Toc237896797"/>
-      <w:r>
-        <w:t>3.3.3. Cài đặt cơ chế phát hiện ảnh ngoài danh mục OOD</w:t>
-      </w:r>
-      <w:bookmarkEnd w:id="70"/>
-    </w:p>
-    <w:p>
-      <w:r>
-        <w:t xml:space="preserve">Các mô hình phân loại sử dụng hàm Softmax luôn đưa ra xác suất dự đoán cho tất cả các lớp, ngay cả khi ảnh đầu vào không thuộc các danh mục đã được huấn luyện. Vì vậy, đối với những hình ảnh ngoài phạm vi nhận diện như người, động vật hoặc </w:t>
-      </w:r>
-      <w:r>
-        <w:lastRenderedPageBreak/>
-        <w:t>phương tiện giao thông, mô hình vẫn có thể đưa ra một kết quả phân loại với độ tin cậy nhất định, dẫn đến nguy cơ dự đoán sai.</w:t>
-      </w:r>
-    </w:p>
-    <w:p>
-      <w:r>
-        <w:t>Để khắc phục hạn chế này, đề tài xây dựng cơ chế phát hiện dữ liệu ngoài phân bố (OOD) dựa trên việc kết hợp hai tiêu chí đánh giá độ tin cậy của mô hình:</w:t>
-      </w:r>
-    </w:p>
-    <w:p>
-      <w:pPr>
-        <w:rPr>
-          <w:rFonts w:cs="Times New Roman"/>
-          <w:szCs w:val="26"/>
-        </w:rPr>
-      </w:pPr>
-      <w:r>
+        <w:t xml:space="preserve"> đối với MobileNetV2 và EfficientNet-B0, trong khi ResNet18 sử dụng </w:t>
+      </w:r>
+      <m:oMath>
+        <m:r>
+          <w:rPr>
+            <w:rFonts w:ascii="Cambria Math" w:hAnsi="Cambria Math" w:cs="Times New Roman"/>
+            <w:szCs w:val="26"/>
+          </w:rPr>
+          <m:t>layer4[-1].</m:t>
+        </m:r>
+      </m:oMath>
+    </w:p>
+    <w:p>
+      <w:pPr>
+        <w:ind w:firstLine="0"/>
         <w:rPr>
           <w:rFonts w:cs="Times New Roman"/>
           <w:b/>
           <w:bCs/>
           <w:szCs w:val="26"/>
         </w:rPr>
-        <w:t>Ngưỡng tin cậy (Confidence Threshold):</w:t>
-      </w:r>
-      <w:r>
+      </w:pPr>
+      <w:r>
+        <w:rPr>
+          <w:rFonts w:cs="Times New Roman"/>
+          <w:b/>
+          <w:bCs/>
+          <w:szCs w:val="26"/>
+        </w:rPr>
+        <w:t>Thu thập bản đồ kích hoạt và Gradient:</w:t>
+      </w:r>
+    </w:p>
+    <w:p>
+      <w:pPr>
         <w:rPr>
           <w:rFonts w:cs="Times New Roman"/>
           <w:szCs w:val="26"/>
         </w:rPr>
-        <w:t xml:space="preserve"> Thiết lập ngưỡng tin cậy tối thiểu là </w:t>
-      </w:r>
+      </w:pPr>
       <w:r>
         <w:rPr>
           <w:rFonts w:cs="Times New Roman"/>
           <w:szCs w:val="26"/>
         </w:rPr>
-        <w:t>5</w:t>
+        <w:t xml:space="preserve">Hệ thống sử dụng cơ chế PyTorch Hooks để truy xuất thông tin trung gian trong quá trình lan truyền. Cụ thể, </w:t>
+      </w:r>
+      <w:r>
+        <w:rPr>
+          <w:rFonts w:cs="Times New Roman"/>
+          <w:b/>
+          <w:bCs/>
+          <w:szCs w:val="26"/>
+        </w:rPr>
+        <w:t>register_forward_hook</w:t>
       </w:r>
       <w:r>
         <w:rPr>
           <w:rFonts w:cs="Times New Roman"/>
           <w:szCs w:val="26"/>
         </w:rPr>
-        <w:t xml:space="preserve">0%. Nếu xác suất của lớp dự đoán cao nhất nhỏ hơn ngưỡng này thì hình ảnh được xem là không đủ độ tin cậy để kết luận thuộc một trong sáu danh mục sản phẩm nội thất. </w:t>
+        <w:t xml:space="preserve"> được sử dụng để thu thập bản đồ kích hoạt </w:t>
+      </w:r>
+      <m:oMath>
+        <m:sSup>
+          <m:sSupPr>
+            <m:ctrlPr>
+              <w:rPr>
+                <w:rFonts w:ascii="Cambria Math" w:hAnsi="Cambria Math" w:cs="Times New Roman"/>
+                <w:i/>
+                <w:szCs w:val="26"/>
+              </w:rPr>
+            </m:ctrlPr>
+          </m:sSupPr>
+          <m:e>
+            <m:r>
+              <w:rPr>
+                <w:rFonts w:ascii="Cambria Math" w:hAnsi="Cambria Math" w:cs="Times New Roman"/>
+                <w:szCs w:val="26"/>
+              </w:rPr>
+              <m:t>A</m:t>
+            </m:r>
+          </m:e>
+          <m:sup>
+            <m:r>
+              <w:rPr>
+                <w:rFonts w:ascii="Cambria Math" w:hAnsi="Cambria Math" w:cs="Times New Roman"/>
+                <w:szCs w:val="26"/>
+              </w:rPr>
+              <m:t>k</m:t>
+            </m:r>
+          </m:sup>
+        </m:sSup>
+      </m:oMath>
+      <w:r>
+        <w:rPr>
+          <w:rFonts w:cs="Times New Roman"/>
+          <w:szCs w:val="26"/>
+        </w:rPr>
+        <w:t xml:space="preserve"> tại lớp mục tiêu, trong khi </w:t>
+      </w:r>
+      <w:r>
+        <w:rPr>
+          <w:rFonts w:cs="Times New Roman"/>
+          <w:b/>
+          <w:bCs/>
+          <w:szCs w:val="26"/>
+        </w:rPr>
+        <w:t>register_full_backward_hook</w:t>
+      </w:r>
+      <w:r>
+        <w:rPr>
+          <w:rFonts w:cs="Times New Roman"/>
+          <w:szCs w:val="26"/>
+        </w:rPr>
+        <w:t xml:space="preserve"> được sử dụng để thu thập Gradient của điểm số lớp mục tiêu đối với bản đồ kích hoạt:</w:t>
       </w:r>
     </w:p>
     <w:p>
@@ -13340,6 +13612,425 @@
         <w:rPr>
           <w:rFonts w:eastAsiaTheme="minorEastAsia" w:cs="Times New Roman"/>
           <w:szCs w:val="26"/>
+        </w:rPr>
+      </w:pPr>
+      <m:oMathPara>
+        <m:oMath>
+          <m:f>
+            <m:fPr>
+              <m:ctrlPr>
+                <w:rPr>
+                  <w:rFonts w:ascii="Cambria Math" w:hAnsi="Cambria Math" w:cs="Times New Roman"/>
+                  <w:i/>
+                  <w:szCs w:val="26"/>
+                </w:rPr>
+              </m:ctrlPr>
+            </m:fPr>
+            <m:num>
+              <m:r>
+                <w:rPr>
+                  <w:rFonts w:ascii="Cambria Math" w:hAnsi="Cambria Math" w:cs="Times New Roman"/>
+                  <w:szCs w:val="26"/>
+                </w:rPr>
+                <m:t>∂</m:t>
+              </m:r>
+              <m:sSup>
+                <m:sSupPr>
+                  <m:ctrlPr>
+                    <w:rPr>
+                      <w:rFonts w:ascii="Cambria Math" w:hAnsi="Cambria Math" w:cs="Times New Roman"/>
+                      <w:i/>
+                      <w:szCs w:val="26"/>
+                    </w:rPr>
+                  </m:ctrlPr>
+                </m:sSupPr>
+                <m:e>
+                  <m:r>
+                    <w:rPr>
+                      <w:rFonts w:ascii="Cambria Math" w:hAnsi="Cambria Math" w:cs="Times New Roman"/>
+                      <w:szCs w:val="26"/>
+                    </w:rPr>
+                    <m:t>y</m:t>
+                  </m:r>
+                </m:e>
+                <m:sup>
+                  <m:r>
+                    <w:rPr>
+                      <w:rFonts w:ascii="Cambria Math" w:hAnsi="Cambria Math" w:cs="Times New Roman"/>
+                      <w:szCs w:val="26"/>
+                    </w:rPr>
+                    <m:t>c</m:t>
+                  </m:r>
+                </m:sup>
+              </m:sSup>
+            </m:num>
+            <m:den>
+              <m:r>
+                <w:rPr>
+                  <w:rFonts w:ascii="Cambria Math" w:hAnsi="Cambria Math" w:cs="Times New Roman"/>
+                  <w:szCs w:val="26"/>
+                </w:rPr>
+                <m:t>∂</m:t>
+              </m:r>
+              <m:sSup>
+                <m:sSupPr>
+                  <m:ctrlPr>
+                    <w:rPr>
+                      <w:rFonts w:ascii="Cambria Math" w:hAnsi="Cambria Math" w:cs="Times New Roman"/>
+                      <w:i/>
+                      <w:szCs w:val="26"/>
+                    </w:rPr>
+                  </m:ctrlPr>
+                </m:sSupPr>
+                <m:e>
+                  <m:r>
+                    <w:rPr>
+                      <w:rFonts w:ascii="Cambria Math" w:hAnsi="Cambria Math" w:cs="Times New Roman"/>
+                      <w:szCs w:val="26"/>
+                    </w:rPr>
+                    <m:t>A</m:t>
+                  </m:r>
+                </m:e>
+                <m:sup>
+                  <m:r>
+                    <w:rPr>
+                      <w:rFonts w:ascii="Cambria Math" w:hAnsi="Cambria Math" w:cs="Times New Roman"/>
+                      <w:szCs w:val="26"/>
+                    </w:rPr>
+                    <m:t>k</m:t>
+                  </m:r>
+                </m:sup>
+              </m:sSup>
+            </m:den>
+          </m:f>
+        </m:oMath>
+      </m:oMathPara>
+    </w:p>
+    <w:p>
+      <w:pPr>
+        <w:rPr>
+          <w:rFonts w:eastAsiaTheme="minorEastAsia" w:cs="Times New Roman"/>
+          <w:szCs w:val="26"/>
+        </w:rPr>
+      </w:pPr>
+      <w:r>
+        <w:rPr>
+          <w:rFonts w:eastAsiaTheme="minorEastAsia" w:cs="Times New Roman"/>
+          <w:szCs w:val="26"/>
+        </w:rPr>
+        <w:t xml:space="preserve">Trong đó, </w:t>
+      </w:r>
+      <m:oMath>
+        <m:sSup>
+          <m:sSupPr>
+            <m:ctrlPr>
+              <w:rPr>
+                <w:rFonts w:ascii="Cambria Math" w:eastAsiaTheme="minorEastAsia" w:hAnsi="Cambria Math" w:cs="Times New Roman"/>
+                <w:szCs w:val="26"/>
+              </w:rPr>
+            </m:ctrlPr>
+          </m:sSupPr>
+          <m:e>
+            <m:r>
+              <w:rPr>
+                <w:rFonts w:ascii="Cambria Math" w:eastAsiaTheme="minorEastAsia" w:hAnsi="Cambria Math" w:cs="Times New Roman"/>
+                <w:szCs w:val="26"/>
+              </w:rPr>
+              <m:t>y</m:t>
+            </m:r>
+          </m:e>
+          <m:sup>
+            <m:r>
+              <w:rPr>
+                <w:rFonts w:ascii="Cambria Math" w:eastAsiaTheme="minorEastAsia" w:hAnsi="Cambria Math" w:cs="Times New Roman"/>
+                <w:szCs w:val="26"/>
+              </w:rPr>
+              <m:t>c</m:t>
+            </m:r>
+          </m:sup>
+        </m:sSup>
+        <m:r>
+          <w:rPr>
+            <w:rFonts w:ascii="Cambria Math" w:eastAsiaTheme="minorEastAsia" w:hAnsi="Cambria Math" w:cs="Times New Roman"/>
+            <w:szCs w:val="26"/>
+          </w:rPr>
+          <m:t xml:space="preserve"> </m:t>
+        </m:r>
+      </m:oMath>
+      <w:r>
+        <w:rPr>
+          <w:rFonts w:eastAsiaTheme="minorEastAsia" w:cs="Times New Roman"/>
+          <w:szCs w:val="26"/>
+        </w:rPr>
+        <w:t xml:space="preserve">là điểm số của lớp mục tiêu và </w:t>
+      </w:r>
+      <m:oMath>
+        <m:sSup>
+          <m:sSupPr>
+            <m:ctrlPr>
+              <w:rPr>
+                <w:rFonts w:ascii="Cambria Math" w:eastAsiaTheme="minorEastAsia" w:hAnsi="Cambria Math" w:cs="Times New Roman"/>
+                <w:szCs w:val="26"/>
+              </w:rPr>
+            </m:ctrlPr>
+          </m:sSupPr>
+          <m:e>
+            <m:r>
+              <w:rPr>
+                <w:rFonts w:ascii="Cambria Math" w:eastAsiaTheme="minorEastAsia" w:hAnsi="Cambria Math" w:cs="Times New Roman"/>
+                <w:szCs w:val="26"/>
+              </w:rPr>
+              <m:t>A</m:t>
+            </m:r>
+          </m:e>
+          <m:sup>
+            <m:r>
+              <w:rPr>
+                <w:rFonts w:ascii="Cambria Math" w:eastAsiaTheme="minorEastAsia" w:hAnsi="Cambria Math" w:cs="Times New Roman"/>
+                <w:szCs w:val="26"/>
+              </w:rPr>
+              <m:t>k</m:t>
+            </m:r>
+          </m:sup>
+        </m:sSup>
+      </m:oMath>
+      <w:r>
+        <w:rPr>
+          <w:rFonts w:eastAsiaTheme="minorEastAsia" w:cs="Times New Roman"/>
+          <w:szCs w:val="26"/>
+        </w:rPr>
+        <w:t xml:space="preserve"> </w:t>
+      </w:r>
+      <w:r>
+        <w:rPr>
+          <w:rFonts w:eastAsiaTheme="minorEastAsia" w:cs="Times New Roman"/>
+          <w:szCs w:val="26"/>
+        </w:rPr>
+        <w:t xml:space="preserve">là bản đồ kích hoạt thứ </w:t>
+      </w:r>
+      <m:oMath>
+        <m:r>
+          <w:rPr>
+            <w:rFonts w:ascii="Cambria Math" w:eastAsiaTheme="minorEastAsia" w:hAnsi="Cambria Math" w:cs="Times New Roman"/>
+            <w:szCs w:val="26"/>
+          </w:rPr>
+          <m:t>k</m:t>
+        </m:r>
+      </m:oMath>
+      <w:r>
+        <w:rPr>
+          <w:rFonts w:eastAsiaTheme="minorEastAsia" w:cs="Times New Roman"/>
+          <w:szCs w:val="26"/>
+        </w:rPr>
+        <w:t xml:space="preserve"> </w:t>
+      </w:r>
+      <w:r>
+        <w:rPr>
+          <w:rFonts w:eastAsiaTheme="minorEastAsia" w:cs="Times New Roman"/>
+          <w:szCs w:val="26"/>
+        </w:rPr>
+        <w:t>tại lớp mục tiêu.</w:t>
+      </w:r>
+    </w:p>
+    <w:p>
+      <w:pPr>
+        <w:ind w:firstLine="0"/>
+        <w:rPr>
+          <w:rFonts w:eastAsiaTheme="minorEastAsia" w:cs="Times New Roman"/>
+          <w:b/>
+          <w:bCs/>
+          <w:szCs w:val="26"/>
+        </w:rPr>
+      </w:pPr>
+      <w:r>
+        <w:rPr>
+          <w:rFonts w:eastAsiaTheme="minorEastAsia" w:cs="Times New Roman"/>
+          <w:b/>
+          <w:bCs/>
+          <w:szCs w:val="26"/>
+        </w:rPr>
+        <w:t>Tạo và trực quan hóa bản đồ nhiệt:</w:t>
+      </w:r>
+    </w:p>
+    <w:p>
+      <w:pPr>
+        <w:rPr>
+          <w:rFonts w:eastAsiaTheme="minorEastAsia" w:cs="Times New Roman"/>
+          <w:b/>
+          <w:bCs/>
+          <w:szCs w:val="26"/>
+        </w:rPr>
+      </w:pPr>
+      <w:r>
+        <w:rPr>
+          <w:rFonts w:eastAsiaTheme="minorEastAsia" w:cs="Times New Roman"/>
+          <w:szCs w:val="26"/>
+        </w:rPr>
+        <w:lastRenderedPageBreak/>
+        <w:t xml:space="preserve">Từ thông tin kích hoạt và Gradient thu được, hệ thống tính toán bản đồ Grad-CAM, sau đó đưa bản đồ nhiệt về kích thước </w:t>
+      </w:r>
+      <m:oMath>
+        <m:r>
+          <w:rPr>
+            <w:rFonts w:ascii="Cambria Math" w:eastAsiaTheme="minorEastAsia" w:hAnsi="Cambria Math" w:cs="Times New Roman"/>
+            <w:szCs w:val="26"/>
+          </w:rPr>
+          <m:t>224 × 224</m:t>
+        </m:r>
+      </m:oMath>
+      <w:r>
+        <w:rPr>
+          <w:rFonts w:eastAsiaTheme="minorEastAsia" w:cs="Times New Roman"/>
+          <w:szCs w:val="26"/>
+        </w:rPr>
+        <w:t xml:space="preserve"> tương ứng với kích thước ảnh đầu vào của mô hình. Bản đồ nhiệt được chuyển sang bảng màu Jet thông qua </w:t>
+      </w:r>
+      <w:r>
+        <w:rPr>
+          <w:rFonts w:eastAsiaTheme="minorEastAsia" w:cs="Times New Roman"/>
+          <w:b/>
+          <w:bCs/>
+          <w:szCs w:val="26"/>
+        </w:rPr>
+        <w:t>cv2.COLORMAP_JET</w:t>
+      </w:r>
+      <w:r>
+        <w:rPr>
+          <w:rFonts w:eastAsiaTheme="minorEastAsia" w:cs="Times New Roman"/>
+          <w:szCs w:val="26"/>
+        </w:rPr>
+        <w:t xml:space="preserve"> và chồng lên ảnh đầu vào với tỷ lệ kết hợp 50% bằng hàm </w:t>
+      </w:r>
+      <w:r>
+        <w:rPr>
+          <w:rFonts w:eastAsiaTheme="minorEastAsia" w:cs="Times New Roman"/>
+          <w:b/>
+          <w:bCs/>
+          <w:szCs w:val="26"/>
+        </w:rPr>
+        <w:t>cv2.addWeighted.</w:t>
+      </w:r>
+    </w:p>
+    <w:p>
+      <w:pPr>
+        <w:ind w:firstLine="0"/>
+        <w:rPr>
+          <w:rFonts w:eastAsiaTheme="minorEastAsia" w:cs="Times New Roman"/>
+          <w:b/>
+          <w:bCs/>
+          <w:szCs w:val="26"/>
+        </w:rPr>
+      </w:pPr>
+      <w:r>
+        <w:rPr>
+          <w:rFonts w:eastAsiaTheme="minorEastAsia" w:cs="Times New Roman"/>
+          <w:b/>
+          <w:bCs/>
+          <w:szCs w:val="26"/>
+        </w:rPr>
+        <w:t>Trả kết quả qua API:</w:t>
+      </w:r>
+    </w:p>
+    <w:p>
+      <w:pPr>
+        <w:rPr>
+          <w:rFonts w:eastAsiaTheme="minorEastAsia" w:cs="Times New Roman"/>
+          <w:szCs w:val="26"/>
+        </w:rPr>
+      </w:pPr>
+      <w:r>
+        <w:rPr>
+          <w:rFonts w:eastAsiaTheme="minorEastAsia" w:cs="Times New Roman"/>
+          <w:szCs w:val="26"/>
+        </w:rPr>
+        <w:t>Sau khi tạo ảnh Grad-CAM, hệ thống mã hóa ảnh kết quả thành chuỗi Base64 Data URL theo định dạng data:image/png;base64,.... Chuỗi này được đóng gói trong phản hồi JSON của API /predict và gửi tới giao diện Vue 3 để hiển thị đồng thời với kết quả phân loại.</w:t>
+      </w:r>
+    </w:p>
+    <w:p>
+      <w:pPr>
+        <w:rPr>
+          <w:rFonts w:eastAsiaTheme="minorEastAsia" w:cs="Times New Roman"/>
+          <w:szCs w:val="26"/>
+        </w:rPr>
+      </w:pPr>
+      <w:r>
+        <w:rPr>
+          <w:rFonts w:eastAsiaTheme="minorEastAsia" w:cs="Times New Roman"/>
+          <w:szCs w:val="26"/>
+        </w:rPr>
+        <w:t>Việc tích hợp Grad-CAM giúp hệ thống không chỉ cung cấp kết quả phân loại mà còn trực quan hóa vùng đặc trưng được mô hình sử dụng trong quá trình dự đoán. Qua đó, Grad-CAM hỗ trợ người dùng và quá trình đánh giá mô hình kiểm tra mức độ phù hợp giữa vùng mô hình tập trung và đặc điểm của sản phẩm trong ảnh.</w:t>
+      </w:r>
+    </w:p>
+    <w:p>
+      <w:pPr>
+        <w:pStyle w:val="Heading3"/>
+      </w:pPr>
+      <w:bookmarkStart w:id="70" w:name="_Toc240575135"/>
+      <w:r>
+        <w:t>3.3.3. Cài đặt cơ chế phát hiện ảnh ngoài danh mục OOD</w:t>
+      </w:r>
+      <w:bookmarkEnd w:id="70"/>
+    </w:p>
+    <w:p>
+      <w:r>
+        <w:t>Các mô hình phân loại đa lớp sử dụng hàm Softmax luôn tạo ra phân phối xác suất trên các lớp đầu ra, trong đó tổng xác suất của tất cả các lớp bằng 100%. Do đó, ngay cả khi hình ảnh đầu vào nằm ngoài phạm vi sáu danh mục sản phẩm nội thất đã được huấn luyện, mô hình vẫn có thể gán xác suất tương đối cao cho một lớp trong số các lớp đã biết. Hiện tượng này có thể dẫn đến sự quá tự tin của mô hình (Softmax Overconfidence) và làm tăng nguy cơ dự đoán sai khi hệ thống được sử dụng với dữ liệu thực tế.</w:t>
+      </w:r>
+    </w:p>
+    <w:p>
+      <w:pPr>
+        <w:rPr>
+          <w:b/>
+          <w:bCs/>
+        </w:rPr>
+      </w:pPr>
+      <w:r>
+        <w:t xml:space="preserve">Để hạn chế vấn đề trên, đề tài xây dựng cơ chế phát hiện dữ liệu ngoài phân bố (OOD) dựa trên sự kết hợp của ba tiêu chí đánh giá mức độ tin cậy của mô hình, được cài đặt trong file </w:t>
+      </w:r>
+      <w:r>
+        <w:rPr>
+          <w:b/>
+          <w:bCs/>
+        </w:rPr>
+        <w:t>main.py.</w:t>
+      </w:r>
+    </w:p>
+    <w:p>
+      <w:pPr>
+        <w:ind w:firstLine="0"/>
+        <w:rPr>
+          <w:b/>
+          <w:bCs/>
+        </w:rPr>
+      </w:pPr>
+      <w:r>
+        <w:rPr>
+          <w:b/>
+          <w:bCs/>
+        </w:rPr>
+        <w:t>Hiệu chỉnh nhiệt độ (Temperature Scaling):</w:t>
+      </w:r>
+    </w:p>
+    <w:p>
+      <w:r>
+        <w:t xml:space="preserve">Trước khi đưa các điểm số Logits vào hàm Softmax, hệ thống áp dụng hệ số nhiệt độ </w:t>
+      </w:r>
+      <m:oMath>
+        <m:r>
+          <w:rPr>
+            <w:rFonts w:ascii="Cambria Math" w:hAnsi="Cambria Math"/>
+          </w:rPr>
+          <m:t>T = 2.5</m:t>
+        </m:r>
+      </m:oMath>
+      <w:r>
+        <w:t xml:space="preserve"> nhằm làm giảm mức độ quá tự tin của phân phối xác suất đầu ra:</w:t>
+      </w:r>
+    </w:p>
+    <w:p>
+      <w:pPr>
+        <w:rPr>
+          <w:rFonts w:eastAsiaTheme="minorEastAsia"/>
+          <w:i/>
         </w:rPr>
       </w:pPr>
       <m:oMathPara>
@@ -13348,16 +14039,15 @@
             <m:sSubPr>
               <m:ctrlPr>
                 <w:rPr>
-                  <w:rFonts w:ascii="Cambria Math" w:hAnsi="Cambria Math" w:cs="Times New Roman"/>
-                  <w:szCs w:val="26"/>
+                  <w:rFonts w:ascii="Cambria Math" w:hAnsi="Cambria Math"/>
+                  <w:i/>
                 </w:rPr>
               </m:ctrlPr>
             </m:sSubPr>
             <m:e>
               <m:r>
                 <w:rPr>
-                  <w:rFonts w:ascii="Cambria Math" w:hAnsi="Cambria Math" w:cs="Times New Roman"/>
-                  <w:szCs w:val="26"/>
+                  <w:rFonts w:ascii="Cambria Math" w:hAnsi="Cambria Math"/>
                 </w:rPr>
                 <m:t>P</m:t>
               </m:r>
@@ -13365,62 +14055,159 @@
             <m:sub>
               <m:r>
                 <w:rPr>
-                  <w:rFonts w:ascii="Cambria Math" w:hAnsi="Cambria Math" w:cs="Times New Roman"/>
-                  <w:szCs w:val="26"/>
+                  <w:rFonts w:ascii="Cambria Math" w:hAnsi="Cambria Math"/>
                 </w:rPr>
-                <m:t>Top-1</m:t>
+                <m:t xml:space="preserve">calibrated </m:t>
               </m:r>
             </m:sub>
           </m:sSub>
           <m:r>
             <w:rPr>
-              <w:rFonts w:ascii="Cambria Math" w:hAnsi="Cambria Math" w:cs="Times New Roman"/>
-              <w:szCs w:val="26"/>
+              <w:rFonts w:ascii="Cambria Math" w:hAnsi="Cambria Math"/>
             </w:rPr>
-            <m:t>&lt;50</m:t>
+            <m:t>= Softmax(</m:t>
           </m:r>
+          <m:f>
+            <m:fPr>
+              <m:ctrlPr>
+                <w:rPr>
+                  <w:rFonts w:ascii="Cambria Math" w:hAnsi="Cambria Math"/>
+                  <w:i/>
+                </w:rPr>
+              </m:ctrlPr>
+            </m:fPr>
+            <m:num>
+              <m:r>
+                <w:rPr>
+                  <w:rFonts w:ascii="Cambria Math" w:hAnsi="Cambria Math"/>
+                </w:rPr>
+                <m:t>z</m:t>
+              </m:r>
+            </m:num>
+            <m:den>
+              <m:r>
+                <w:rPr>
+                  <w:rFonts w:ascii="Cambria Math" w:hAnsi="Cambria Math"/>
+                </w:rPr>
+                <m:t>2.5</m:t>
+              </m:r>
+            </m:den>
+          </m:f>
           <m:r>
-            <m:rPr>
-              <m:sty m:val="p"/>
-            </m:rPr>
             <w:rPr>
-              <w:rFonts w:ascii="Cambria Math" w:hAnsi="Cambria Math" w:cs="Times New Roman"/>
-              <w:szCs w:val="26"/>
+              <w:rFonts w:ascii="Cambria Math" w:hAnsi="Cambria Math"/>
             </w:rPr>
-            <m:t>%</m:t>
+            <m:t>)</m:t>
           </m:r>
         </m:oMath>
       </m:oMathPara>
     </w:p>
     <w:p>
-      <w:pPr>
-        <w:rPr>
-          <w:rFonts w:cs="Times New Roman"/>
-          <w:szCs w:val="26"/>
-        </w:rPr>
-      </w:pPr>
-      <w:r>
-        <w:rPr>
-          <w:rFonts w:cs="Times New Roman"/>
+      <w:r>
+        <w:t xml:space="preserve">Trong đó, </w:t>
+      </w:r>
+      <m:oMath>
+        <m:r>
+          <w:rPr>
+            <w:rFonts w:ascii="Cambria Math" w:hAnsi="Cambria Math"/>
+          </w:rPr>
+          <m:t>z</m:t>
+        </m:r>
+      </m:oMath>
+      <w:r>
+        <w:t xml:space="preserve"> là vector Logits do mô hình phân loại tạo ra. Giá trị nhiệt độ </w:t>
+      </w:r>
+      <m:oMath>
+        <m:r>
+          <w:rPr>
+            <w:rFonts w:ascii="Cambria Math" w:hAnsi="Cambria Math"/>
+          </w:rPr>
+          <m:t>T = 2.5</m:t>
+        </m:r>
+      </m:oMath>
+      <w:r>
+        <w:t xml:space="preserve"> được sử dụng để làm phẳng phân phối xác suất trước khi thực hiện các bước kiểm tra OOD tiếp theo. Sau khi hiệu chỉnh, hệ thống sử dụng ngưỡng tin cậy tối thiểu:</w:t>
+      </w:r>
+    </w:p>
+    <w:p>
+      <w:pPr>
+        <w:rPr>
+          <w:rFonts w:eastAsiaTheme="minorEastAsia"/>
+        </w:rPr>
+      </w:pPr>
+      <m:oMathPara>
+        <m:oMath>
+          <m:sSub>
+            <m:sSubPr>
+              <m:ctrlPr>
+                <w:rPr>
+                  <w:rFonts w:ascii="Cambria Math" w:hAnsi="Cambria Math"/>
+                  <w:i/>
+                </w:rPr>
+              </m:ctrlPr>
+            </m:sSubPr>
+            <m:e>
+              <m:r>
+                <w:rPr>
+                  <w:rFonts w:ascii="Cambria Math" w:hAnsi="Cambria Math"/>
+                </w:rPr>
+                <m:t>P</m:t>
+              </m:r>
+            </m:e>
+            <m:sub>
+              <m:r>
+                <w:rPr>
+                  <w:rFonts w:ascii="Cambria Math" w:hAnsi="Cambria Math"/>
+                </w:rPr>
+                <m:t>Top-1(calibrated)</m:t>
+              </m:r>
+            </m:sub>
+          </m:sSub>
+          <m:r>
+            <w:rPr>
+              <w:rFonts w:ascii="Cambria Math" w:hAnsi="Cambria Math"/>
+            </w:rPr>
+            <m:t>&lt;50.0%</m:t>
+          </m:r>
+        </m:oMath>
+      </m:oMathPara>
+    </w:p>
+    <w:p>
+      <w:r>
+        <w:t>Nếu xác suất của lớp dự đoán cao nhất nhỏ hơn 5</w:t>
+      </w:r>
+      <w:r>
+        <w:t>0</w:t>
+      </w:r>
+      <w:r>
+        <w:t>.0%, hình ảnh được xem là không đủ độ tin cậy để xác nhận thuộc một trong sáu danh mục nội thất.</w:t>
+      </w:r>
+    </w:p>
+    <w:p>
+      <w:pPr>
+        <w:ind w:firstLine="0"/>
+        <w:rPr>
           <w:b/>
           <w:bCs/>
-          <w:szCs w:val="26"/>
+        </w:rPr>
+      </w:pPr>
+      <w:r>
+        <w:rPr>
+          <w:b/>
+          <w:bCs/>
         </w:rPr>
         <w:t>Ngưỡng chênh lệch xác suất (Margin Threshold):</w:t>
       </w:r>
-      <w:r>
-        <w:rPr>
-          <w:rFonts w:cs="Times New Roman"/>
-          <w:szCs w:val="26"/>
-        </w:rPr>
-        <w:t xml:space="preserve"> Thiết lập ngưỡng chênh lệch tối thiểu là 25% giữa hai lớp có xác suất cao nhất. Nếu khoảng cách xác suất nhỏ hơn ngưỡng này, mô hình được xem là chưa đủ chắc chắn trong việc phân biệt giữa các lớp. </w:t>
+    </w:p>
+    <w:p>
+      <w:r>
+        <w:t>Bên cạnh xác suất Top-1, hệ thống tính toán khoảng cách giữa hai lớp có xác suất cao nhất sau khi hiệu chỉnh:</w:t>
       </w:r>
     </w:p>
     <w:p>
       <w:pPr>
         <w:rPr>
           <w:rFonts w:eastAsiaTheme="minorEastAsia"/>
-          <w:szCs w:val="26"/>
         </w:rPr>
       </w:pPr>
       <m:oMathPara>
@@ -13430,15 +14217,13 @@
               <m:sty m:val="p"/>
             </m:rPr>
             <w:rPr>
-              <w:rFonts w:ascii="Cambria Math" w:hAnsi="Cambria Math" w:cs="Times New Roman"/>
-              <w:szCs w:val="26"/>
+              <w:rFonts w:ascii="Cambria Math" w:hAnsi="Cambria Math"/>
             </w:rPr>
             <m:t>Δ</m:t>
           </m:r>
           <m:r>
             <w:rPr>
-              <w:rFonts w:ascii="Cambria Math" w:hAnsi="Cambria Math" w:cs="Times New Roman"/>
-              <w:szCs w:val="26"/>
+              <w:rFonts w:ascii="Cambria Math" w:hAnsi="Cambria Math"/>
             </w:rPr>
             <m:t>=</m:t>
           </m:r>
@@ -13446,34 +14231,31 @@
             <m:sSubPr>
               <m:ctrlPr>
                 <w:rPr>
-                  <w:rFonts w:ascii="Cambria Math" w:hAnsi="Cambria Math" w:cs="Times New Roman"/>
-                  <w:szCs w:val="26"/>
+                  <w:rFonts w:ascii="Cambria Math" w:hAnsi="Cambria Math"/>
+                  <w:i/>
                 </w:rPr>
               </m:ctrlPr>
             </m:sSubPr>
             <m:e>
               <m:r>
                 <w:rPr>
-                  <w:rFonts w:ascii="Cambria Math" w:hAnsi="Cambria Math" w:cs="Times New Roman"/>
-                  <w:szCs w:val="26"/>
+                  <w:rFonts w:ascii="Cambria Math" w:hAnsi="Cambria Math"/>
                 </w:rPr>
-                <m:t>P</m:t>
+                <m:t>P​</m:t>
               </m:r>
             </m:e>
             <m:sub>
               <m:r>
                 <w:rPr>
-                  <w:rFonts w:ascii="Cambria Math" w:hAnsi="Cambria Math" w:cs="Times New Roman"/>
-                  <w:szCs w:val="26"/>
+                  <w:rFonts w:ascii="Cambria Math" w:hAnsi="Cambria Math"/>
                 </w:rPr>
-                <m:t>Top-1</m:t>
+                <m:t>Top-1(calibrated)</m:t>
               </m:r>
             </m:sub>
           </m:sSub>
           <m:r>
             <w:rPr>
-              <w:rFonts w:ascii="Cambria Math" w:hAnsi="Cambria Math" w:cs="Times New Roman"/>
-              <w:szCs w:val="26"/>
+              <w:rFonts w:ascii="Cambria Math" w:hAnsi="Cambria Math"/>
             </w:rPr>
             <m:t>-</m:t>
           </m:r>
@@ -13481,144 +14263,410 @@
             <m:sSubPr>
               <m:ctrlPr>
                 <w:rPr>
-                  <w:rFonts w:ascii="Cambria Math" w:hAnsi="Cambria Math" w:cs="Times New Roman"/>
-                  <w:szCs w:val="26"/>
+                  <w:rFonts w:ascii="Cambria Math" w:hAnsi="Cambria Math"/>
+                  <w:i/>
                 </w:rPr>
               </m:ctrlPr>
             </m:sSubPr>
             <m:e>
               <m:r>
                 <w:rPr>
-                  <w:rFonts w:ascii="Cambria Math" w:hAnsi="Cambria Math" w:cs="Times New Roman"/>
-                  <w:szCs w:val="26"/>
+                  <w:rFonts w:ascii="Cambria Math" w:hAnsi="Cambria Math"/>
                 </w:rPr>
-                <m:t>P</m:t>
+                <m:t>P​</m:t>
               </m:r>
             </m:e>
             <m:sub>
               <m:r>
                 <w:rPr>
-                  <w:rFonts w:ascii="Cambria Math" w:hAnsi="Cambria Math" w:cs="Times New Roman"/>
-                  <w:szCs w:val="26"/>
+                  <w:rFonts w:ascii="Cambria Math" w:hAnsi="Cambria Math"/>
                 </w:rPr>
-                <m:t>Top-2</m:t>
+                <m:t>Top-2(calibrated)</m:t>
               </m:r>
             </m:sub>
           </m:sSub>
           <m:r>
             <w:rPr>
-              <w:rFonts w:ascii="Cambria Math" w:hAnsi="Cambria Math" w:cs="Times New Roman"/>
-              <w:szCs w:val="26"/>
+              <w:rFonts w:ascii="Cambria Math" w:hAnsi="Cambria Math"/>
             </w:rPr>
-            <m:t>&lt;15</m:t>
-          </m:r>
-          <m:r>
-            <m:rPr>
-              <m:sty m:val="p"/>
-            </m:rPr>
-            <w:rPr>
-              <w:rFonts w:ascii="Cambria Math" w:hAnsi="Cambria Math" w:cs="Times New Roman"/>
-              <w:szCs w:val="26"/>
-            </w:rPr>
-            <m:t>%</m:t>
+            <m:t>​</m:t>
           </m:r>
         </m:oMath>
       </m:oMathPara>
     </w:p>
     <w:p>
       <w:r>
-        <w:t>Khi một trong hai điều kiện trên không được thỏa mãn, hệ thống sẽ xác định hình ảnh là dữ liệu ngoài phạm vi nhận diện và hiển thị thông báo cảnh báo trên giao diện người dùng. Ngược lại, nếu cả hai điều kiện đều được đáp ứng, hệ thống sẽ trả về kết quả phân loại cùng với các thông tin trực quan như độ tin cậy và ảnh Grad-CAM.</w:t>
+        <w:rPr>
+          <w:rFonts w:eastAsiaTheme="minorEastAsia"/>
+        </w:rPr>
+        <w:t xml:space="preserve">Nếu </w:t>
+      </w:r>
+      <m:oMath>
+        <m:r>
+          <m:rPr>
+            <m:sty m:val="p"/>
+          </m:rPr>
+          <w:rPr>
+            <w:rFonts w:ascii="Cambria Math" w:hAnsi="Cambria Math"/>
+          </w:rPr>
+          <m:t>Δ&lt;15.0%</m:t>
+        </m:r>
+      </m:oMath>
+      <w:r>
+        <w:rPr>
+          <w:rFonts w:eastAsiaTheme="minorEastAsia"/>
+          <w:iCs/>
+        </w:rPr>
+        <w:t xml:space="preserve"> </w:t>
+      </w:r>
+      <w:r>
+        <w:rPr>
+          <w:rFonts w:eastAsiaTheme="minorEastAsia"/>
+          <w:iCs/>
+        </w:rPr>
+        <w:t>hệ thống xác định mô hình chưa có đủ sự phân biệt giữa hai lớp có khả năng cao nhất và đánh dấu hình ảnh là trường hợp ngoại lệ.</w:t>
       </w:r>
     </w:p>
     <w:p>
       <w:pPr>
         <w:ind w:firstLine="0"/>
-        <w:jc w:val="center"/>
-      </w:pPr>
-      <w:r>
-        <w:rPr>
-          <w:noProof/>
-        </w:rPr>
-        <w:drawing>
-          <wp:inline distT="0" distB="0" distL="0" distR="0" wp14:anchorId="0559665B" wp14:editId="17D3BF89">
-            <wp:extent cx="2051050" cy="3429356"/>
-            <wp:effectExtent l="0" t="0" r="6350" b="0"/>
-            <wp:docPr id="1312957310" name="Picture 1"/>
-            <wp:cNvGraphicFramePr>
-              <a:graphicFrameLocks xmlns:a="http://schemas.openxmlformats.org/drawingml/2006/main" noChangeAspect="1"/>
-            </wp:cNvGraphicFramePr>
-            <a:graphic xmlns:a="http://schemas.openxmlformats.org/drawingml/2006/main">
-              <a:graphicData uri="http://schemas.openxmlformats.org/drawingml/2006/picture">
-                <pic:pic xmlns:pic="http://schemas.openxmlformats.org/drawingml/2006/picture">
-                  <pic:nvPicPr>
-                    <pic:cNvPr id="1312957310" name=""/>
-                    <pic:cNvPicPr/>
-                  </pic:nvPicPr>
-                  <pic:blipFill>
-                    <a:blip r:embed="rId15"/>
-                    <a:stretch>
-                      <a:fillRect/>
-                    </a:stretch>
-                  </pic:blipFill>
-                  <pic:spPr>
-                    <a:xfrm>
-                      <a:off x="0" y="0"/>
-                      <a:ext cx="2061610" cy="3447012"/>
-                    </a:xfrm>
-                    <a:prstGeom prst="rect">
-                      <a:avLst/>
-                    </a:prstGeom>
-                  </pic:spPr>
-                </pic:pic>
-              </a:graphicData>
-            </a:graphic>
-          </wp:inline>
-        </w:drawing>
-      </w:r>
-    </w:p>
-    <w:p>
-      <w:pPr>
-        <w:pStyle w:val="Subtitle"/>
-      </w:pPr>
-      <w:bookmarkStart w:id="71" w:name="_Toc240529857"/>
-      <w:r>
-        <w:t>Hình 3.</w:t>
-      </w:r>
-      <w:r>
-        <w:t>5.</w:t>
-      </w:r>
-      <w:r>
-        <w:t xml:space="preserve"> Quy trình phát hiện ảnh ngoài phân bố</w:t>
+        <w:rPr>
+          <w:b/>
+          <w:bCs/>
+        </w:rPr>
+      </w:pPr>
+      <w:r>
+        <w:rPr>
+          <w:b/>
+          <w:bCs/>
+        </w:rPr>
+        <w:t>Bộ lọc Entropy của phân phối xác suất (Softmax Entropy Filter):</w:t>
+      </w:r>
+    </w:p>
+    <w:p>
+      <w:r>
+        <w:t>Để đánh giá mức độ phân tán của xác suất dự đoán trên sáu lớp, hệ thống sử dụng Entropy của phân phối xác suất:</w:t>
+      </w:r>
+    </w:p>
+    <w:p>
+      <w:pPr>
+        <w:rPr>
+          <w:rFonts w:eastAsiaTheme="minorEastAsia"/>
+        </w:rPr>
+      </w:pPr>
+      <m:oMathPara>
+        <m:oMath>
+          <m:r>
+            <w:rPr>
+              <w:rFonts w:ascii="Cambria Math" w:hAnsi="Cambria Math"/>
+            </w:rPr>
+            <m:t>H(p)=</m:t>
+          </m:r>
+          <m:nary>
+            <m:naryPr>
+              <m:chr m:val="∑"/>
+              <m:limLoc m:val="undOvr"/>
+              <m:ctrlPr>
+                <w:rPr>
+                  <w:rFonts w:ascii="Cambria Math" w:hAnsi="Cambria Math"/>
+                  <w:i/>
+                </w:rPr>
+              </m:ctrlPr>
+            </m:naryPr>
+            <m:sub>
+              <m:r>
+                <w:rPr>
+                  <w:rFonts w:ascii="Cambria Math" w:hAnsi="Cambria Math"/>
+                </w:rPr>
+                <m:t>i=1</m:t>
+              </m:r>
+            </m:sub>
+            <m:sup>
+              <m:r>
+                <w:rPr>
+                  <w:rFonts w:ascii="Cambria Math" w:hAnsi="Cambria Math"/>
+                </w:rPr>
+                <m:t>6</m:t>
+              </m:r>
+            </m:sup>
+            <m:e>
+              <m:sSub>
+                <m:sSubPr>
+                  <m:ctrlPr>
+                    <w:rPr>
+                      <w:rFonts w:ascii="Cambria Math" w:hAnsi="Cambria Math"/>
+                      <w:i/>
+                    </w:rPr>
+                  </m:ctrlPr>
+                </m:sSubPr>
+                <m:e>
+                  <m:r>
+                    <w:rPr>
+                      <w:rFonts w:ascii="Cambria Math" w:hAnsi="Cambria Math"/>
+                    </w:rPr>
+                    <m:t>P</m:t>
+                  </m:r>
+                </m:e>
+                <m:sub>
+                  <m:r>
+                    <w:rPr>
+                      <w:rFonts w:ascii="Cambria Math" w:hAnsi="Cambria Math"/>
+                    </w:rPr>
+                    <m:t>i</m:t>
+                  </m:r>
+                </m:sub>
+              </m:sSub>
+              <m:r>
+                <m:rPr>
+                  <m:sty m:val="p"/>
+                </m:rPr>
+                <w:rPr>
+                  <w:rFonts w:ascii="Cambria Math" w:hAnsi="Cambria Math"/>
+                </w:rPr>
+                <m:t>log⁡</m:t>
+              </m:r>
+              <m:r>
+                <w:rPr>
+                  <w:rFonts w:ascii="Cambria Math" w:hAnsi="Cambria Math"/>
+                </w:rPr>
+                <m:t>(</m:t>
+              </m:r>
+              <m:sSub>
+                <m:sSubPr>
+                  <m:ctrlPr>
+                    <w:rPr>
+                      <w:rFonts w:ascii="Cambria Math" w:hAnsi="Cambria Math"/>
+                      <w:i/>
+                    </w:rPr>
+                  </m:ctrlPr>
+                </m:sSubPr>
+                <m:e>
+                  <m:r>
+                    <w:rPr>
+                      <w:rFonts w:ascii="Cambria Math" w:hAnsi="Cambria Math"/>
+                    </w:rPr>
+                    <m:t>P</m:t>
+                  </m:r>
+                </m:e>
+                <m:sub>
+                  <m:r>
+                    <w:rPr>
+                      <w:rFonts w:ascii="Cambria Math" w:hAnsi="Cambria Math"/>
+                    </w:rPr>
+                    <m:t>i</m:t>
+                  </m:r>
+                </m:sub>
+              </m:sSub>
+              <m:r>
+                <w:rPr>
+                  <w:rFonts w:ascii="Cambria Math" w:hAnsi="Cambria Math"/>
+                </w:rPr>
+                <m:t>+</m:t>
+              </m:r>
+              <m:sSup>
+                <m:sSupPr>
+                  <m:ctrlPr>
+                    <w:rPr>
+                      <w:rFonts w:ascii="Cambria Math" w:hAnsi="Cambria Math"/>
+                      <w:i/>
+                    </w:rPr>
+                  </m:ctrlPr>
+                </m:sSupPr>
+                <m:e>
+                  <m:r>
+                    <w:rPr>
+                      <w:rFonts w:ascii="Cambria Math" w:hAnsi="Cambria Math"/>
+                    </w:rPr>
+                    <m:t>10</m:t>
+                  </m:r>
+                </m:e>
+                <m:sup>
+                  <m:r>
+                    <w:rPr>
+                      <w:rFonts w:ascii="Cambria Math" w:hAnsi="Cambria Math"/>
+                    </w:rPr>
+                    <m:t>-9</m:t>
+                  </m:r>
+                </m:sup>
+              </m:sSup>
+              <m:r>
+                <w:rPr>
+                  <w:rFonts w:ascii="Cambria Math" w:hAnsi="Cambria Math"/>
+                </w:rPr>
+                <m:t>)</m:t>
+              </m:r>
+            </m:e>
+          </m:nary>
+        </m:oMath>
+      </m:oMathPara>
+    </w:p>
+    <w:p>
+      <w:pPr>
+        <w:rPr>
+          <w:rFonts w:eastAsiaTheme="minorEastAsia"/>
+        </w:rPr>
+      </w:pPr>
+      <w:r>
+        <w:t xml:space="preserve">Trong đó </w:t>
+      </w:r>
+      <m:oMath>
+        <m:sSub>
+          <m:sSubPr>
+            <m:ctrlPr>
+              <w:rPr>
+                <w:rFonts w:ascii="Cambria Math" w:hAnsi="Cambria Math"/>
+              </w:rPr>
+            </m:ctrlPr>
+          </m:sSubPr>
+          <m:e>
+            <m:r>
+              <w:rPr>
+                <w:rFonts w:ascii="Cambria Math" w:hAnsi="Cambria Math"/>
+              </w:rPr>
+              <m:t>P</m:t>
+            </m:r>
+          </m:e>
+          <m:sub>
+            <m:r>
+              <w:rPr>
+                <w:rFonts w:ascii="Cambria Math" w:hAnsi="Cambria Math"/>
+              </w:rPr>
+              <m:t>i</m:t>
+            </m:r>
+          </m:sub>
+        </m:sSub>
+      </m:oMath>
+      <w:r>
+        <w:t xml:space="preserve">là xác suất của lớp thứ </w:t>
+      </w:r>
+      <m:oMath>
+        <m:r>
+          <w:rPr>
+            <w:rFonts w:ascii="Cambria Math" w:hAnsi="Cambria Math"/>
+          </w:rPr>
+          <m:t>i</m:t>
+        </m:r>
+      </m:oMath>
+      <w:r>
+        <w:t>.</w:t>
+      </w:r>
+      <w:r>
+        <w:t xml:space="preserve"> </w:t>
+      </w:r>
+      <w:r>
+        <w:t xml:space="preserve">Ngưỡng Entropy </w:t>
+      </w:r>
+      <m:oMath>
+        <m:r>
+          <w:rPr>
+            <w:rFonts w:ascii="Cambria Math" w:hAnsi="Cambria Math"/>
+          </w:rPr>
+          <m:t>1.15</m:t>
+        </m:r>
+      </m:oMath>
+      <w:r>
+        <w:t xml:space="preserve"> </w:t>
+      </w:r>
+      <w:r>
+        <w:t>được thiết lập trong quá trình xây dựng cơ chế kiểm tra OOD. Khi:</w:t>
+      </w:r>
+      <w:r>
+        <w:t xml:space="preserve"> </w:t>
+      </w:r>
+    </w:p>
+    <w:p>
+      <m:oMathPara>
+        <m:oMath>
+          <m:r>
+            <w:rPr>
+              <w:rFonts w:ascii="Cambria Math" w:eastAsiaTheme="minorEastAsia" w:hAnsi="Cambria Math"/>
+            </w:rPr>
+            <m:t xml:space="preserve">H(p)&gt;1.15 </m:t>
+          </m:r>
+        </m:oMath>
+      </m:oMathPara>
+    </w:p>
+    <w:p>
+      <w:pPr>
+        <w:ind w:firstLine="0"/>
+      </w:pPr>
+      <w:r>
+        <w:rPr>
+          <w:rFonts w:eastAsiaTheme="minorEastAsia"/>
+        </w:rPr>
+        <w:t>phân phối xác suất được xem là có mức độ phân tán cao, cho thấy mô hình chưa đủ chắc chắn trong việc xác định lớp dự đoán, từ đó hình ảnh được đánh dấu là OOD.</w:t>
+      </w:r>
+    </w:p>
+    <w:p>
+      <w:pPr>
+        <w:rPr>
+          <w:rFonts w:eastAsiaTheme="minorEastAsia"/>
+        </w:rPr>
+      </w:pPr>
+      <w:r>
+        <w:rPr>
+          <w:rFonts w:eastAsiaTheme="minorEastAsia"/>
+        </w:rPr>
+        <w:t xml:space="preserve">Khi một trong ba tiêu chí trên không đạt yêu cầu, hệ thống xác định hình ảnh là dữ liệu ngoài phân bố và thiết lập biến </w:t>
+      </w:r>
+      <w:r>
+        <w:rPr>
+          <w:rFonts w:eastAsiaTheme="minorEastAsia"/>
+          <w:b/>
+          <w:bCs/>
+        </w:rPr>
+        <w:t>is_valid_furniture = False.</w:t>
+      </w:r>
+      <w:r>
+        <w:rPr>
+          <w:rFonts w:eastAsiaTheme="minorEastAsia"/>
+        </w:rPr>
+        <w:t xml:space="preserve"> Khi đó, giao diện sẽ ẩn các thông tin dự đoán Top-1, Top-2 và Top-3, đồng thời hiển thị cảnh báo OOD cho người dùng.</w:t>
+      </w:r>
+    </w:p>
+    <w:p>
+      <w:pPr>
+        <w:rPr>
+          <w:rFonts w:eastAsiaTheme="minorEastAsia"/>
+        </w:rPr>
+      </w:pPr>
+      <w:r>
+        <w:rPr>
+          <w:rFonts w:eastAsiaTheme="minorEastAsia"/>
+        </w:rPr>
+        <w:t>Ngược lại, khi cả ba điều kiện đều được đáp ứng, hệ thống xác nhận hình ảnh đáp ứng các điều kiện kiểm tra OOD và trả về kết quả phân loại cùng các thông tin liên quan, bao gồm độ tin cậy dự đoán và bản đồ nhiệt Grad-CAM.</w:t>
+      </w:r>
+    </w:p>
+    <w:p>
+      <w:pPr>
+        <w:pStyle w:val="Heading2"/>
+      </w:pPr>
+      <w:bookmarkStart w:id="71" w:name="_Toc240575136"/>
+      <w:r>
+        <w:t>3.4. Triển khai Hệ thống Web App thử nghiệm mô hình</w:t>
       </w:r>
       <w:bookmarkEnd w:id="71"/>
     </w:p>
     <w:p>
       <w:pPr>
-        <w:pStyle w:val="Heading2"/>
-      </w:pPr>
-      <w:bookmarkStart w:id="72" w:name="_Toc237896798"/>
+        <w:pStyle w:val="Heading3"/>
+      </w:pPr>
+      <w:bookmarkStart w:id="72" w:name="_Toc240575137"/>
+      <w:r>
+        <w:t>3.4.1. Xây dựng Backend RESTful API với FastAPI</w:t>
+      </w:r>
+      <w:bookmarkEnd w:id="72"/>
+    </w:p>
+    <w:p>
+      <w:r>
+        <w:t xml:space="preserve">Để triển khai các mô hình học sâu vào ứng dụng thực tế, đề tài xây dựng hệ thống Backend RESTful API trên nền tảng FastAPI kết hợp với máy chủ Uvicorn. </w:t>
+      </w:r>
+      <w:r>
+        <w:t xml:space="preserve">Backend </w:t>
+      </w:r>
       <w:r>
         <w:lastRenderedPageBreak/>
-        <w:t>3.4. Triển khai Hệ thống Web App thử nghiệm mô hình</w:t>
-      </w:r>
-      <w:bookmarkEnd w:id="72"/>
-    </w:p>
-    <w:p>
-      <w:pPr>
-        <w:pStyle w:val="Heading3"/>
-      </w:pPr>
-      <w:bookmarkStart w:id="73" w:name="_Toc237896799"/>
-      <w:r>
-        <w:t>3.4.1. Xây dựng Backend RESTful API với FastAPI</w:t>
-      </w:r>
-      <w:bookmarkEnd w:id="73"/>
-    </w:p>
-    <w:p>
-      <w:r>
-        <w:t xml:space="preserve">Để triển khai các mô hình học sâu vào ứng dụng thực tế, đề tài xây dựng hệ thống Backend RESTful API trên nền tảng FastAPI kết hợp với máy chủ Uvicorn. </w:t>
-      </w:r>
-      <w:r>
-        <w:t>Backend đóng vai trò tiếp nhận yêu cầu từ giao diện Web, thực hiện tiền xử lý dữ liệu, suy luận bằng mô hình CNN và trả về kết quả dự đoán cho người dùng</w:t>
+        <w:t>đóng vai trò tiếp nhận yêu cầu từ giao diện Web, thực hiện tiền xử lý dữ liệu, suy luận bằng mô hình CNN và trả về kết quả dự đoán cho người dùng</w:t>
       </w:r>
       <w:r>
         <w:t>. FastAPI được lựa chọn nhờ hiệu năng xử lý cao, khả năng hỗ trợ lập trình bất đồng bộ và dễ dàng tích hợp với các thư viện học sâu của Python.</w:t>
@@ -13757,14 +14805,14 @@
       <w:pPr>
         <w:pStyle w:val="Heading3"/>
       </w:pPr>
-      <w:bookmarkStart w:id="74" w:name="_Toc237896800"/>
+      <w:bookmarkStart w:id="73" w:name="_Toc240575138"/>
       <w:r>
         <w:t xml:space="preserve">3.4.2. </w:t>
       </w:r>
       <w:r>
         <w:t>Phát triển giao diện người dùng với Vue 3 và Tailwind CSS</w:t>
       </w:r>
-      <w:bookmarkEnd w:id="74"/>
+      <w:bookmarkEnd w:id="73"/>
     </w:p>
     <w:p>
       <w:r>
@@ -13801,7 +14849,6 @@
           <w:bCs/>
           <w:szCs w:val="26"/>
         </w:rPr>
-        <w:lastRenderedPageBreak/>
         <w:t>Trang Chủ:</w:t>
       </w:r>
       <w:r>
@@ -13833,7 +14880,15 @@
           <w:rFonts w:cs="Times New Roman"/>
           <w:szCs w:val="26"/>
         </w:rPr>
-        <w:t xml:space="preserve"> Cho phép người dùng lựa chọn một trong ba mô hình MobileNetV2, ResNet18 hoặc EfficientNet-B0, tải lên hình ảnh sản phẩm và thực hiện dự đoán. Kết quả hiển thị bao gồm lớp dự đoán, độ tin cậy Top-3, ảnh trực quan Grad-CAM và cảnh báo OOD khi phát hiện hình ảnh không thuộc phạm vi nhận diện.</w:t>
+        <w:t xml:space="preserve"> Cho phép người dùng lựa chọn một trong ba mô hình MobileNetV2, ResNet18 hoặc EfficientNet-B0, tải lên hình ảnh sản phẩm và </w:t>
+      </w:r>
+      <w:r>
+        <w:rPr>
+          <w:rFonts w:cs="Times New Roman"/>
+          <w:szCs w:val="26"/>
+        </w:rPr>
+        <w:lastRenderedPageBreak/>
+        <w:t>thực hiện dự đoán. Kết quả hiển thị bao gồm lớp dự đoán, độ tin cậy Top-3, ảnh trực quan Grad-CAM và cảnh báo OOD khi phát hiện hình ảnh không thuộc phạm vi nhận diện.</w:t>
       </w:r>
     </w:p>
     <w:p>
@@ -13915,7 +14970,7 @@
                     <pic:cNvPicPr/>
                   </pic:nvPicPr>
                   <pic:blipFill>
-                    <a:blip r:embed="rId16"/>
+                    <a:blip r:embed="rId15"/>
                     <a:stretch>
                       <a:fillRect/>
                     </a:stretch>
@@ -13940,17 +14995,17 @@
       <w:pPr>
         <w:pStyle w:val="Subtitle"/>
       </w:pPr>
-      <w:bookmarkStart w:id="75" w:name="_Toc240529858"/>
+      <w:bookmarkStart w:id="74" w:name="_Toc240575171"/>
       <w:r>
         <w:t>Hình 3.</w:t>
       </w:r>
       <w:r>
-        <w:t>6</w:t>
+        <w:t>5</w:t>
       </w:r>
       <w:r>
         <w:t>. Giao diện trang chủ của hệ thống</w:t>
       </w:r>
-      <w:bookmarkEnd w:id="75"/>
+      <w:bookmarkEnd w:id="74"/>
     </w:p>
     <w:p>
       <w:pPr>
@@ -13978,7 +15033,7 @@
                     <pic:cNvPicPr/>
                   </pic:nvPicPr>
                   <pic:blipFill>
-                    <a:blip r:embed="rId17"/>
+                    <a:blip r:embed="rId16"/>
                     <a:stretch>
                       <a:fillRect/>
                     </a:stretch>
@@ -14003,17 +15058,17 @@
       <w:pPr>
         <w:pStyle w:val="Subtitle"/>
       </w:pPr>
-      <w:bookmarkStart w:id="76" w:name="_Toc240529859"/>
+      <w:bookmarkStart w:id="75" w:name="_Toc240575172"/>
       <w:r>
         <w:t>Hình 3.</w:t>
       </w:r>
       <w:r>
-        <w:t>7</w:t>
+        <w:t>6</w:t>
       </w:r>
       <w:r>
         <w:t>. Giao diện trang dự đoán và trực quan hóa Grad-CAM</w:t>
       </w:r>
-      <w:bookmarkEnd w:id="76"/>
+      <w:bookmarkEnd w:id="75"/>
     </w:p>
     <w:p>
       <w:pPr>
@@ -14040,7 +15095,7 @@
                     <pic:cNvPicPr/>
                   </pic:nvPicPr>
                   <pic:blipFill>
-                    <a:blip r:embed="rId18"/>
+                    <a:blip r:embed="rId17"/>
                     <a:stretch>
                       <a:fillRect/>
                     </a:stretch>
@@ -14065,17 +15120,17 @@
       <w:pPr>
         <w:pStyle w:val="Subtitle"/>
       </w:pPr>
-      <w:bookmarkStart w:id="77" w:name="_Toc240529860"/>
+      <w:bookmarkStart w:id="76" w:name="_Toc240575173"/>
       <w:r>
         <w:t>Hình 3.</w:t>
       </w:r>
       <w:r>
-        <w:t>8</w:t>
+        <w:t>7</w:t>
       </w:r>
       <w:r>
         <w:t>. Giao diện trang so sánh các mô hình CNN</w:t>
       </w:r>
-      <w:bookmarkEnd w:id="77"/>
+      <w:bookmarkEnd w:id="76"/>
     </w:p>
     <w:p>
       <w:pPr>
@@ -14096,7 +15151,7 @@
         </w:rPr>
         <w:br w:type="page"/>
       </w:r>
-      <w:bookmarkStart w:id="78" w:name="_Toc237896801"/>
+      <w:bookmarkStart w:id="77" w:name="_Toc240575139"/>
       <w:r>
         <w:rPr>
           <w:lang w:val="vi"/>
@@ -14116,20 +15171,20 @@
         </w:rPr>
         <w:t>Ả</w:t>
       </w:r>
+      <w:bookmarkEnd w:id="77"/>
+    </w:p>
+    <w:p>
+      <w:pPr>
+        <w:pStyle w:val="Heading2"/>
+      </w:pPr>
+      <w:bookmarkStart w:id="78" w:name="_Toc240575140"/>
+      <w:r>
+        <w:t>4.1.</w:t>
+      </w:r>
+      <w:r>
+        <w:t>Môi trường thực nghiệm và thông số phần cứng</w:t>
+      </w:r>
       <w:bookmarkEnd w:id="78"/>
-    </w:p>
-    <w:p>
-      <w:pPr>
-        <w:pStyle w:val="Heading2"/>
-      </w:pPr>
-      <w:bookmarkStart w:id="79" w:name="_Toc237896802"/>
-      <w:r>
-        <w:t>4.1.</w:t>
-      </w:r>
-      <w:r>
-        <w:t>Môi trường thực nghiệm và thông số phần cứng</w:t>
-      </w:r>
-      <w:bookmarkEnd w:id="79"/>
       <w:r>
         <w:t xml:space="preserve"> </w:t>
       </w:r>
@@ -14653,52 +15708,52 @@
       <w:pPr>
         <w:pStyle w:val="Quote"/>
       </w:pPr>
-      <w:bookmarkStart w:id="80" w:name="_Toc237031635"/>
-      <w:bookmarkStart w:id="81" w:name="_Toc237032953"/>
-      <w:bookmarkStart w:id="82" w:name="_Toc240529871"/>
+      <w:bookmarkStart w:id="79" w:name="_Toc237031635"/>
+      <w:bookmarkStart w:id="80" w:name="_Toc237032953"/>
+      <w:bookmarkStart w:id="81" w:name="_Toc240575183"/>
       <w:r>
         <w:t>Bảng 4.1. Cấu hình môi trường thực nghiệm</w:t>
       </w:r>
+      <w:bookmarkEnd w:id="79"/>
       <w:bookmarkEnd w:id="80"/>
       <w:bookmarkEnd w:id="81"/>
+    </w:p>
+    <w:p>
+      <w:r>
+        <w:t>Các mô hình được huấn luyện và đánh giá trên cùng một môi trường thực nghiệm nhằm đảm bảo tính khách quan khi so sánh hiệu năng giữa MobileNetV2, ResNet18 và EfficientNet-B0.</w:t>
+      </w:r>
+    </w:p>
+    <w:p>
+      <w:pPr>
+        <w:pStyle w:val="Heading2"/>
+      </w:pPr>
+      <w:bookmarkStart w:id="82" w:name="_Toc240575141"/>
+      <w:r>
+        <w:t xml:space="preserve">4.2. </w:t>
+      </w:r>
+      <w:r>
+        <w:t xml:space="preserve">Đánh giá kết quả huấn luyện và </w:t>
+      </w:r>
+      <w:r>
+        <w:t>s</w:t>
+      </w:r>
+      <w:r>
+        <w:t>o sánh 3 mô hình</w:t>
+      </w:r>
       <w:bookmarkEnd w:id="82"/>
-    </w:p>
-    <w:p>
-      <w:r>
-        <w:t>Các mô hình được huấn luyện và đánh giá trên cùng một môi trường thực nghiệm nhằm đảm bảo tính khách quan khi so sánh hiệu năng giữa MobileNetV2, ResNet18 và EfficientNet-B0.</w:t>
-      </w:r>
-    </w:p>
-    <w:p>
-      <w:pPr>
-        <w:pStyle w:val="Heading2"/>
-      </w:pPr>
-      <w:bookmarkStart w:id="83" w:name="_Toc237896803"/>
-      <w:r>
-        <w:t xml:space="preserve">4.2. </w:t>
-      </w:r>
-      <w:r>
-        <w:t xml:space="preserve">Đánh giá kết quả huấn luyện và </w:t>
-      </w:r>
-      <w:r>
-        <w:t>s</w:t>
-      </w:r>
-      <w:r>
-        <w:t>o sánh 3 mô hình</w:t>
+      <w:r>
+        <w:t xml:space="preserve"> </w:t>
+      </w:r>
+    </w:p>
+    <w:p>
+      <w:pPr>
+        <w:pStyle w:val="Heading3"/>
+      </w:pPr>
+      <w:bookmarkStart w:id="83" w:name="_Toc240575142"/>
+      <w:r>
+        <w:t>4.2.1. So sánh trên 6 chỉ số thực nghiệm (Test Set)</w:t>
       </w:r>
       <w:bookmarkEnd w:id="83"/>
-      <w:r>
-        <w:t xml:space="preserve"> </w:t>
-      </w:r>
-    </w:p>
-    <w:p>
-      <w:pPr>
-        <w:pStyle w:val="Heading3"/>
-      </w:pPr>
-      <w:bookmarkStart w:id="84" w:name="_Toc237896804"/>
-      <w:r>
-        <w:t>4.2.1. So sánh trên 6 chỉ số thực nghiệm (Test Set)</w:t>
-      </w:r>
-      <w:bookmarkEnd w:id="84"/>
     </w:p>
     <w:p>
       <w:pPr>
@@ -15290,15 +16345,15 @@
       <w:pPr>
         <w:pStyle w:val="Quote"/>
       </w:pPr>
-      <w:bookmarkStart w:id="85" w:name="_Toc237031636"/>
-      <w:bookmarkStart w:id="86" w:name="_Toc237032954"/>
-      <w:bookmarkStart w:id="87" w:name="_Toc240529872"/>
+      <w:bookmarkStart w:id="84" w:name="_Toc237031636"/>
+      <w:bookmarkStart w:id="85" w:name="_Toc237032954"/>
+      <w:bookmarkStart w:id="86" w:name="_Toc240575184"/>
       <w:r>
         <w:t>Bảng 4.2. Kết quả đánh giá của ba mô hình CNN trên tập kiểm thử</w:t>
       </w:r>
+      <w:bookmarkEnd w:id="84"/>
       <w:bookmarkEnd w:id="85"/>
       <w:bookmarkEnd w:id="86"/>
-      <w:bookmarkEnd w:id="87"/>
     </w:p>
     <w:p>
       <w:pPr>
@@ -15677,15 +16732,15 @@
       <w:pPr>
         <w:pStyle w:val="Quote"/>
       </w:pPr>
-      <w:bookmarkStart w:id="88" w:name="_Toc237031637"/>
-      <w:bookmarkStart w:id="89" w:name="_Toc237032955"/>
-      <w:bookmarkStart w:id="90" w:name="_Toc240529873"/>
+      <w:bookmarkStart w:id="87" w:name="_Toc237031637"/>
+      <w:bookmarkStart w:id="88" w:name="_Toc237032955"/>
+      <w:bookmarkStart w:id="89" w:name="_Toc240575185"/>
       <w:r>
         <w:t>Bảng 4.3. So sánh đặc điểm triển khai của ba mô hình CNN</w:t>
       </w:r>
+      <w:bookmarkEnd w:id="87"/>
       <w:bookmarkEnd w:id="88"/>
       <w:bookmarkEnd w:id="89"/>
-      <w:bookmarkEnd w:id="90"/>
     </w:p>
     <w:p>
       <w:pPr>
@@ -15703,14 +16758,14 @@
           <w:lang w:val="vi"/>
         </w:rPr>
       </w:pPr>
-      <w:bookmarkStart w:id="91" w:name="_Toc237896805"/>
+      <w:bookmarkStart w:id="90" w:name="_Toc240575143"/>
       <w:r>
         <w:rPr>
           <w:lang w:val="vi"/>
         </w:rPr>
         <w:t>4.2.2. Phân tích kết quả qua biểu đồ trực quan</w:t>
       </w:r>
-      <w:bookmarkEnd w:id="91"/>
+      <w:bookmarkEnd w:id="90"/>
     </w:p>
     <w:p>
       <w:pPr>
@@ -15753,7 +16808,7 @@
                     <pic:cNvPicPr/>
                   </pic:nvPicPr>
                   <pic:blipFill>
-                    <a:blip r:embed="rId19"/>
+                    <a:blip r:embed="rId18"/>
                     <a:stretch>
                       <a:fillRect/>
                     </a:stretch>
@@ -15778,7 +16833,7 @@
       <w:pPr>
         <w:pStyle w:val="Subtitle"/>
       </w:pPr>
-      <w:bookmarkStart w:id="92" w:name="_Toc240529861"/>
+      <w:bookmarkStart w:id="91" w:name="_Toc240575174"/>
       <w:r>
         <w:t>Hình 4.</w:t>
       </w:r>
@@ -15791,7 +16846,7 @@
       <w:r>
         <w:t>Diễn biến Loss và Accuracy của ba mô hình trong quá trình huấn luyện</w:t>
       </w:r>
-      <w:bookmarkEnd w:id="92"/>
+      <w:bookmarkEnd w:id="91"/>
     </w:p>
     <w:p>
       <w:r>
@@ -15853,7 +16908,7 @@
                     <pic:cNvPicPr/>
                   </pic:nvPicPr>
                   <pic:blipFill>
-                    <a:blip r:embed="rId20"/>
+                    <a:blip r:embed="rId19"/>
                     <a:stretch>
                       <a:fillRect/>
                     </a:stretch>
@@ -15878,7 +16933,7 @@
       <w:pPr>
         <w:pStyle w:val="Subtitle"/>
       </w:pPr>
-      <w:bookmarkStart w:id="93" w:name="_Toc240529862"/>
+      <w:bookmarkStart w:id="92" w:name="_Toc240575175"/>
       <w:r>
         <w:t>Hình 4.</w:t>
       </w:r>
@@ -15888,7 +16943,7 @@
       <w:r>
         <w:t>. Ma trận nhầm lẫn của ba mô hình trên tập kiểm thử</w:t>
       </w:r>
-      <w:bookmarkEnd w:id="93"/>
+      <w:bookmarkEnd w:id="92"/>
     </w:p>
     <w:p>
       <w:r>
@@ -15983,7 +17038,7 @@
                     <pic:cNvPicPr/>
                   </pic:nvPicPr>
                   <pic:blipFill>
-                    <a:blip r:embed="rId21"/>
+                    <a:blip r:embed="rId20"/>
                     <a:stretch>
                       <a:fillRect/>
                     </a:stretch>
@@ -16008,7 +17063,7 @@
       <w:pPr>
         <w:pStyle w:val="Subtitle"/>
       </w:pPr>
-      <w:bookmarkStart w:id="94" w:name="_Toc240529863"/>
+      <w:bookmarkStart w:id="93" w:name="_Toc240575176"/>
       <w:r>
         <w:t>Hình 4.</w:t>
       </w:r>
@@ -16018,7 +17073,7 @@
       <w:r>
         <w:t>. Đường cong ROC và Precision–Recall của ba mô hình</w:t>
       </w:r>
-      <w:bookmarkEnd w:id="94"/>
+      <w:bookmarkEnd w:id="93"/>
     </w:p>
     <w:p>
       <w:r>
@@ -16074,7 +17129,7 @@
                     <pic:cNvPicPr/>
                   </pic:nvPicPr>
                   <pic:blipFill>
-                    <a:blip r:embed="rId22"/>
+                    <a:blip r:embed="rId21"/>
                     <a:stretch>
                       <a:fillRect/>
                     </a:stretch>
@@ -16099,7 +17154,7 @@
       <w:pPr>
         <w:pStyle w:val="Subtitle"/>
       </w:pPr>
-      <w:bookmarkStart w:id="95" w:name="_Toc240529864"/>
+      <w:bookmarkStart w:id="94" w:name="_Toc240575177"/>
       <w:r>
         <w:t>Hình 4.</w:t>
       </w:r>
@@ -16109,7 +17164,7 @@
       <w:r>
         <w:t>. Biểu đồ so sánh các chỉ số đánh giá của ba mô hình CNN</w:t>
       </w:r>
-      <w:bookmarkEnd w:id="95"/>
+      <w:bookmarkEnd w:id="94"/>
     </w:p>
     <w:p>
       <w:r>
@@ -16120,7 +17175,7 @@
       <w:pPr>
         <w:pStyle w:val="Heading3"/>
       </w:pPr>
-      <w:bookmarkStart w:id="96" w:name="_Toc237896806"/>
+      <w:bookmarkStart w:id="95" w:name="_Toc240575144"/>
       <w:r>
         <w:lastRenderedPageBreak/>
         <w:t xml:space="preserve">4.2.3. </w:t>
@@ -16128,7 +17183,7 @@
       <w:r>
         <w:t>Đánh giá Grad-CAM và phát hiện ảnh ngoài phân bố</w:t>
       </w:r>
-      <w:bookmarkEnd w:id="96"/>
+      <w:bookmarkEnd w:id="95"/>
     </w:p>
     <w:p>
       <w:r>
@@ -16165,6 +17220,73 @@
                 <pic:pic xmlns:pic="http://schemas.openxmlformats.org/drawingml/2006/picture">
                   <pic:nvPicPr>
                     <pic:cNvPr id="0" name="Picture 10" descr="Heatmap"/>
+                    <pic:cNvPicPr>
+                      <a:picLocks noChangeAspect="1" noChangeArrowheads="1"/>
+                    </pic:cNvPicPr>
+                  </pic:nvPicPr>
+                  <pic:blipFill>
+                    <a:blip r:embed="rId22">
+                      <a:extLst>
+                        <a:ext uri="{28A0092B-C50C-407E-A947-70E740481C1C}">
+                          <a14:useLocalDpi xmlns:a14="http://schemas.microsoft.com/office/drawing/2010/main" val="0"/>
+                        </a:ext>
+                      </a:extLst>
+                    </a:blip>
+                    <a:srcRect/>
+                    <a:stretch>
+                      <a:fillRect/>
+                    </a:stretch>
+                  </pic:blipFill>
+                  <pic:spPr bwMode="auto">
+                    <a:xfrm>
+                      <a:off x="0" y="0"/>
+                      <a:ext cx="1924050" cy="1924050"/>
+                    </a:xfrm>
+                    <a:prstGeom prst="rect">
+                      <a:avLst/>
+                    </a:prstGeom>
+                    <a:noFill/>
+                    <a:ln>
+                      <a:noFill/>
+                    </a:ln>
+                  </pic:spPr>
+                </pic:pic>
+              </a:graphicData>
+            </a:graphic>
+            <wp14:sizeRelH relativeFrom="margin">
+              <wp14:pctWidth>0</wp14:pctWidth>
+            </wp14:sizeRelH>
+            <wp14:sizeRelV relativeFrom="margin">
+              <wp14:pctHeight>0</wp14:pctHeight>
+            </wp14:sizeRelV>
+          </wp:anchor>
+        </w:drawing>
+      </w:r>
+      <w:r>
+        <w:rPr>
+          <w:noProof/>
+        </w:rPr>
+        <w:drawing>
+          <wp:anchor distT="0" distB="0" distL="114300" distR="114300" simplePos="0" relativeHeight="251662336" behindDoc="0" locked="0" layoutInCell="1" allowOverlap="1" wp14:anchorId="6C82E11B" wp14:editId="17DDDC2F">
+            <wp:simplePos x="0" y="0"/>
+            <wp:positionH relativeFrom="column">
+              <wp:posOffset>3098165</wp:posOffset>
+            </wp:positionH>
+            <wp:positionV relativeFrom="paragraph">
+              <wp:posOffset>635</wp:posOffset>
+            </wp:positionV>
+            <wp:extent cx="1924050" cy="1924050"/>
+            <wp:effectExtent l="0" t="0" r="0" b="0"/>
+            <wp:wrapSquare wrapText="bothSides"/>
+            <wp:docPr id="434157128" name="Picture 6" descr="Heatmap"/>
+            <wp:cNvGraphicFramePr>
+              <a:graphicFrameLocks xmlns:a="http://schemas.openxmlformats.org/drawingml/2006/main" noChangeAspect="1"/>
+            </wp:cNvGraphicFramePr>
+            <a:graphic xmlns:a="http://schemas.openxmlformats.org/drawingml/2006/main">
+              <a:graphicData uri="http://schemas.openxmlformats.org/drawingml/2006/picture">
+                <pic:pic xmlns:pic="http://schemas.openxmlformats.org/drawingml/2006/picture">
+                  <pic:nvPicPr>
+                    <pic:cNvPr id="0" name="Picture 12" descr="Heatmap"/>
                     <pic:cNvPicPr>
                       <a:picLocks noChangeAspect="1" noChangeArrowheads="1"/>
                     </pic:cNvPicPr>
@@ -16207,73 +17329,6 @@
           </wp:anchor>
         </w:drawing>
       </w:r>
-      <w:r>
-        <w:rPr>
-          <w:noProof/>
-        </w:rPr>
-        <w:drawing>
-          <wp:anchor distT="0" distB="0" distL="114300" distR="114300" simplePos="0" relativeHeight="251662336" behindDoc="0" locked="0" layoutInCell="1" allowOverlap="1" wp14:anchorId="6C82E11B" wp14:editId="17DDDC2F">
-            <wp:simplePos x="0" y="0"/>
-            <wp:positionH relativeFrom="column">
-              <wp:posOffset>3098165</wp:posOffset>
-            </wp:positionH>
-            <wp:positionV relativeFrom="paragraph">
-              <wp:posOffset>635</wp:posOffset>
-            </wp:positionV>
-            <wp:extent cx="1924050" cy="1924050"/>
-            <wp:effectExtent l="0" t="0" r="0" b="0"/>
-            <wp:wrapSquare wrapText="bothSides"/>
-            <wp:docPr id="434157128" name="Picture 6" descr="Heatmap"/>
-            <wp:cNvGraphicFramePr>
-              <a:graphicFrameLocks xmlns:a="http://schemas.openxmlformats.org/drawingml/2006/main" noChangeAspect="1"/>
-            </wp:cNvGraphicFramePr>
-            <a:graphic xmlns:a="http://schemas.openxmlformats.org/drawingml/2006/main">
-              <a:graphicData uri="http://schemas.openxmlformats.org/drawingml/2006/picture">
-                <pic:pic xmlns:pic="http://schemas.openxmlformats.org/drawingml/2006/picture">
-                  <pic:nvPicPr>
-                    <pic:cNvPr id="0" name="Picture 12" descr="Heatmap"/>
-                    <pic:cNvPicPr>
-                      <a:picLocks noChangeAspect="1" noChangeArrowheads="1"/>
-                    </pic:cNvPicPr>
-                  </pic:nvPicPr>
-                  <pic:blipFill>
-                    <a:blip r:embed="rId24">
-                      <a:extLst>
-                        <a:ext uri="{28A0092B-C50C-407E-A947-70E740481C1C}">
-                          <a14:useLocalDpi xmlns:a14="http://schemas.microsoft.com/office/drawing/2010/main" val="0"/>
-                        </a:ext>
-                      </a:extLst>
-                    </a:blip>
-                    <a:srcRect/>
-                    <a:stretch>
-                      <a:fillRect/>
-                    </a:stretch>
-                  </pic:blipFill>
-                  <pic:spPr bwMode="auto">
-                    <a:xfrm>
-                      <a:off x="0" y="0"/>
-                      <a:ext cx="1924050" cy="1924050"/>
-                    </a:xfrm>
-                    <a:prstGeom prst="rect">
-                      <a:avLst/>
-                    </a:prstGeom>
-                    <a:noFill/>
-                    <a:ln>
-                      <a:noFill/>
-                    </a:ln>
-                  </pic:spPr>
-                </pic:pic>
-              </a:graphicData>
-            </a:graphic>
-            <wp14:sizeRelH relativeFrom="margin">
-              <wp14:pctWidth>0</wp14:pctWidth>
-            </wp14:sizeRelH>
-            <wp14:sizeRelV relativeFrom="margin">
-              <wp14:pctHeight>0</wp14:pctHeight>
-            </wp14:sizeRelV>
-          </wp:anchor>
-        </w:drawing>
-      </w:r>
     </w:p>
     <w:p>
       <w:pPr>
@@ -16286,7 +17341,7 @@
       <w:pPr>
         <w:pStyle w:val="Subtitle"/>
       </w:pPr>
-      <w:bookmarkStart w:id="97" w:name="_Toc240529865"/>
+      <w:bookmarkStart w:id="96" w:name="_Toc240575178"/>
       <w:r>
         <w:t>Hình 4.</w:t>
       </w:r>
@@ -16296,7 +17351,7 @@
       <w:r>
         <w:t>. Kết quả trực quan hóa Grad-CAM trên giao diện dự đoán của hệ thống</w:t>
       </w:r>
-      <w:bookmarkEnd w:id="97"/>
+      <w:bookmarkEnd w:id="96"/>
     </w:p>
     <w:p>
       <w:r>
@@ -16350,7 +17405,7 @@
                     <pic:cNvPicPr/>
                   </pic:nvPicPr>
                   <pic:blipFill>
-                    <a:blip r:embed="rId25"/>
+                    <a:blip r:embed="rId24"/>
                     <a:stretch>
                       <a:fillRect/>
                     </a:stretch>
@@ -16375,7 +17430,7 @@
       <w:pPr>
         <w:pStyle w:val="Subtitle"/>
       </w:pPr>
-      <w:bookmarkStart w:id="98" w:name="_Toc240529866"/>
+      <w:bookmarkStart w:id="97" w:name="_Toc240575179"/>
       <w:r>
         <w:lastRenderedPageBreak/>
         <w:t>Hình 4.</w:t>
@@ -16392,7 +17447,7 @@
       <w:r>
         <w:t>với ảnh không thuộc danh mục nội thất</w:t>
       </w:r>
-      <w:bookmarkEnd w:id="98"/>
+      <w:bookmarkEnd w:id="97"/>
     </w:p>
     <w:p>
       <w:r>
@@ -16428,45 +17483,58 @@
           <w:lang w:val="en-US"/>
         </w:rPr>
       </w:pPr>
-      <w:r>
-        <w:t>4.3. So sánh với các nghiên cứu và hệ thống liên quan</w:t>
-      </w:r>
+      <w:bookmarkStart w:id="98" w:name="_Toc240575145"/>
+      <w:r>
+        <w:t xml:space="preserve">4.3. So sánh với các nghiên cứu </w:t>
+      </w:r>
+      <w:r>
+        <w:rPr>
+          <w:lang w:val="en-US"/>
+        </w:rPr>
+        <w:t>liên quan</w:t>
+      </w:r>
+      <w:bookmarkEnd w:id="98"/>
     </w:p>
     <w:p>
       <w:pPr>
         <w:pStyle w:val="Heading3"/>
       </w:pPr>
-      <w:r>
-        <w:t xml:space="preserve">4.3.1. So sánh về phương pháp, kết quả </w:t>
-      </w:r>
-    </w:p>
-    <w:p>
-      <w:r>
-        <w:t>Để đánh giá rõ hơn kết quả đạt được của đề tài, ngoài việc so sánh ba mô hình MobileNetV2, ResNet18 và EfficientNet-B0 trên cùng bộ dữ liệu, đề tài tiến hành đối chiếu với một số nghiên cứu liên quan đến bài toán phân loại hình ảnh nội thất. Các nghiên cứu được lựa chọn gồm nghiên cứu của Ye và cộng sự (2022), Kılıç và cộng sự (2024) và Gracia và Winarsih (2025). Đây đều là những nghiên cứu sử dụng các mô hình học sâu, đặc biệt là CNN, cho bài toán phân loại hình ảnh nội thất.</w:t>
-      </w:r>
-    </w:p>
-    <w:p>
-      <w:r>
-        <w:t>Nghiên cứu của Ye và cộng sự (2022) đề xuất mô hình DGOVGG16 dựa trên VGG16 kết hợp Depthwise Group Over-Parameterized Convolution. Nghiên cứu sử dụng bộ dữ liệu gồm năm nhóm nội thất: bed, chair, sofa, swivelchair và table, đồng thời so sánh mô hình đề xuất với MobileNetV2, AlexNet, ShuffleNetV2, GoogLeNet, VGG16 và GVGG16. Kết quả cho thấy DGOVGG16 đạt Average Accuracy 95,51%, trong khi MobileNetV2 đạt 90,92%. Nghiên cứu tập trung vào việc cải tiến kiến trúc CNN nhằm nâng cao khả năng phân loại trong điều kiện hình ảnh có nền phức tạp.</w:t>
-      </w:r>
-    </w:p>
-    <w:p>
-      <w:r>
-        <w:t xml:space="preserve">Nghiên cứu của Kılıç và cộng sự (2024) sử dụng năm kiến trúc CNN gồm AlexNet, VGGNet-19, DenseNet-201, SqueezeNet1.1 và ResNet-152 để phân loại năm nhóm sản phẩm gồm bed, chair, sofa, swivel chair và table. Bộ dữ liệu gồm 4.447 hình ảnh, trong đó có 1.000 ảnh bed, 1.000 ảnh chair, 1.000 ảnh sofa, 1.000 ảnh swivel chair và 447 ảnh table. Nghiên cứu áp dụng Transfer Learning và không sử dụng Data </w:t>
+      <w:bookmarkStart w:id="99" w:name="_Toc240575146"/>
+      <w:r>
+        <w:t>4.3.1. So sánh về phương pháp, kết quả</w:t>
+      </w:r>
+      <w:bookmarkEnd w:id="99"/>
+      <w:r>
+        <w:t xml:space="preserve"> </w:t>
+      </w:r>
+    </w:p>
+    <w:p>
+      <w:r>
+        <w:t>Để đánh giá rõ hơn kết quả đạt được, đề tài tiến hành đối chiếu với một số nghiên cứu liên quan đến bài toán phân loại hình ảnh nội thất. Ba nghiên cứu được lựa chọn gồm Ye và cộng sự (2022), Kılıç và cộng sự (2024) và Gracia và Winarsih (2025). Các nghiên cứu này đều sử dụng các mô hình học sâu, đặc biệt là CNN, cho bài toán phân loại hình ảnh nội thất.</w:t>
+      </w:r>
+    </w:p>
+    <w:p>
+      <w:r>
+        <w:t>Nghiên cứu của Ye và cộng sự (2022) đề xuất mô hình DGOVGG16 dựa trên VGG16 kết hợp Depthwise Group Over-Parameterized Convolution. Nghiên cứu sử dụng năm nhóm nội thất gồm bed, chair, sofa, swivelchair và table, đồng thời so sánh với nhiều kiến trúc CNN khác. Mô hình DGOVGG16 đạt Accuracy 95,51%, trong khi MobileNetV2 đạt 90,92%.</w:t>
+      </w:r>
+    </w:p>
+    <w:p>
+      <w:r>
+        <w:t>Nghiên cứu của Kılıç và cộng sự (2024) sử dụng năm kiến trúc CNN gồm AlexNet, VGGNet-19, DenseNet-201, SqueezeNet1.1 và ResNet-152 để phân loại năm nhóm sản phẩm gồm bed, chair, sofa, swivel chair và table. Bộ dữ liệu gồm 4.447 hình ảnh. Nghiên cứu áp dụng Transfer Learning và không sử dụng Data Augmentation. Kết quả cao nhất đạt 98,87% Accuracy với VGGNet-19 và ResNet-152.</w:t>
+      </w:r>
+    </w:p>
+    <w:p>
+      <w:r>
+        <w:t xml:space="preserve">Nghiên cứu của Gracia và Winarsih (2025) so sánh VGG16, MobileNetV2, InceptionV3, ResNet50 và một mô hình CNN tùy chỉnh trên năm nhóm nội thất gồm </w:t>
       </w:r>
       <w:r>
         <w:lastRenderedPageBreak/>
-        <w:t>Augmentation trong thiết lập thực nghiệm được công bố. Kết quả cao nhất đạt 98,87% Accuracy với VGGNet-19 và ResNet-152.</w:t>
-      </w:r>
-    </w:p>
-    <w:p>
-      <w:r>
-        <w:t>Trong nghiên cứu của Gracia và Winarsih (2025), năm kiến trúc gồm VGG16, MobileNetV2, InceptionV3, ResNet50 và một mô hình CNN tùy chỉnh được sử dụng để phân loại năm nhóm nội thất gồm chairs, tables, cabinets, sofas và mattresses. Kết quả cho thấy các mô hình pretrained đạt hiệu quả cao hơn mô hình CNN tùy chỉnh; VGG16 đạt 97%, MobileNetV2 đạt 96%, trong khi InceptionV3 và ResNet50 đạt 98%.</w:t>
-      </w:r>
-    </w:p>
-    <w:p>
-      <w:r>
-        <w:t>Đối với đề tài này, bộ dữ liệu gồm 10.364 hình ảnh thuộc sáu nhóm sản phẩm nội thất, đồng thời thực hiện so sánh ba kiến trúc MobileNetV2, ResNet18 và EfficientNet-B0. Kết quả trên tập kiểm thử gồm 1.559 hình ảnh cho thấy MobileNetV2 đạt Accuracy 94,55%, ResNet18 đạt 94,48% và EfficientNet-B0 đạt 94,16%. MobileNetV2 cũng có F1-Score cao nhất với 94,43%.</w:t>
+        <w:t>chairs, tables, cabinets, sofas và mattresses. Kết quả đạt 97% với VGG16, 96% với MobileNetV2 và 98% với InceptionV3 và ResNet50.</w:t>
+      </w:r>
+    </w:p>
+    <w:p>
+      <w:r>
+        <w:t>Đối với đề tài hiện tại, bộ dữ liệu gồm 10.364 hình ảnh thuộc sáu nhóm sản phẩm nội thất. Ba kiến trúc MobileNetV2, ResNet18 và EfficientNet-B0 được huấn luyện và đánh giá trên cùng tập kiểm thử. Kết quả cho thấy MobileNetV2 đạt Accuracy cao nhất 94,55%, tiếp theo là ResNet18 với 94,48% và EfficientNet-B0 với 94,16%; F1-Score của MobileNetV2 đạt 94,43%.</w:t>
       </w:r>
     </w:p>
     <w:tbl>
@@ -16476,11 +17544,11 @@
         <w:tblLook w:val="04A0" w:firstRow="1" w:lastRow="0" w:firstColumn="1" w:lastColumn="0" w:noHBand="0" w:noVBand="1"/>
       </w:tblPr>
       <w:tblGrid>
-        <w:gridCol w:w="1774"/>
-        <w:gridCol w:w="1924"/>
-        <w:gridCol w:w="1627"/>
-        <w:gridCol w:w="1882"/>
-        <w:gridCol w:w="1855"/>
+        <w:gridCol w:w="1730"/>
+        <w:gridCol w:w="1931"/>
+        <w:gridCol w:w="1634"/>
+        <w:gridCol w:w="1898"/>
+        <w:gridCol w:w="1869"/>
       </w:tblGrid>
       <w:tr>
         <w:tc>
@@ -17152,7 +18220,6 @@
               <w:jc w:val="center"/>
             </w:pPr>
             <w:r>
-              <w:lastRenderedPageBreak/>
               <w:t>Grad-CAM</w:t>
             </w:r>
           </w:p>
@@ -17313,183 +18380,53 @@
           </w:p>
         </w:tc>
       </w:tr>
-      <w:tr>
-        <w:tc>
-          <w:tcPr>
-            <w:tcW w:w="0" w:type="auto"/>
-            <w:vAlign w:val="center"/>
-            <w:hideMark/>
-          </w:tcPr>
-          <w:p>
-            <w:pPr>
-              <w:spacing w:line="312" w:lineRule="auto"/>
-              <w:ind w:firstLine="0"/>
-              <w:jc w:val="center"/>
-            </w:pPr>
-            <w:r>
-              <w:t>Đánh giá kích thước mô hình</w:t>
-            </w:r>
-          </w:p>
-        </w:tc>
-        <w:tc>
-          <w:tcPr>
-            <w:tcW w:w="0" w:type="auto"/>
-            <w:vAlign w:val="center"/>
-            <w:hideMark/>
-          </w:tcPr>
-          <w:p>
-            <w:pPr>
-              <w:spacing w:line="312" w:lineRule="auto"/>
-              <w:ind w:firstLine="0"/>
-              <w:jc w:val="center"/>
-            </w:pPr>
-            <w:r>
-              <w:t>Có giới hạn</w:t>
-            </w:r>
-          </w:p>
-        </w:tc>
-        <w:tc>
-          <w:tcPr>
-            <w:tcW w:w="0" w:type="auto"/>
-            <w:vAlign w:val="center"/>
-            <w:hideMark/>
-          </w:tcPr>
-          <w:p>
-            <w:pPr>
-              <w:spacing w:line="312" w:lineRule="auto"/>
-              <w:ind w:firstLine="0"/>
-              <w:jc w:val="center"/>
-            </w:pPr>
-            <w:r>
-              <w:t>Có đề cập</w:t>
-            </w:r>
-          </w:p>
-        </w:tc>
-        <w:tc>
-          <w:tcPr>
-            <w:tcW w:w="0" w:type="auto"/>
-            <w:vAlign w:val="center"/>
-            <w:hideMark/>
-          </w:tcPr>
-          <w:p>
-            <w:pPr>
-              <w:spacing w:line="312" w:lineRule="auto"/>
-              <w:ind w:firstLine="0"/>
-              <w:jc w:val="center"/>
-            </w:pPr>
-            <w:r>
-              <w:t>Không phải trọng tâm</w:t>
-            </w:r>
-          </w:p>
-        </w:tc>
-        <w:tc>
-          <w:tcPr>
-            <w:tcW w:w="0" w:type="auto"/>
-            <w:vAlign w:val="center"/>
-            <w:hideMark/>
-          </w:tcPr>
-          <w:p>
-            <w:pPr>
-              <w:spacing w:line="312" w:lineRule="auto"/>
-              <w:ind w:firstLine="0"/>
-              <w:jc w:val="center"/>
-            </w:pPr>
-            <w:r>
-              <w:t>Có</w:t>
-            </w:r>
-          </w:p>
-        </w:tc>
-      </w:tr>
-      <w:tr>
-        <w:tc>
-          <w:tcPr>
-            <w:tcW w:w="0" w:type="auto"/>
-            <w:vAlign w:val="center"/>
-            <w:hideMark/>
-          </w:tcPr>
-          <w:p>
-            <w:pPr>
-              <w:spacing w:line="312" w:lineRule="auto"/>
-              <w:ind w:firstLine="0"/>
-              <w:jc w:val="center"/>
-            </w:pPr>
-            <w:r>
-              <w:t>Đánh giá thời gian suy luận</w:t>
-            </w:r>
-          </w:p>
-        </w:tc>
-        <w:tc>
-          <w:tcPr>
-            <w:tcW w:w="0" w:type="auto"/>
-            <w:vAlign w:val="center"/>
-            <w:hideMark/>
-          </w:tcPr>
-          <w:p>
-            <w:pPr>
-              <w:spacing w:line="312" w:lineRule="auto"/>
-              <w:ind w:firstLine="0"/>
-              <w:jc w:val="center"/>
-            </w:pPr>
-            <w:r>
-              <w:t>Có</w:t>
-            </w:r>
-          </w:p>
-        </w:tc>
-        <w:tc>
-          <w:tcPr>
-            <w:tcW w:w="0" w:type="auto"/>
-            <w:vAlign w:val="center"/>
-            <w:hideMark/>
-          </w:tcPr>
-          <w:p>
-            <w:pPr>
-              <w:spacing w:line="312" w:lineRule="auto"/>
-              <w:ind w:firstLine="0"/>
-              <w:jc w:val="center"/>
-            </w:pPr>
-            <w:r>
-              <w:t>Có</w:t>
-            </w:r>
-          </w:p>
-        </w:tc>
-        <w:tc>
-          <w:tcPr>
-            <w:tcW w:w="0" w:type="auto"/>
-            <w:vAlign w:val="center"/>
-            <w:hideMark/>
-          </w:tcPr>
-          <w:p>
-            <w:pPr>
-              <w:spacing w:line="312" w:lineRule="auto"/>
-              <w:ind w:firstLine="0"/>
-              <w:jc w:val="center"/>
-            </w:pPr>
-            <w:r>
-              <w:t>Không phải trọng tâm</w:t>
-            </w:r>
-          </w:p>
-        </w:tc>
-        <w:tc>
-          <w:tcPr>
-            <w:tcW w:w="0" w:type="auto"/>
-            <w:vAlign w:val="center"/>
-            <w:hideMark/>
-          </w:tcPr>
-          <w:p>
-            <w:pPr>
-              <w:spacing w:line="312" w:lineRule="auto"/>
-              <w:ind w:firstLine="0"/>
-              <w:jc w:val="center"/>
-            </w:pPr>
-            <w:r>
-              <w:t>Có</w:t>
-            </w:r>
-          </w:p>
-        </w:tc>
-      </w:tr>
     </w:tbl>
-    <w:p/>
-    <w:p/>
+    <w:p>
+      <w:pPr>
+        <w:pStyle w:val="Quote"/>
+      </w:pPr>
+      <w:bookmarkStart w:id="100" w:name="_Toc240575186"/>
+      <w:r>
+        <w:t>Bảng 4.4. So sánh phương pháp và kết quả giữa đề tài với các nghiên cứu liên quan</w:t>
+      </w:r>
+      <w:bookmarkEnd w:id="100"/>
+    </w:p>
+    <w:p>
+      <w:r>
+        <w:lastRenderedPageBreak/>
+        <w:t>Nhìn chung, Accuracy của đề tài hiện tại chưa cao hơn mức cao nhất được báo cáo trong các nghiên cứu trên. Tuy nhiên, kết quả giữa các nghiên cứu không thể so sánh trực tiếp hoàn toàn do khác biệt về bộ dữ liệu, số lượng lớp và điều kiện thực nghiệm. Đáng chú ý, MobileNetV2 của đề tài đạt 94,55%, cao hơn mức 90,92% được báo cáo trong nghiên cứu của Ye và cộng sự, nhưng kết quả này chỉ mang tính tham khảo do hai nghiên cứu sử dụng các thiết lập dữ liệu khác nhau.</w:t>
+      </w:r>
+    </w:p>
+    <w:p>
+      <w:pPr>
+        <w:pStyle w:val="Heading3"/>
+      </w:pPr>
+      <w:bookmarkStart w:id="101" w:name="_Toc240575147"/>
+      <w:r>
+        <w:t>4.3.2. Phân tích những điểm đạt được của đề tài</w:t>
+      </w:r>
+      <w:bookmarkEnd w:id="101"/>
+    </w:p>
+    <w:p>
+      <w:r>
+        <w:t>Từ kết quả trên, đề tài không tập trung xây dựng một kiến trúc CNN mới mà hướng đến xây dựng một quy trình phân loại nội thất hoàn chỉnh, bao gồm chuẩn bị dữ liệu, huấn luyện và so sánh mô hình, trực quan hóa kết quả, phát hiện ảnh ngoài phạm vi nhận diện và triển khai thử nghiệm trên Web.</w:t>
+      </w:r>
+    </w:p>
+    <w:p>
+      <w:r>
+        <w:t>Một điểm đạt được của đề tài là phạm vi dữ liệu gồm 10.364 hình ảnh thuộc sáu nhóm sản phẩm, trong khi các nghiên cứu được khảo sát chủ yếu sử dụng năm nhóm sản phẩm. Đề tài đồng thời thực hiện so sánh ba kiến trúc CNN trên cùng bộ dữ liệu nhằm lựa chọn mô hình phù hợp với bài toán.</w:t>
+      </w:r>
+    </w:p>
+    <w:p>
+      <w:r>
+        <w:t>Bên cạnh kết quả phân loại, đề tài còn bổ sung Grad-CAM và OOD Detection nhằm cung cấp thêm thông tin cho quá trình kiểm tra kết quả dự đoán. Hệ thống Web cho phép người dùng lựa chọn mô hình, tải ảnh, xem kết quả dự đoán, độ tin cậy Top-3, ảnh Grad-CAM và cảnh báo OOD. Ngoài ra, hệ thống còn cung cấp chức năng so sánh kết quả giữa các mô hình.</w:t>
+      </w:r>
+    </w:p>
+    <w:p>
+      <w:r>
+        <w:t>Như vậy, điểm đạt được chính của đề tài là kết hợp mô hình phân loại với các thành phần đánh giá và ứng dụng trong một hệ thống Web, thay vì chỉ dừng lại ở quá trình huấn luyện và đánh giá mô hình. Đây là cơ sở để đề tài có khả năng kiểm thử và minh họa kết quả mô hình trong môi trường ứng dụng thực tế.</w:t>
+      </w:r>
+    </w:p>
     <w:p>
       <w:pPr>
         <w:pStyle w:val="Subtitle"/>
@@ -17502,7 +18439,7 @@
       <w:pPr>
         <w:pStyle w:val="Heading1"/>
       </w:pPr>
-      <w:bookmarkStart w:id="99" w:name="_Toc237896807"/>
+      <w:bookmarkStart w:id="102" w:name="_Toc240575148"/>
       <w:r>
         <w:rPr>
           <w:lang w:val="vi"/>
@@ -17517,7 +18454,7 @@
         <w:t xml:space="preserve"> VÀ HƯỚNG PHÁT TRIỂN</w:t>
       </w:r>
       <w:bookmarkEnd w:id="45"/>
-      <w:bookmarkEnd w:id="99"/>
+      <w:bookmarkEnd w:id="102"/>
     </w:p>
     <w:p>
       <w:r>
@@ -17972,14 +18909,14 @@
       <w:pPr>
         <w:pStyle w:val="Heading1"/>
       </w:pPr>
-      <w:bookmarkStart w:id="100" w:name="_Toc211979222"/>
-      <w:bookmarkStart w:id="101" w:name="_Toc237896808"/>
+      <w:bookmarkStart w:id="103" w:name="_Toc211979222"/>
+      <w:bookmarkStart w:id="104" w:name="_Toc240575149"/>
       <w:r>
         <w:lastRenderedPageBreak/>
         <w:t>TÀI LIỆU THAM KHẢO</w:t>
       </w:r>
-      <w:bookmarkEnd w:id="100"/>
-      <w:bookmarkEnd w:id="101"/>
+      <w:bookmarkEnd w:id="103"/>
+      <w:bookmarkEnd w:id="104"/>
     </w:p>
     <w:p>
       <w:pPr>
@@ -17996,7 +18933,7 @@
           <w:szCs w:val="26"/>
         </w:rPr>
       </w:pPr>
-      <w:bookmarkStart w:id="102" w:name="_Hlk217168179"/>
+      <w:bookmarkStart w:id="105" w:name="_Hlk217168179"/>
       <w:r>
         <w:rPr>
           <w:rFonts w:ascii="Times New Roman" w:hAnsi="Times New Roman" w:cs="Times New Roman"/>
@@ -18037,7 +18974,7 @@
         </w:rPr>
         <w:t xml:space="preserve">Oort Data Hub, Furniture Dataset for Multi-Angle AI Training, Kaggle. [Online]. Available: </w:t>
       </w:r>
-      <w:hyperlink r:id="rId26" w:history="1">
+      <w:hyperlink r:id="rId25" w:history="1">
         <w:r>
           <w:rPr>
             <w:rStyle w:val="Hyperlink"/>
@@ -18080,7 +19017,7 @@
         </w:rPr>
         <w:t xml:space="preserve">M. Sandler, A. Howard, M. Zhu, A. Zhmoginov, and L.-C. Chen, “MobileNetV2: Inverted Residuals and Linear Bottlenecks,” in Proc. IEEE/CVF Conf. Comput. Vis. Pattern Recognit. (CVPR), 2018. [Online]. Available: </w:t>
       </w:r>
-      <w:hyperlink r:id="rId27" w:history="1">
+      <w:hyperlink r:id="rId26" w:history="1">
         <w:r>
           <w:rPr>
             <w:rStyle w:val="Hyperlink"/>
@@ -18115,7 +19052,7 @@
         </w:rPr>
         <w:t xml:space="preserve">K. He, X. Zhang, S. Ren, and J. Sun, “Deep Residual Learning for Image Recognition,” in Proc. IEEE Conf. Comput. Vis. Pattern Recognit. (CVPR), 2016. [Online]. Available: </w:t>
       </w:r>
-      <w:hyperlink r:id="rId28" w:history="1">
+      <w:hyperlink r:id="rId27" w:history="1">
         <w:r>
           <w:rPr>
             <w:rStyle w:val="Hyperlink"/>
@@ -18150,7 +19087,7 @@
         </w:rPr>
         <w:t xml:space="preserve">M. Tan and Q. V. Le, “EfficientNet: Rethinking Model Scaling for Convolutional Neural Networks,” in Proc. 36th Int. Conf. Mach. Learn. (ICML), 2019. [Online]. Available: </w:t>
       </w:r>
-      <w:hyperlink r:id="rId29" w:history="1">
+      <w:hyperlink r:id="rId28" w:history="1">
         <w:r>
           <w:rPr>
             <w:rStyle w:val="Hyperlink"/>
@@ -18185,7 +19122,7 @@
         </w:rPr>
         <w:t xml:space="preserve">R. R. Selvaraju, M. Cogswell, A. Das, R. Vedantam, D. Parikh, and D. Batra, “Grad-CAM: Visual Explanations from Deep Networks via Gradient-Based Localization,” in Proc. IEEE Int. Conf. Comput. Vis. (ICCV), 2017. [Online]. Available: </w:t>
       </w:r>
-      <w:hyperlink r:id="rId30" w:history="1">
+      <w:hyperlink r:id="rId29" w:history="1">
         <w:r>
           <w:rPr>
             <w:rStyle w:val="Hyperlink"/>
@@ -18220,7 +19157,7 @@
         </w:rPr>
         <w:t xml:space="preserve">D. Hendrycks and K. Gimpel, “A Baseline for Detecting Misclassified and Out-of-Distribution Examples in Neural Networks,” arXiv preprint arXiv:1610.02136, 2016. [Online]. Available: </w:t>
       </w:r>
-      <w:hyperlink r:id="rId31" w:history="1">
+      <w:hyperlink r:id="rId30" w:history="1">
         <w:r>
           <w:rPr>
             <w:rStyle w:val="Hyperlink"/>
@@ -18255,7 +19192,7 @@
         </w:rPr>
         <w:t xml:space="preserve">A. Paszke, S. Gross, F. Massa, et al., “PyTorch: An Imperative Style, High-Performance Deep Learning Library,” in Advances in Neural Information Processing Systems (NeurIPS), vol. 32, 2019. [Online]. Available: </w:t>
       </w:r>
-      <w:hyperlink r:id="rId32" w:history="1">
+      <w:hyperlink r:id="rId31" w:history="1">
         <w:r>
           <w:rPr>
             <w:rStyle w:val="Hyperlink"/>
@@ -18290,7 +19227,7 @@
         </w:rPr>
         <w:t xml:space="preserve">S. J. Pan and Q. Yang, “A Survey on Transfer Learning,” IEEE Transactions on Knowledge and Data Engineering, vol. 22, no. 10, pp. 1345–1359, Oct. 2010. DOI: 10.1109/TKDE.2009.191. [Online]. Available: </w:t>
       </w:r>
-      <w:hyperlink r:id="rId33" w:history="1">
+      <w:hyperlink r:id="rId32" w:history="1">
         <w:r>
           <w:rPr>
             <w:rStyle w:val="Hyperlink"/>
@@ -18302,7 +19239,113 @@
         </w:r>
       </w:hyperlink>
     </w:p>
-    <w:bookmarkEnd w:id="102"/>
+    <w:p>
+      <w:pPr>
+        <w:pStyle w:val="ListParagraph"/>
+        <w:numPr>
+          <w:ilvl w:val="0"/>
+          <w:numId w:val="16"/>
+        </w:numPr>
+        <w:spacing w:before="120" w:after="120" w:line="312" w:lineRule="auto"/>
+        <w:ind w:left="142" w:hanging="142"/>
+        <w:rPr>
+          <w:rFonts w:ascii="Times New Roman" w:hAnsi="Times New Roman" w:cs="Times New Roman"/>
+          <w:sz w:val="26"/>
+          <w:szCs w:val="26"/>
+        </w:rPr>
+      </w:pPr>
+      <w:r>
+        <w:rPr>
+          <w:rFonts w:ascii="Times New Roman" w:hAnsi="Times New Roman" w:cs="Times New Roman"/>
+          <w:sz w:val="26"/>
+          <w:szCs w:val="26"/>
+        </w:rPr>
+        <w:t xml:space="preserve">H. Ye, X. Zhu, C. Liu, L. Yang, and A. Wang, “Furniture Image Classification Based on Depthwise Group Over-Parameterized Convolution,” Electronics, vol. 11, no. 23, p. 3889, 2022. DOI: 10.3390/electronics11233889. [Online]. Available: </w:t>
+      </w:r>
+      <w:hyperlink r:id="rId33" w:history="1">
+        <w:r>
+          <w:rPr>
+            <w:rStyle w:val="Hyperlink"/>
+            <w:rFonts w:ascii="Times New Roman" w:hAnsi="Times New Roman" w:cs="Times New Roman"/>
+            <w:sz w:val="26"/>
+            <w:szCs w:val="26"/>
+          </w:rPr>
+          <w:t>https://www.mdpi.com/2079-9292/11/23/3889</w:t>
+        </w:r>
+      </w:hyperlink>
+    </w:p>
+    <w:p>
+      <w:pPr>
+        <w:pStyle w:val="ListParagraph"/>
+        <w:numPr>
+          <w:ilvl w:val="0"/>
+          <w:numId w:val="16"/>
+        </w:numPr>
+        <w:spacing w:before="120" w:after="120" w:line="312" w:lineRule="auto"/>
+        <w:ind w:left="142" w:hanging="142"/>
+        <w:rPr>
+          <w:rFonts w:ascii="Times New Roman" w:hAnsi="Times New Roman" w:cs="Times New Roman"/>
+          <w:sz w:val="26"/>
+          <w:szCs w:val="26"/>
+        </w:rPr>
+      </w:pPr>
+      <w:r>
+        <w:rPr>
+          <w:rFonts w:ascii="Times New Roman" w:hAnsi="Times New Roman" w:cs="Times New Roman"/>
+          <w:sz w:val="26"/>
+          <w:szCs w:val="26"/>
+        </w:rPr>
+        <w:lastRenderedPageBreak/>
+        <w:t xml:space="preserve">K. Kılıç, U. Özcan, K. Kılıç, and İ. A. Doğru, “Using Deep Learning Techniques Furniture Image Classification,” Politeknik Dergisi, vol. 27, no. 5, pp. 1903–1911, 2024. [Online]. Available: </w:t>
+      </w:r>
+      <w:hyperlink r:id="rId34" w:history="1">
+        <w:r>
+          <w:rPr>
+            <w:rStyle w:val="Hyperlink"/>
+            <w:rFonts w:ascii="Times New Roman" w:hAnsi="Times New Roman" w:cs="Times New Roman"/>
+            <w:sz w:val="26"/>
+            <w:szCs w:val="26"/>
+          </w:rPr>
+          <w:t>https://www.researchgate.net/publication/387052131_Using_Deep_Learning_Techniques_Furniture_Image_Classification</w:t>
+        </w:r>
+      </w:hyperlink>
+    </w:p>
+    <w:p>
+      <w:pPr>
+        <w:pStyle w:val="ListParagraph"/>
+        <w:numPr>
+          <w:ilvl w:val="0"/>
+          <w:numId w:val="16"/>
+        </w:numPr>
+        <w:spacing w:before="120" w:after="120" w:line="312" w:lineRule="auto"/>
+        <w:ind w:left="142" w:hanging="142"/>
+        <w:rPr>
+          <w:rFonts w:ascii="Times New Roman" w:hAnsi="Times New Roman" w:cs="Times New Roman"/>
+          <w:sz w:val="26"/>
+          <w:szCs w:val="26"/>
+        </w:rPr>
+      </w:pPr>
+      <w:r>
+        <w:rPr>
+          <w:rFonts w:ascii="Times New Roman" w:hAnsi="Times New Roman" w:cs="Times New Roman"/>
+          <w:sz w:val="26"/>
+          <w:szCs w:val="26"/>
+        </w:rPr>
+        <w:t xml:space="preserve">E. S. Gracia and N. A. S. Winarsih, “Comparison of VGG16, MobileNetV2, InceptionV3, ResNet50, and Custom CNN Architectures for Furniture Image Classification,” Infotekmesin, vol. 16, no. 1, pp. 24–30, 2025. DOI: 10.35970/infotekmesin.v16i1.2500. [Online]. Available: </w:t>
+      </w:r>
+      <w:hyperlink r:id="rId35" w:history="1">
+        <w:r>
+          <w:rPr>
+            <w:rStyle w:val="Hyperlink"/>
+            <w:rFonts w:ascii="Times New Roman" w:hAnsi="Times New Roman" w:cs="Times New Roman"/>
+            <w:sz w:val="26"/>
+            <w:szCs w:val="26"/>
+          </w:rPr>
+          <w:t>https://ejournal.pnc.ac.id/index.php/infotekmesin/article/view/2500</w:t>
+        </w:r>
+      </w:hyperlink>
+    </w:p>
+    <w:bookmarkEnd w:id="105"/>
     <w:p>
       <w:pPr>
         <w:ind w:firstLine="0"/>
@@ -18339,12 +19382,12 @@
       </w:pPr>
     </w:p>
     <w:sectPr>
-      <w:headerReference w:type="even" r:id="rId34"/>
-      <w:headerReference w:type="default" r:id="rId35"/>
-      <w:footerReference w:type="even" r:id="rId36"/>
-      <w:footerReference w:type="default" r:id="rId37"/>
-      <w:headerReference w:type="first" r:id="rId38"/>
-      <w:footerReference w:type="first" r:id="rId39"/>
+      <w:headerReference w:type="even" r:id="rId36"/>
+      <w:headerReference w:type="default" r:id="rId37"/>
+      <w:footerReference w:type="even" r:id="rId38"/>
+      <w:footerReference w:type="default" r:id="rId39"/>
+      <w:headerReference w:type="first" r:id="rId40"/>
+      <w:footerReference w:type="first" r:id="rId41"/>
       <w:pgSz w:w="11907" w:h="16840" w:code="9"/>
       <w:pgMar w:top="1418" w:right="1134" w:bottom="1418" w:left="1701" w:header="720" w:footer="720" w:gutter="0"/>
       <w:pgNumType w:start="0"/>
@@ -22599,6 +23642,7 @@
   <w:style w:type="character" w:default="1" w:styleId="DefaultParagraphFont">
     <w:name w:val="Default Paragraph Font"/>
     <w:uiPriority w:val="1"/>
+    <w:semiHidden/>
     <w:unhideWhenUsed/>
   </w:style>
   <w:style w:type="table" w:default="1" w:styleId="TableNormal">
